--- a/docs/documentation_gte_2.docx
+++ b/docs/documentation_gte_2.docx
@@ -188,9 +188,9 @@
                 <w:szCs w:val="12"/>
               </w:rPr>
             </w:pPr>
-            <w:bookmarkStart w:id="0" w:name="_Toc419119976"/>
+            <w:bookmarkStart w:id="0" w:name="_Toc356478979"/>
             <w:bookmarkStart w:id="1" w:name="_Toc415215715"/>
-            <w:bookmarkStart w:id="2" w:name="_Toc356478979"/>
+            <w:bookmarkStart w:id="2" w:name="_Toc419119976"/>
           </w:p>
           <w:p>
             <w:pPr>
@@ -215,7 +215,6 @@
                 </w:placeholder>
                 <w:text/>
               </w:sdtPr>
-              <w:sdtEndPr/>
               <w:sdtContent>
                 <w:r>
                   <w:t>Энергомашиностроение</w:t>
@@ -246,7 +245,6 @@
                 </w:placeholder>
                 <w:text/>
               </w:sdtPr>
-              <w:sdtEndPr/>
               <w:sdtContent>
                 <w:r>
                   <w:t>Газотурбинные и нетрадиционные энергоустановки</w:t>
@@ -303,7 +301,6 @@
                 </w:placeholder>
                 <w:text/>
               </w:sdtPr>
-              <w:sdtEndPr/>
               <w:sdtContent>
                 <w:r>
                   <w:t>ТРДД высокой степени двухконтурности с приводом вентилятора через редуктор для дальнемагистрального широкофюзеляжного самолета</w:t>
@@ -337,7 +334,6 @@
                 </w:placeholder>
                 <w:text/>
               </w:sdtPr>
-              <w:sdtEndPr/>
               <w:sdtContent>
                 <w:r>
                   <w:t>Э3</w:t>
@@ -369,7 +365,6 @@
                 </w:placeholder>
                 <w:text/>
               </w:sdtPr>
-              <w:sdtEndPr/>
               <w:sdtContent>
                 <w:r>
                   <w:t>А.А. Мартиросян</w:t>
@@ -418,7 +413,6 @@
                 </w:placeholder>
                 <w:text/>
               </w:sdtPr>
-              <w:sdtEndPr/>
               <w:sdtContent>
                 <w:r>
                   <w:t>А</w:t>
@@ -470,7 +464,6 @@
                 </w:placeholder>
                 <w:text/>
               </w:sdtPr>
-              <w:sdtEndPr/>
               <w:sdtContent>
                 <w:r>
                   <w:t>технологической части</w:t>
@@ -496,7 +489,6 @@
                 </w:placeholder>
                 <w:text/>
               </w:sdtPr>
-              <w:sdtEndPr/>
               <w:sdtContent>
                 <w:r>
                   <w:t>А.И. Кондаков</w:t>
@@ -536,7 +528,6 @@
                 </w:placeholder>
                 <w:text/>
               </w:sdtPr>
-              <w:sdtEndPr/>
               <w:sdtContent>
                 <w:r>
                   <w:t>организационно-           экономической части</w:t>
@@ -562,7 +553,6 @@
                 </w:placeholder>
                 <w:text/>
               </w:sdtPr>
-              <w:sdtEndPr/>
               <w:sdtContent>
                 <w:r>
                   <w:t>Э.Б. Мазурин</w:t>
@@ -602,7 +592,6 @@
                 </w:placeholder>
                 <w:text/>
               </w:sdtPr>
-              <w:sdtEndPr/>
               <w:sdtContent>
                 <w:r>
                   <w:t>охране труда и экологии</w:t>
@@ -628,7 +617,6 @@
                 </w:placeholder>
                 <w:text/>
               </w:sdtPr>
-              <w:sdtEndPr/>
               <w:sdtContent>
                 <w:r>
                   <w:t>М.В. Симаков</w:t>
@@ -674,7 +662,6 @@
                 </w:placeholder>
                 <w:text/>
               </w:sdtPr>
-              <w:sdtEndPr/>
               <w:sdtContent>
                 <w:r>
                   <w:t>…</w:t>
@@ -728,7 +715,6 @@
                 </w:placeholder>
                 <w:text/>
               </w:sdtPr>
-              <w:sdtEndPr/>
               <w:sdtContent>
                 <w:r>
                   <w:t>017</w:t>
@@ -823,7 +809,7 @@
             </w:rPr>
             <w:fldChar w:fldCharType="separate"/>
           </w:r>
-          <w:hyperlink w:anchor="_Toc198739627" w:history="1">
+          <w:hyperlink w:anchor="_Toc198892828" w:history="1">
             <w:r>
               <w:rPr>
                 <w:rStyle w:val="ab"/>
@@ -850,7 +836,7 @@
                 <w:noProof/>
                 <w:webHidden/>
               </w:rPr>
-              <w:instrText xml:space="preserve"> PAGEREF _Toc198739627 \h </w:instrText>
+              <w:instrText xml:space="preserve"> PAGEREF _Toc198892828 \h </w:instrText>
             </w:r>
             <w:r>
               <w:rPr>
@@ -890,7 +876,7 @@
               <w:sz w:val="22"/>
             </w:rPr>
           </w:pPr>
-          <w:hyperlink w:anchor="_Toc198739628" w:history="1">
+          <w:hyperlink w:anchor="_Toc198892829" w:history="1">
             <w:r>
               <w:rPr>
                 <w:rStyle w:val="ab"/>
@@ -917,7 +903,7 @@
                 <w:noProof/>
                 <w:webHidden/>
               </w:rPr>
-              <w:instrText xml:space="preserve"> PAGEREF _Toc198739628 \h </w:instrText>
+              <w:instrText xml:space="preserve"> PAGEREF _Toc198892829 \h </w:instrText>
             </w:r>
             <w:r>
               <w:rPr>
@@ -957,13 +943,13 @@
               <w:sz w:val="22"/>
             </w:rPr>
           </w:pPr>
-          <w:hyperlink w:anchor="_Toc198739629" w:history="1">
+          <w:hyperlink w:anchor="_Toc198892830" w:history="1">
             <w:r>
               <w:rPr>
                 <w:rStyle w:val="ab"/>
                 <w:noProof/>
               </w:rPr>
-              <w:t>3 Технологическая часть</w:t>
+              <w:t>Технологическая часть</w:t>
             </w:r>
             <w:r>
               <w:rPr>
@@ -984,7 +970,7 @@
                 <w:noProof/>
                 <w:webHidden/>
               </w:rPr>
-              <w:instrText xml:space="preserve"> PAGEREF _Toc198739629 \h </w:instrText>
+              <w:instrText xml:space="preserve"> PAGEREF _Toc198892830 \h </w:instrText>
             </w:r>
             <w:r>
               <w:rPr>
@@ -1004,7 +990,7 @@
                 <w:noProof/>
                 <w:webHidden/>
               </w:rPr>
-              <w:t>20</w:t>
+              <w:t>15</w:t>
             </w:r>
             <w:r>
               <w:rPr>
@@ -1024,7 +1010,7 @@
               <w:sz w:val="22"/>
             </w:rPr>
           </w:pPr>
-          <w:hyperlink w:anchor="_Toc198739630" w:history="1">
+          <w:hyperlink w:anchor="_Toc198892831" w:history="1">
             <w:r>
               <w:rPr>
                 <w:rStyle w:val="ab"/>
@@ -1051,7 +1037,7 @@
                 <w:noProof/>
                 <w:webHidden/>
               </w:rPr>
-              <w:instrText xml:space="preserve"> PAGEREF _Toc198739630 \h </w:instrText>
+              <w:instrText xml:space="preserve"> PAGEREF _Toc198892831 \h </w:instrText>
             </w:r>
             <w:r>
               <w:rPr>
@@ -1071,7 +1057,7 @@
                 <w:noProof/>
                 <w:webHidden/>
               </w:rPr>
-              <w:t>20</w:t>
+              <w:t>15</w:t>
             </w:r>
             <w:r>
               <w:rPr>
@@ -1091,7 +1077,7 @@
               <w:sz w:val="22"/>
             </w:rPr>
           </w:pPr>
-          <w:hyperlink w:anchor="_Toc198739631" w:history="1">
+          <w:hyperlink w:anchor="_Toc198892832" w:history="1">
             <w:r>
               <w:rPr>
                 <w:rStyle w:val="ab"/>
@@ -1118,7 +1104,7 @@
                 <w:noProof/>
                 <w:webHidden/>
               </w:rPr>
-              <w:instrText xml:space="preserve"> PAGEREF _Toc198739631 \h </w:instrText>
+              <w:instrText xml:space="preserve"> PAGEREF _Toc198892832 \h </w:instrText>
             </w:r>
             <w:r>
               <w:rPr>
@@ -1138,7 +1124,7 @@
                 <w:noProof/>
                 <w:webHidden/>
               </w:rPr>
-              <w:t>25</w:t>
+              <w:t>20</w:t>
             </w:r>
             <w:r>
               <w:rPr>
@@ -1158,7 +1144,7 @@
               <w:sz w:val="22"/>
             </w:rPr>
           </w:pPr>
-          <w:hyperlink w:anchor="_Toc198739632" w:history="1">
+          <w:hyperlink w:anchor="_Toc198892833" w:history="1">
             <w:r>
               <w:rPr>
                 <w:rStyle w:val="ab"/>
@@ -1185,7 +1171,7 @@
                 <w:noProof/>
                 <w:webHidden/>
               </w:rPr>
-              <w:instrText xml:space="preserve"> PAGEREF _Toc198739632 \h </w:instrText>
+              <w:instrText xml:space="preserve"> PAGEREF _Toc198892833 \h </w:instrText>
             </w:r>
             <w:r>
               <w:rPr>
@@ -1205,7 +1191,7 @@
                 <w:noProof/>
                 <w:webHidden/>
               </w:rPr>
-              <w:t>25</w:t>
+              <w:t>20</w:t>
             </w:r>
             <w:r>
               <w:rPr>
@@ -1225,7 +1211,7 @@
               <w:sz w:val="22"/>
             </w:rPr>
           </w:pPr>
-          <w:hyperlink w:anchor="_Toc198739633" w:history="1">
+          <w:hyperlink w:anchor="_Toc198892834" w:history="1">
             <w:r>
               <w:rPr>
                 <w:rStyle w:val="ab"/>
@@ -1252,7 +1238,7 @@
                 <w:noProof/>
                 <w:webHidden/>
               </w:rPr>
-              <w:instrText xml:space="preserve"> PAGEREF _Toc198739633 \h </w:instrText>
+              <w:instrText xml:space="preserve"> PAGEREF _Toc198892834 \h </w:instrText>
             </w:r>
             <w:r>
               <w:rPr>
@@ -1272,7 +1258,7 @@
                 <w:noProof/>
                 <w:webHidden/>
               </w:rPr>
-              <w:t>26</w:t>
+              <w:t>21</w:t>
             </w:r>
             <w:r>
               <w:rPr>
@@ -1292,7 +1278,7 @@
               <w:sz w:val="22"/>
             </w:rPr>
           </w:pPr>
-          <w:hyperlink w:anchor="_Toc198739634" w:history="1">
+          <w:hyperlink w:anchor="_Toc198892835" w:history="1">
             <w:r>
               <w:rPr>
                 <w:rStyle w:val="ab"/>
@@ -1319,7 +1305,7 @@
                 <w:noProof/>
                 <w:webHidden/>
               </w:rPr>
-              <w:instrText xml:space="preserve"> PAGEREF _Toc198739634 \h </w:instrText>
+              <w:instrText xml:space="preserve"> PAGEREF _Toc198892835 \h </w:instrText>
             </w:r>
             <w:r>
               <w:rPr>
@@ -1339,7 +1325,7 @@
                 <w:noProof/>
                 <w:webHidden/>
               </w:rPr>
-              <w:t>28</w:t>
+              <w:t>23</w:t>
             </w:r>
             <w:r>
               <w:rPr>
@@ -1359,7 +1345,7 @@
               <w:sz w:val="22"/>
             </w:rPr>
           </w:pPr>
-          <w:hyperlink w:anchor="_Toc198739635" w:history="1">
+          <w:hyperlink w:anchor="_Toc198892836" w:history="1">
             <w:r>
               <w:rPr>
                 <w:rStyle w:val="ab"/>
@@ -1386,7 +1372,7 @@
                 <w:noProof/>
                 <w:webHidden/>
               </w:rPr>
-              <w:instrText xml:space="preserve"> PAGEREF _Toc198739635 \h </w:instrText>
+              <w:instrText xml:space="preserve"> PAGEREF _Toc198892836 \h </w:instrText>
             </w:r>
             <w:r>
               <w:rPr>
@@ -1406,7 +1392,7 @@
                 <w:noProof/>
                 <w:webHidden/>
               </w:rPr>
-              <w:t>30</w:t>
+              <w:t>25</w:t>
             </w:r>
             <w:r>
               <w:rPr>
@@ -1426,7 +1412,7 @@
               <w:sz w:val="22"/>
             </w:rPr>
           </w:pPr>
-          <w:hyperlink w:anchor="_Toc198739636" w:history="1">
+          <w:hyperlink w:anchor="_Toc198892837" w:history="1">
             <w:r>
               <w:rPr>
                 <w:rStyle w:val="ab"/>
@@ -1453,7 +1439,7 @@
                 <w:noProof/>
                 <w:webHidden/>
               </w:rPr>
-              <w:instrText xml:space="preserve"> PAGEREF _Toc198739636 \h </w:instrText>
+              <w:instrText xml:space="preserve"> PAGEREF _Toc198892837 \h </w:instrText>
             </w:r>
             <w:r>
               <w:rPr>
@@ -1473,7 +1459,7 @@
                 <w:noProof/>
                 <w:webHidden/>
               </w:rPr>
-              <w:t>33</w:t>
+              <w:t>28</w:t>
             </w:r>
             <w:r>
               <w:rPr>
@@ -1493,7 +1479,7 @@
               <w:sz w:val="22"/>
             </w:rPr>
           </w:pPr>
-          <w:hyperlink w:anchor="_Toc198739637" w:history="1">
+          <w:hyperlink w:anchor="_Toc198892838" w:history="1">
             <w:r>
               <w:rPr>
                 <w:rStyle w:val="ab"/>
@@ -1520,7 +1506,7 @@
                 <w:noProof/>
                 <w:webHidden/>
               </w:rPr>
-              <w:instrText xml:space="preserve"> PAGEREF _Toc198739637 \h </w:instrText>
+              <w:instrText xml:space="preserve"> PAGEREF _Toc198892838 \h </w:instrText>
             </w:r>
             <w:r>
               <w:rPr>
@@ -1540,7 +1526,7 @@
                 <w:noProof/>
                 <w:webHidden/>
               </w:rPr>
-              <w:t>34</w:t>
+              <w:t>29</w:t>
             </w:r>
             <w:r>
               <w:rPr>
@@ -1560,7 +1546,7 @@
               <w:sz w:val="22"/>
             </w:rPr>
           </w:pPr>
-          <w:hyperlink w:anchor="_Toc198739638" w:history="1">
+          <w:hyperlink w:anchor="_Toc198892839" w:history="1">
             <w:r>
               <w:rPr>
                 <w:rStyle w:val="ab"/>
@@ -1588,7 +1574,7 @@
                 <w:noProof/>
                 <w:webHidden/>
               </w:rPr>
-              <w:instrText xml:space="preserve"> PAGEREF _Toc198739638 \h </w:instrText>
+              <w:instrText xml:space="preserve"> PAGEREF _Toc198892839 \h </w:instrText>
             </w:r>
             <w:r>
               <w:rPr>
@@ -1608,7 +1594,7 @@
                 <w:noProof/>
                 <w:webHidden/>
               </w:rPr>
-              <w:t>37</w:t>
+              <w:t>32</w:t>
             </w:r>
             <w:r>
               <w:rPr>
@@ -1628,7 +1614,7 @@
               <w:sz w:val="22"/>
             </w:rPr>
           </w:pPr>
-          <w:hyperlink w:anchor="_Toc198739639" w:history="1">
+          <w:hyperlink w:anchor="_Toc198892840" w:history="1">
             <w:r>
               <w:rPr>
                 <w:rStyle w:val="ab"/>
@@ -1657,7 +1643,7 @@
                 <w:noProof/>
                 <w:webHidden/>
               </w:rPr>
-              <w:instrText xml:space="preserve"> PAGEREF _Toc198739639 \h </w:instrText>
+              <w:instrText xml:space="preserve"> PAGEREF _Toc198892840 \h </w:instrText>
             </w:r>
             <w:r>
               <w:rPr>
@@ -1677,7 +1663,7 @@
                 <w:noProof/>
                 <w:webHidden/>
               </w:rPr>
-              <w:t>37</w:t>
+              <w:t>32</w:t>
             </w:r>
             <w:r>
               <w:rPr>
@@ -1697,7 +1683,7 @@
               <w:sz w:val="22"/>
             </w:rPr>
           </w:pPr>
-          <w:hyperlink w:anchor="_Toc198739640" w:history="1">
+          <w:hyperlink w:anchor="_Toc198892841" w:history="1">
             <w:r>
               <w:rPr>
                 <w:rStyle w:val="ab"/>
@@ -1724,7 +1710,7 @@
                 <w:noProof/>
                 <w:webHidden/>
               </w:rPr>
-              <w:instrText xml:space="preserve"> PAGEREF _Toc198739640 \h </w:instrText>
+              <w:instrText xml:space="preserve"> PAGEREF _Toc198892841 \h </w:instrText>
             </w:r>
             <w:r>
               <w:rPr>
@@ -1744,7 +1730,7 @@
                 <w:noProof/>
                 <w:webHidden/>
               </w:rPr>
-              <w:t>41</w:t>
+              <w:t>36</w:t>
             </w:r>
             <w:r>
               <w:rPr>
@@ -1805,7 +1791,7 @@
         <w:pStyle w:val="22"/>
       </w:pPr>
       <w:bookmarkStart w:id="3" w:name="_Toc484210056"/>
-      <w:bookmarkStart w:id="4" w:name="_Toc198739627"/>
+      <w:bookmarkStart w:id="4" w:name="_Toc198892828"/>
       <w:r>
         <w:lastRenderedPageBreak/>
         <w:t xml:space="preserve">1 </w:t>
@@ -1823,7 +1809,7 @@
       <w:pPr>
         <w:pStyle w:val="4"/>
       </w:pPr>
-      <w:bookmarkStart w:id="5" w:name="_Toc198739628"/>
+      <w:bookmarkStart w:id="5" w:name="_Toc198892829"/>
       <w:r>
         <w:t>1.3 Подбор и верификация моделей турбулентности по результатам полуэмпирических методик</w:t>
       </w:r>
@@ -1831,106 +1817,23 @@
     </w:p>
     <w:p>
       <w:pPr>
-        <w:rPr>
-          <w:szCs w:val="28"/>
-        </w:rPr>
-      </w:pPr>
-      <w:r>
-        <w:rPr>
-          <w:szCs w:val="28"/>
-        </w:rPr>
-        <w:t xml:space="preserve">В исследовательской части рассмотрены основные подходы при расчете течения в ступени осевого компрессора в программном коде </w:t>
-      </w:r>
-      <w:r>
-        <w:rPr>
-          <w:szCs w:val="28"/>
-          <w:lang w:val="en-US"/>
-        </w:rPr>
-        <w:t>Ansys</w:t>
-      </w:r>
-      <w:r>
-        <w:rPr>
-          <w:szCs w:val="28"/>
-        </w:rPr>
-        <w:t xml:space="preserve"> </w:t>
-      </w:r>
-      <w:r>
-        <w:rPr>
-          <w:szCs w:val="28"/>
-          <w:lang w:val="en-US"/>
-        </w:rPr>
-        <w:t>CFX</w:t>
-      </w:r>
-      <w:r>
-        <w:rPr>
-          <w:szCs w:val="28"/>
-        </w:rPr>
-        <w:t xml:space="preserve">. Изучены основные подходы при моделировании турбулентных течений. Проведен расчет по средней линии тока, а также  на втулочном и периферийном сечениях. Спрофилирована первая ступень осевого компрессора высокого давления. Построена трехмерная модель в программном комплексе </w:t>
-      </w:r>
-      <w:r>
-        <w:rPr>
-          <w:szCs w:val="28"/>
-          <w:lang w:val="en-US"/>
-        </w:rPr>
-        <w:t>Siemens</w:t>
-      </w:r>
-      <w:r>
-        <w:rPr>
-          <w:szCs w:val="28"/>
-        </w:rPr>
-        <w:t xml:space="preserve"> </w:t>
-      </w:r>
-      <w:r>
-        <w:rPr>
-          <w:szCs w:val="28"/>
-          <w:lang w:val="en-US"/>
-        </w:rPr>
-        <w:t>NX</w:t>
-      </w:r>
-      <w:r>
-        <w:rPr>
-          <w:szCs w:val="28"/>
-        </w:rPr>
-        <w:t xml:space="preserve">. На основании трехмерной модели построена расчетная сетка в программном комплексе </w:t>
-      </w:r>
-      <w:r>
-        <w:rPr>
-          <w:szCs w:val="28"/>
-          <w:lang w:val="en-US"/>
-        </w:rPr>
-        <w:t>TurboGrid</w:t>
-      </w:r>
-      <w:r>
-        <w:rPr>
-          <w:szCs w:val="28"/>
-        </w:rPr>
-        <w:t xml:space="preserve">. Проведен трехмерный расчет ступени в программном коде </w:t>
-      </w:r>
-      <w:r>
-        <w:rPr>
-          <w:szCs w:val="28"/>
-          <w:lang w:val="en-US"/>
-        </w:rPr>
-        <w:t>Ansys</w:t>
-      </w:r>
-      <w:r>
-        <w:rPr>
-          <w:szCs w:val="28"/>
-        </w:rPr>
-        <w:t xml:space="preserve"> </w:t>
-      </w:r>
-      <w:r>
-        <w:rPr>
-          <w:szCs w:val="28"/>
-          <w:lang w:val="en-US"/>
-        </w:rPr>
-        <w:t>CFX</w:t>
-      </w:r>
-      <w:r>
-        <w:rPr>
-          <w:szCs w:val="28"/>
-        </w:rPr>
-        <w:t xml:space="preserve"> с использованием осредненных по Рейнольдсу уравнений Навье-Стокса для описания турбулентных течений с замыканием данных уравнений разными моделями турбулентности.</w:t>
+        <w:keepNext/>
+        <w:keepLines/>
+        <w:rPr>
+          <w:rFonts w:eastAsia="Times New Roman"/>
+          <w:b/>
+          <w:bCs/>
+          <w:szCs w:val="28"/>
+        </w:rPr>
+      </w:pPr>
+      <w:r>
+        <w:rPr>
+          <w:rFonts w:eastAsia="Times New Roman"/>
+          <w:b/>
+          <w:bCs/>
+          <w:szCs w:val="28"/>
+        </w:rPr>
+        <w:t>Введение</w:t>
       </w:r>
     </w:p>
     <w:p>
@@ -1939,24 +1842,330 @@
           <w:szCs w:val="28"/>
         </w:rPr>
       </w:pPr>
+      <w:r>
+        <w:rPr>
+          <w:szCs w:val="28"/>
+        </w:rPr>
+        <w:t xml:space="preserve">В связи с развитием и совершенствованием газотурбинных двигателей и их компонентов также увеличивается стоимость их доводки, испытаний, более точного описания внутренних течений и т.д. Долгое время исследования и разработки осуществлялись в основном при использовании эмпирических результатов с применением различных подходов при расчете. Экспериментальные возможности описания течения ограничены, равно как и возможности их теоретического описания. Достигнутый уровень понимания природы протекающих процессов и развитие численных методов, рост мощности и снижение относительной стоимости компьютеров, доступность коммерческого программного обеспечения делают возможным внедрение в инженерную практику современного подхода к математическому моделированию внутренних течений и теплообмена, который использует средства вычислительной газовой динамики (Сomputational </w:t>
+      </w:r>
+      <w:r>
+        <w:rPr>
+          <w:szCs w:val="28"/>
+          <w:lang w:val="en-US"/>
+        </w:rPr>
+        <w:t>F</w:t>
+      </w:r>
+      <w:r>
+        <w:rPr>
+          <w:szCs w:val="28"/>
+        </w:rPr>
+        <w:t xml:space="preserve">luid </w:t>
+      </w:r>
+      <w:r>
+        <w:rPr>
+          <w:szCs w:val="28"/>
+          <w:lang w:val="en-US"/>
+        </w:rPr>
+        <w:t>D</w:t>
+      </w:r>
+      <w:r>
+        <w:rPr>
+          <w:szCs w:val="28"/>
+        </w:rPr>
+        <w:t>ynamics, CFD) [</w:t>
+      </w:r>
+      <w:r>
+        <w:rPr>
+          <w:szCs w:val="28"/>
+        </w:rPr>
+        <w:t>2</w:t>
+      </w:r>
+      <w:r>
+        <w:rPr>
+          <w:szCs w:val="28"/>
+        </w:rPr>
+        <w:t xml:space="preserve">]. </w:t>
+      </w:r>
     </w:p>
     <w:p>
       <w:pPr>
+        <w:rPr>
+          <w:szCs w:val="28"/>
+        </w:rPr>
+      </w:pPr>
+      <w:r>
+        <w:rPr>
+          <w:szCs w:val="28"/>
+        </w:rPr>
+        <w:t xml:space="preserve">С недавнего времени в практику проектирования лопаточных машин и других элементов ГТД стали активно внедряться методы вычислительной газовой динамики, основанные на численном решении уравнений Навье-Стокса – уравнений описывающих движение газа с минимальными допущениями. В настоящий момент времени решение уравнений Навье-Стокса является самым совершенным методом расчета газодинамических процессов. Расчетные исследования, проведенные </w:t>
+      </w:r>
+      <w:r>
+        <w:rPr>
+          <w:szCs w:val="28"/>
+          <w:lang w:val="en-US"/>
+        </w:rPr>
+        <w:t>CFD</w:t>
+      </w:r>
+      <w:r>
+        <w:rPr>
+          <w:szCs w:val="28"/>
+        </w:rPr>
+        <w:t xml:space="preserve"> методами, позволяют получать результаты, близкие к экспериментальным, и по этой причине способны заменить большую часть дорогих натурных экспериментов. Применение методов вычислительной </w:t>
+      </w:r>
+      <w:r>
+        <w:rPr>
+          <w:szCs w:val="28"/>
+        </w:rPr>
+        <w:lastRenderedPageBreak/>
+        <w:t>газовой динамики позволяет на этапе первоначального проектирования выявить действительную картину течения, определить необходимые изменения элементов проточной части, ведущие к устранению обнаруженных недостатков, а также открывает возможности для поиска новых прогрессивных решений [</w:t>
+      </w:r>
+      <w:r>
+        <w:rPr>
+          <w:szCs w:val="28"/>
+        </w:rPr>
+        <w:t>3</w:t>
+      </w:r>
+      <w:r>
+        <w:rPr>
+          <w:szCs w:val="28"/>
+        </w:rPr>
+        <w:t>].</w:t>
+      </w:r>
+    </w:p>
+    <w:p>
+      <w:pPr>
+        <w:rPr>
+          <w:szCs w:val="28"/>
+        </w:rPr>
+      </w:pPr>
+      <w:r>
+        <w:rPr>
+          <w:szCs w:val="28"/>
+        </w:rPr>
+        <w:t>Указанные обстоятельства позволяют с минимальными временными и материальными затратами осуществлять проектирование элементов газотурбинного двигателя.</w:t>
+      </w:r>
+    </w:p>
+    <w:p>
+      <w:pPr>
+        <w:rPr>
+          <w:szCs w:val="28"/>
+        </w:rPr>
+      </w:pPr>
+      <w:r>
+        <w:rPr>
+          <w:szCs w:val="28"/>
+        </w:rPr>
+        <w:t>В работе проведен трехмерный расчет ступени в программном коде Ansys CFX с использованием осредненных по Рейнольдсу уравнений Навье-Стокса для описания турбулентных течений с замыканием данных уравнений разными моделями турбулентности. Рассматриваются k-ω, Shear Stress Transport (SST), k-ε, Renormalization Group model (RNG) k-ε, Explicit Algebraic Reynolds Stress Model (EARSM) k-ε модели турбулентности.</w:t>
+      </w:r>
+    </w:p>
+    <w:p>
+      <w:pPr>
         <w:keepNext/>
         <w:keepLines/>
         <w:rPr>
           <w:rFonts w:eastAsia="Times New Roman"/>
+          <w:b/>
           <w:bCs/>
           <w:szCs w:val="28"/>
         </w:rPr>
       </w:pPr>
       <w:r>
+        <w:rPr>
+          <w:rFonts w:eastAsia="Times New Roman"/>
+          <w:b/>
+          <w:bCs/>
+          <w:szCs w:val="28"/>
+        </w:rPr>
+        <w:t>Моделирование турбулентных течений</w:t>
+      </w:r>
+    </w:p>
+    <w:p>
+      <w:pPr>
+        <w:rPr>
+          <w:szCs w:val="28"/>
+        </w:rPr>
+      </w:pPr>
+      <w:r>
+        <w:rPr>
+          <w:szCs w:val="28"/>
+        </w:rPr>
+        <w:t>Турбулентность можно считать самой распространённой формой движения сплошной среды. Действительно, одно и то же явление (турбулентность) наблюдается в течениях межзвёздного газа, газовых туманностях, фотосферах звёзд, атмосферах планет, океанских и морских течениях, в следах кораблей, летательных аппаратов и автомобилей, в трубопроводах, турбинах, двигателях, топках, при пожарах и во многих других случаях. Следовательно, понимание природы турбулентных течений и разработка методов их численного моделирования — важнейшая задача современной технической физики [</w:t>
+      </w:r>
+      <w:r>
+        <w:rPr>
+          <w:szCs w:val="28"/>
+        </w:rPr>
+        <w:t>4</w:t>
+      </w:r>
+      <w:r>
+        <w:rPr>
+          <w:szCs w:val="28"/>
+        </w:rPr>
+        <w:t>].</w:t>
+      </w:r>
+    </w:p>
+    <w:p>
+      <w:pPr>
+        <w:rPr>
+          <w:szCs w:val="28"/>
+        </w:rPr>
+      </w:pPr>
+      <w:r>
+        <w:rPr>
+          <w:szCs w:val="28"/>
+        </w:rPr>
+        <w:t xml:space="preserve">Несмотря на интенсивное развитие вычислительной техники и впечатляющие успехи, достигнутые в последние годы как в области построения эффективных численных алгоритмов, предназначенных для решения задач гидромеханики и тепломассопереноса, так и в разработке сопутствующего математического обеспечения (генераторы сеток, интерактивные системы ввода данных и системы визуализации результатов расчетов), проблема численного моделирования турбулентности, как и на протяжении многих предшествующих </w:t>
+      </w:r>
+      <w:r>
+        <w:rPr>
+          <w:szCs w:val="28"/>
+        </w:rPr>
+        <w:lastRenderedPageBreak/>
+        <w:t>десятилетий, по-прежнему остается одной из наиболее сложных и актуальных проблем механики жидкостей. В отличие от ламинарных течений однофазной среды (жидкости или газа), расчет которых стал во многом рутинной процедурой, надежное предсказание характеристик сложных турбулентных течений, представляющих наибольший практический интерес по целому ряду причин (принципиально трехмерный нестационарный характер, стохастическая природа и исключительно широкий пространственно-временной спектр турбулентности) все еще остается скорее искусством, чем строгой наукой. Вместе с тем, общий прогресс вычислительной гидродинамики и тепломассопереноса не мог не сказаться и на состоянии проблемы численного моделирования турбулентности. Рассмотрим основные подходы, применяемые для расчета турбулентных течений.</w:t>
+      </w:r>
+    </w:p>
+    <w:p>
+      <w:pPr>
+        <w:keepNext/>
+        <w:keepLines/>
         <w:rPr>
           <w:rFonts w:eastAsia="Times New Roman"/>
           <w:bCs/>
           <w:szCs w:val="28"/>
         </w:rPr>
-        <w:t>Введение</w:t>
+      </w:pPr>
+      <w:r>
+        <w:rPr>
+          <w:rFonts w:eastAsia="Times New Roman"/>
+          <w:bCs/>
+          <w:szCs w:val="28"/>
+        </w:rPr>
+        <w:t xml:space="preserve"> Прямое</w:t>
+      </w:r>
+      <w:r>
+        <w:rPr>
+          <w:rFonts w:eastAsia="Times New Roman"/>
+          <w:bCs/>
+          <w:szCs w:val="28"/>
+        </w:rPr>
+        <w:t xml:space="preserve"> </w:t>
+      </w:r>
+      <w:r>
+        <w:rPr>
+          <w:rFonts w:eastAsia="Times New Roman"/>
+          <w:bCs/>
+          <w:szCs w:val="28"/>
+        </w:rPr>
+        <w:t>чи</w:t>
+      </w:r>
+      <w:r>
+        <w:rPr>
+          <w:rFonts w:eastAsia="Times New Roman"/>
+          <w:bCs/>
+          <w:szCs w:val="28"/>
+          <w:lang w:val="en-US"/>
+        </w:rPr>
+        <w:t>c</w:t>
+      </w:r>
+      <w:r>
+        <w:rPr>
+          <w:rFonts w:eastAsia="Times New Roman"/>
+          <w:bCs/>
+          <w:szCs w:val="28"/>
+        </w:rPr>
+        <w:t>ленное</w:t>
+      </w:r>
+      <w:r>
+        <w:rPr>
+          <w:rFonts w:eastAsia="Times New Roman"/>
+          <w:bCs/>
+          <w:szCs w:val="28"/>
+        </w:rPr>
+        <w:t xml:space="preserve"> </w:t>
+      </w:r>
+      <w:r>
+        <w:rPr>
+          <w:rFonts w:eastAsia="Times New Roman"/>
+          <w:bCs/>
+          <w:szCs w:val="28"/>
+        </w:rPr>
+        <w:t>моделирование</w:t>
+      </w:r>
+      <w:r>
+        <w:rPr>
+          <w:rFonts w:eastAsia="Times New Roman"/>
+          <w:bCs/>
+          <w:szCs w:val="28"/>
+        </w:rPr>
+        <w:t xml:space="preserve"> ((</w:t>
+      </w:r>
+      <w:r>
+        <w:rPr>
+          <w:rFonts w:eastAsia="Times New Roman"/>
+          <w:bCs/>
+          <w:szCs w:val="28"/>
+          <w:lang w:val="en-US"/>
+        </w:rPr>
+        <w:t>Direct</w:t>
+      </w:r>
+      <w:r>
+        <w:rPr>
+          <w:rFonts w:eastAsia="Times New Roman"/>
+          <w:bCs/>
+          <w:szCs w:val="28"/>
+        </w:rPr>
+        <w:t xml:space="preserve"> </w:t>
+      </w:r>
+      <w:r>
+        <w:rPr>
+          <w:rFonts w:eastAsia="Times New Roman"/>
+          <w:bCs/>
+          <w:szCs w:val="28"/>
+          <w:lang w:val="en-US"/>
+        </w:rPr>
+        <w:t>Numerical</w:t>
+      </w:r>
+      <w:r>
+        <w:rPr>
+          <w:rFonts w:eastAsia="Times New Roman"/>
+          <w:bCs/>
+          <w:szCs w:val="28"/>
+        </w:rPr>
+        <w:t xml:space="preserve"> </w:t>
+      </w:r>
+      <w:r>
+        <w:rPr>
+          <w:rFonts w:eastAsia="Times New Roman"/>
+          <w:bCs/>
+          <w:szCs w:val="28"/>
+          <w:lang w:val="en-US"/>
+        </w:rPr>
+        <w:t>Simulation</w:t>
+      </w:r>
+      <w:r>
+        <w:rPr>
+          <w:rFonts w:eastAsia="Times New Roman"/>
+          <w:bCs/>
+          <w:szCs w:val="28"/>
+        </w:rPr>
+        <w:t xml:space="preserve">, </w:t>
+      </w:r>
+      <w:r>
+        <w:rPr>
+          <w:rFonts w:eastAsia="Times New Roman"/>
+          <w:bCs/>
+          <w:szCs w:val="28"/>
+          <w:lang w:val="en-US"/>
+        </w:rPr>
+        <w:t>DNS</w:t>
+      </w:r>
+      <w:r>
+        <w:rPr>
+          <w:rFonts w:eastAsia="Times New Roman"/>
+          <w:bCs/>
+          <w:szCs w:val="28"/>
+        </w:rPr>
+        <w:t>)</w:t>
       </w:r>
     </w:p>
     <w:p>
@@ -1969,52 +2178,7 @@
         <w:rPr>
           <w:szCs w:val="28"/>
         </w:rPr>
-        <w:t xml:space="preserve">В связи с развитием и совершенствованием газотурбинных двигателей и их компонентов также увеличивается стоимость их доводки, испытаний, более точного описания внутренних течений и т.д. Долгое время исследования и разработки осуществлялись в основном при использовании эмпирических результатов с применением различных подходов при расчете. Экспериментальные возможности описания течения ограничены, равно как и возможности их теоретического описания. Достигнутый уровень понимания природы протекающих процессов и развитие численных методов, рост мощности и снижение относительной стоимости компьютеров, доступность коммерческого программного обеспечения делают возможным внедрение в инженерную практику современного подхода к математическому </w:t>
-      </w:r>
-      <w:r>
-        <w:rPr>
-          <w:szCs w:val="28"/>
-        </w:rPr>
-        <w:lastRenderedPageBreak/>
-        <w:t xml:space="preserve">моделированию внутренних течений и теплообмена, который использует средства вычислительной газовой динамики (Сomputational </w:t>
-      </w:r>
-      <w:r>
-        <w:rPr>
-          <w:szCs w:val="28"/>
-          <w:lang w:val="en-US"/>
-        </w:rPr>
-        <w:t>F</w:t>
-      </w:r>
-      <w:r>
-        <w:rPr>
-          <w:szCs w:val="28"/>
-        </w:rPr>
-        <w:t xml:space="preserve">luid </w:t>
-      </w:r>
-      <w:r>
-        <w:rPr>
-          <w:szCs w:val="28"/>
-          <w:lang w:val="en-US"/>
-        </w:rPr>
-        <w:t>D</w:t>
-      </w:r>
-      <w:r>
-        <w:rPr>
-          <w:szCs w:val="28"/>
-        </w:rPr>
-        <w:t>ynamics, CFD) [</w:t>
-      </w:r>
-      <w:r>
-        <w:rPr>
-          <w:szCs w:val="28"/>
-        </w:rPr>
-        <w:t>2</w:t>
-      </w:r>
-      <w:r>
-        <w:rPr>
-          <w:szCs w:val="28"/>
-        </w:rPr>
-        <w:t xml:space="preserve">]. </w:t>
+        <w:t>Суть этого подхода состоит в непосредственном решении трехмерных нестационарных уравнений Навье-Стокса с использованием пространственных сеток и шагов интегрирования по времени, достаточных для разрешения всех существенных для рассматриваемого течения, в том числе, и коротковолновых пространственно-временных неоднородностей. Очевидно, что этот подход является максимально строгим, так как он базируется лишь на одном, достаточно обоснованном предположении о применимости уравнений Навье-Стокса для описания турбулентных течений. Однако, не менее очевидно и то, что для его численной реализации необходимо использовать очень мелкие сетки, количество узлов которых должно резко увеличиваться с ростом числа Рейнольдса.</w:t>
       </w:r>
     </w:p>
     <w:p>
@@ -2027,24 +2191,32 @@
         <w:rPr>
           <w:szCs w:val="28"/>
         </w:rPr>
-        <w:t xml:space="preserve">С недавнего времени в практику проектирования лопаточных машин и других элементов ГТД стали активно внедряться методы вычислительной газовой динамики, основанные на численном решении уравнений Навье-Стокса – уравнений описывающих движение газа с минимальными допущениями. В настоящий момент времени решение уравнений Навье-Стокса является самым совершенным методом расчета газодинамических процессов. Расчетные исследования, проведенные </w:t>
+        <w:t xml:space="preserve">Поскольку </w:t>
       </w:r>
       <w:r>
         <w:rPr>
           <w:szCs w:val="28"/>
           <w:lang w:val="en-US"/>
         </w:rPr>
-        <w:t>CFD</w:t>
-      </w:r>
-      <w:r>
-        <w:rPr>
-          <w:szCs w:val="28"/>
-        </w:rPr>
-        <w:t xml:space="preserve"> методами, позволяют получать результаты, близкие к экспериментальным, и по этой причине способны заменить большую часть дорогих натурных экспериментов. Применение методов вычислительной газовой динамики позволяет на этапе первоначального проектирования выявить действительную картину течения, определить необходимые изменения элементов проточной части, ведущие к устранению обнаруженных недостатков, а также открывает возможности для поиска новых прогрессивных решений [</w:t>
-      </w:r>
-      <w:r>
-        <w:rPr>
-          <w:szCs w:val="28"/>
+        <w:t>DNS</w:t>
+      </w:r>
+      <w:r>
+        <w:rPr>
+          <w:szCs w:val="28"/>
+        </w:rPr>
+        <w:t xml:space="preserve"> требует трехмерного нестационарного расчета, стоимость расчета пропорциональная общему количеству узлов сетки и количеству шагов по времени пропорциональна </w:t>
+      </w:r>
+      <w:r>
+        <w:rPr>
+          <w:szCs w:val="28"/>
+          <w:lang w:val="en-US"/>
+        </w:rPr>
+        <w:t>Re</w:t>
+      </w:r>
+      <w:r>
+        <w:rPr>
+          <w:szCs w:val="28"/>
+          <w:vertAlign w:val="superscript"/>
         </w:rPr>
         <w:t>3</w:t>
       </w:r>
@@ -2052,7 +2224,7 @@
         <w:rPr>
           <w:szCs w:val="28"/>
         </w:rPr>
-        <w:t>].</w:t>
+        <w:t xml:space="preserve"> . Это означает, что при увеличении числа Рейнольдса в 2 раза затраты увеличиваются примерно на порядок.</w:t>
       </w:r>
     </w:p>
     <w:p>
@@ -2065,7 +2237,59 @@
         <w:rPr>
           <w:szCs w:val="28"/>
         </w:rPr>
-        <w:t>Указанные обстоятельства позволяют с минимальными временными и материальными затратами осуществлять проектирование элементов газотурбинного двигателя.</w:t>
+        <w:lastRenderedPageBreak/>
+        <w:t xml:space="preserve">Эти жесткие требования отчасти смягчаются при использовании высокоточных спектральных методов численного интегрирования уравнений Навье-Стокса, которые часто используются для </w:t>
+      </w:r>
+      <w:r>
+        <w:rPr>
+          <w:szCs w:val="28"/>
+          <w:lang w:val="en-US"/>
+        </w:rPr>
+        <w:t>DNS</w:t>
+      </w:r>
+      <w:r>
+        <w:rPr>
+          <w:szCs w:val="28"/>
+        </w:rPr>
+        <w:t xml:space="preserve">. Однако эти методы неприменимы к расчету течений со сложной геометрией. Указанные обстоятельства приводят к тому, что на практике </w:t>
+      </w:r>
+      <w:r>
+        <w:rPr>
+          <w:szCs w:val="28"/>
+          <w:lang w:val="en-US"/>
+        </w:rPr>
+        <w:t>DNS</w:t>
+      </w:r>
+      <w:r>
+        <w:rPr>
+          <w:szCs w:val="28"/>
+        </w:rPr>
+        <w:t xml:space="preserve"> применяется только для расчета простых турбулентных течений при низких (порядка единиц на 10</w:t>
+      </w:r>
+      <w:r>
+        <w:rPr>
+          <w:szCs w:val="28"/>
+          <w:vertAlign w:val="superscript"/>
+        </w:rPr>
+        <w:t>3</w:t>
+      </w:r>
+      <w:r>
+        <w:rPr>
+          <w:szCs w:val="28"/>
+        </w:rPr>
+        <w:t xml:space="preserve"> и ниже) числах Рейнольдса. При этом основной задачей расчета является не собственно получение данных о характеристиках осредненного течения (они, как правило, известны), а получение детальной информации о структуре турбулентности, а также вычисление отдельных членов, входящих в те или иные модели турбулентности</w:t>
+      </w:r>
+      <w:r>
+        <w:rPr>
+          <w:szCs w:val="28"/>
+        </w:rPr>
+        <w:t xml:space="preserve"> [5</w:t>
+      </w:r>
+      <w:r>
+        <w:rPr>
+          <w:szCs w:val="28"/>
+        </w:rPr>
+        <w:t>].</w:t>
       </w:r>
     </w:p>
     <w:p>
@@ -2078,7 +2302,7 @@
         <w:rPr>
           <w:szCs w:val="28"/>
         </w:rPr>
-        <w:t>В работе проведен трехмерный расчет ступени в программном коде Ansys CFX с использованием осредненных по Рейнольдсу уравнений Навье-Стокса для описания турбулентных течений с замыканием данных уравнений разными моделями турбулентности. Рассматриваются k-ω, Shear Stress Transport (SST), k-ε, Renormalization Group model (RNG) k-ε, Explicit Algebraic Reynolds Stress Model (EARSM) k-ε модели турбулентности.</w:t>
+        <w:t>Очевидно, что в ближайшей перспективе применение прямого численного моделирования для решения прикладных задач невозможно.</w:t>
       </w:r>
     </w:p>
     <w:p>
@@ -2097,7 +2321,75 @@
           <w:bCs/>
           <w:szCs w:val="28"/>
         </w:rPr>
-        <w:t>Моделирование турбулентных течений</w:t>
+        <w:t>Моделирование крупных вихрей (</w:t>
+      </w:r>
+      <w:r>
+        <w:rPr>
+          <w:rFonts w:eastAsia="Times New Roman"/>
+          <w:bCs/>
+          <w:szCs w:val="28"/>
+          <w:lang w:val="en-US"/>
+        </w:rPr>
+        <w:t>Large</w:t>
+      </w:r>
+      <w:r>
+        <w:rPr>
+          <w:rFonts w:eastAsia="Times New Roman"/>
+          <w:bCs/>
+          <w:szCs w:val="28"/>
+        </w:rPr>
+        <w:t xml:space="preserve"> </w:t>
+      </w:r>
+      <w:r>
+        <w:rPr>
+          <w:rFonts w:eastAsia="Times New Roman"/>
+          <w:bCs/>
+          <w:szCs w:val="28"/>
+          <w:lang w:val="en-US"/>
+        </w:rPr>
+        <w:t>Eddy</w:t>
+      </w:r>
+      <w:r>
+        <w:rPr>
+          <w:rFonts w:eastAsia="Times New Roman"/>
+          <w:bCs/>
+          <w:szCs w:val="28"/>
+        </w:rPr>
+        <w:t xml:space="preserve"> </w:t>
+      </w:r>
+      <w:r>
+        <w:rPr>
+          <w:rFonts w:eastAsia="Times New Roman"/>
+          <w:bCs/>
+          <w:szCs w:val="28"/>
+          <w:lang w:val="en-US"/>
+        </w:rPr>
+        <w:t>Simulation</w:t>
+      </w:r>
+      <w:r>
+        <w:rPr>
+          <w:rFonts w:eastAsia="Times New Roman"/>
+          <w:bCs/>
+          <w:szCs w:val="28"/>
+        </w:rPr>
+        <w:t xml:space="preserve">, </w:t>
+      </w:r>
+      <w:r>
+        <w:rPr>
+          <w:rFonts w:eastAsia="Times New Roman"/>
+          <w:bCs/>
+          <w:szCs w:val="28"/>
+          <w:lang w:val="en-US"/>
+        </w:rPr>
+        <w:t>LES</w:t>
+      </w:r>
+      <w:r>
+        <w:rPr>
+          <w:rFonts w:eastAsia="Times New Roman"/>
+          <w:bCs/>
+          <w:szCs w:val="28"/>
+        </w:rPr>
+        <w:t>)</w:t>
       </w:r>
     </w:p>
     <w:p>
@@ -2110,26 +2402,7 @@
         <w:rPr>
           <w:szCs w:val="28"/>
         </w:rPr>
-        <w:t xml:space="preserve">Турбулентность можно считать самой распространённой формой движения сплошной среды. Действительно, одно и то же явление (турбулентность) наблюдается в течениях межзвёздного газа, газовых туманностях, фотосферах звёзд, атмосферах планет, океанских и морских </w:t>
-      </w:r>
-      <w:r>
-        <w:rPr>
-          <w:szCs w:val="28"/>
-        </w:rPr>
-        <w:lastRenderedPageBreak/>
-        <w:t>течениях, в следах кораблей, летательных аппаратов и автомобилей, в трубопроводах, турбинах, двигателях, топках, при пожарах и во многих других случаях. Следовательно, понимание природы турбулентных течений и разработка методов их численного моделирования — важнейшая задача современной технической физики [</w:t>
-      </w:r>
-      <w:r>
-        <w:rPr>
-          <w:szCs w:val="28"/>
-        </w:rPr>
-        <w:t>4</w:t>
-      </w:r>
-      <w:r>
-        <w:rPr>
-          <w:szCs w:val="28"/>
-        </w:rPr>
-        <w:t>].</w:t>
+        <w:t>Подход LES сформировался в начале 80-х годов. Идея LES состоит в том, что в отличие от «глобального» осреднения уравнений Навье-Стокса производится их «фильтрация» только от коротковолновых (с длинами волн порядка и меньше размеров используемой расчетной сетки) турбулентных неоднородностей. При этом процедура фильтрации произвольной функции f состоит в ее умножении на функцию “фильтра”, имеющую некоторый характерный линейный масштаб Δ, и в последующем интегрировании полученного произведения по всему рассматриваемому объему V.</w:t>
       </w:r>
     </w:p>
     <w:p>
@@ -2142,11 +2415,108 @@
         <w:rPr>
           <w:szCs w:val="28"/>
         </w:rPr>
-        <w:t>Несмотря на интенсивное развитие вычислительной техники и впечатляющие успехи, достигнутые в последние годы как в области построения эффективных численных алгоритмов, предназначенных для решения задач гидромеханики и тепломассопереноса, так и в разработке сопутствующего математического обеспечения (генераторы сеток, интерактивные системы ввода данных и системы визуализации результатов расчетов), проблема численного моделирования турбулентности, как и на протяжении многих предшествующих десятилетий, по-прежнему остается одной из наиболее сложных и актуальных проблем механики жидкостей. В отличие от ламинарных течений однофазной среды (жидкости или газа), расчет которых стал во многом рутинной процедурой, надежное предсказание характеристик сложных турбулентных течений, представляющих наибольший практический интерес по целому ряду причин (принципиально трехмерный нестационарный характер, стохастическая природа и исключительно широкий пространственно-временной спектр турбулентности) все еще остается скорее искусством, чем строгой наукой. Вместе с тем, общий прогресс вычислительной гидродинамики и тепломассопереноса не мог не сказаться и на состоянии проблемы численного моделирования турбулентности. Рассмотрим основные подходы, применяемые для расчета турбулентных течений.</w:t>
+        <w:t xml:space="preserve">Принципиальное преимущество </w:t>
+      </w:r>
+      <w:r>
+        <w:rPr>
+          <w:szCs w:val="28"/>
+          <w:lang w:val="en-US"/>
+        </w:rPr>
+        <w:t>LES</w:t>
+      </w:r>
+      <w:r>
+        <w:rPr>
+          <w:szCs w:val="28"/>
+        </w:rPr>
+        <w:t xml:space="preserve"> состоит в том, что, благодаря относительной однородности и изотропности мелкомасштабной турбулентности описание ее характеристик при помощи подсеточной модели оказывается гораздо более точным, чем моделирование всего спектра турбулентных пульсаций. Основной причиной этого является то, что крупные структуры часто оказываются недостаточно случайными, в этом случае не до конца оправданным является использование статистических моментов для </w:t>
+      </w:r>
+      <w:r>
+        <w:rPr>
+          <w:szCs w:val="28"/>
+        </w:rPr>
+        <w:lastRenderedPageBreak/>
+        <w:t>описания их свойств, а именно эти величины моделируются в рамках таких подходов.</w:t>
       </w:r>
     </w:p>
     <w:p>
       <w:pPr>
+        <w:rPr>
+          <w:szCs w:val="28"/>
+        </w:rPr>
+      </w:pPr>
+      <w:r>
+        <w:rPr>
+          <w:szCs w:val="28"/>
+        </w:rPr>
+        <w:t xml:space="preserve">Естественной платой за указанные важные преимущества </w:t>
+      </w:r>
+      <w:r>
+        <w:rPr>
+          <w:szCs w:val="28"/>
+          <w:lang w:val="en-US"/>
+        </w:rPr>
+        <w:t>LES</w:t>
+      </w:r>
+      <w:r>
+        <w:rPr>
+          <w:szCs w:val="28"/>
+        </w:rPr>
+        <w:t xml:space="preserve"> является значительное увеличение вычислительных затрат, связанное с необходимостью, как и в случае </w:t>
+      </w:r>
+      <w:r>
+        <w:rPr>
+          <w:szCs w:val="28"/>
+          <w:lang w:val="en-US"/>
+        </w:rPr>
+        <w:t>DNS</w:t>
+      </w:r>
+      <w:r>
+        <w:rPr>
+          <w:szCs w:val="28"/>
+        </w:rPr>
+        <w:t xml:space="preserve">, проведения трехмерных нестационарных расчетов на достаточно мелких сетках даже в тех случаях, когда представляющее непосредственный интерес для практики осредненное течение является двумерным и стационарным. С другой стороны, по понятным причинам (мелкомасштабная часть спектра моделируется, а не рассчитывается “точно”) вычислительные ресурсы необходимые для реализации </w:t>
+      </w:r>
+      <w:r>
+        <w:rPr>
+          <w:szCs w:val="28"/>
+          <w:lang w:val="en-US"/>
+        </w:rPr>
+        <w:t>LES</w:t>
+      </w:r>
+      <w:r>
+        <w:rPr>
+          <w:szCs w:val="28"/>
+        </w:rPr>
+        <w:t xml:space="preserve"> оказываются намного меньшими, чем для </w:t>
+      </w:r>
+      <w:r>
+        <w:rPr>
+          <w:szCs w:val="28"/>
+          <w:lang w:val="en-US"/>
+        </w:rPr>
+        <w:t>DNS</w:t>
+      </w:r>
+      <w:r>
+        <w:rPr>
+          <w:szCs w:val="28"/>
+        </w:rPr>
+        <w:t xml:space="preserve"> [</w:t>
+      </w:r>
+      <w:r>
+        <w:rPr>
+          <w:szCs w:val="28"/>
+        </w:rPr>
+        <w:t>5</w:t>
+      </w:r>
+      <w:r>
+        <w:rPr>
+          <w:szCs w:val="28"/>
+        </w:rPr>
+        <w:t>].</w:t>
+      </w:r>
+    </w:p>
+    <w:p>
+      <w:pPr>
         <w:keepNext/>
         <w:keepLines/>
         <w:rPr>
@@ -2161,15 +2531,16 @@
           <w:bCs/>
           <w:szCs w:val="28"/>
         </w:rPr>
-        <w:t xml:space="preserve"> Прямое</w:t>
+        <w:t>Моделирование осредненных по Рейнольдсу уравнений Навье-Стокса (</w:t>
       </w:r>
       <w:r>
         <w:rPr>
           <w:rFonts w:eastAsia="Times New Roman"/>
           <w:bCs/>
           <w:szCs w:val="28"/>
-        </w:rPr>
-        <w:t xml:space="preserve"> </w:t>
+          <w:lang w:val="en-US"/>
+        </w:rPr>
+        <w:t>Reynolds</w:t>
       </w:r>
       <w:r>
         <w:rPr>
@@ -2177,7 +2548,7 @@
           <w:bCs/>
           <w:szCs w:val="28"/>
         </w:rPr>
-        <w:t>чи</w:t>
+        <w:t>-</w:t>
       </w:r>
       <w:r>
         <w:rPr>
@@ -2186,7 +2557,7 @@
           <w:szCs w:val="28"/>
           <w:lang w:val="en-US"/>
         </w:rPr>
-        <w:t>c</w:t>
+        <w:t>averaged</w:t>
       </w:r>
       <w:r>
         <w:rPr>
@@ -2194,15 +2565,16 @@
           <w:bCs/>
           <w:szCs w:val="28"/>
         </w:rPr>
-        <w:t>ленное</w:t>
+        <w:t xml:space="preserve"> </w:t>
       </w:r>
       <w:r>
         <w:rPr>
           <w:rFonts w:eastAsia="Times New Roman"/>
           <w:bCs/>
           <w:szCs w:val="28"/>
-        </w:rPr>
-        <w:t xml:space="preserve"> </w:t>
+          <w:lang w:val="en-US"/>
+        </w:rPr>
+        <w:t>Navier</w:t>
       </w:r>
       <w:r>
         <w:rPr>
@@ -2210,103 +2582,147 @@
           <w:bCs/>
           <w:szCs w:val="28"/>
         </w:rPr>
-        <w:t>моделирование</w:t>
+        <w:t>-</w:t>
       </w:r>
       <w:r>
         <w:rPr>
           <w:rFonts w:eastAsia="Times New Roman"/>
           <w:bCs/>
           <w:szCs w:val="28"/>
-        </w:rPr>
-        <w:t xml:space="preserve"> ((</w:t>
+          <w:lang w:val="en-US"/>
+        </w:rPr>
+        <w:t>Stokes</w:t>
       </w:r>
       <w:r>
         <w:rPr>
           <w:rFonts w:eastAsia="Times New Roman"/>
           <w:bCs/>
           <w:szCs w:val="28"/>
-          <w:lang w:val="en-US"/>
-        </w:rPr>
-        <w:t>Direct</w:t>
+        </w:rPr>
+        <w:t xml:space="preserve">, </w:t>
       </w:r>
       <w:r>
         <w:rPr>
           <w:rFonts w:eastAsia="Times New Roman"/>
           <w:bCs/>
           <w:szCs w:val="28"/>
-        </w:rPr>
-        <w:t xml:space="preserve"> </w:t>
+          <w:lang w:val="en-US"/>
+        </w:rPr>
+        <w:t>RANS</w:t>
       </w:r>
       <w:r>
         <w:rPr>
           <w:rFonts w:eastAsia="Times New Roman"/>
           <w:bCs/>
           <w:szCs w:val="28"/>
+        </w:rPr>
+        <w:t>)</w:t>
+      </w:r>
+    </w:p>
+    <w:p>
+      <w:pPr>
+        <w:rPr>
+          <w:szCs w:val="28"/>
+        </w:rPr>
+      </w:pPr>
+      <w:r>
+        <w:rPr>
+          <w:szCs w:val="28"/>
+        </w:rPr>
+        <w:t>Система уравнений Рейнольдса может быть получена путем осреднения по времени нестационарных трехмерных уравнений Навье-Стокса. При этом подразумевается, что временной интервал, по которому производится осреднение, намного больше характерных временных масштабов турбулентности, с одной стороны, и намного меньше характерного макро масштаба времени рассматриваемого течения, с другой.</w:t>
+      </w:r>
+    </w:p>
+    <w:p>
+      <w:pPr>
+        <w:rPr>
+          <w:szCs w:val="28"/>
+        </w:rPr>
+      </w:pPr>
+      <w:r>
+        <w:rPr>
+          <w:szCs w:val="28"/>
+        </w:rPr>
+        <w:t>Эта система является незамкнутой, поскольку в нее входит неизвестный тензор так называемых рейнольдсовых напряжений. В силу симметричности этого тензора, неизвестными являются только шесть его компонент. Для замыкания системы уравнений Рейнольдса необходимо определить связь между тензором рейнольдсовых напряжений и параметрами осредненного течения. Эта связь называется модель турбулентности.</w:t>
+      </w:r>
+    </w:p>
+    <w:p>
+      <w:pPr>
+        <w:rPr>
+          <w:szCs w:val="28"/>
+        </w:rPr>
+      </w:pPr>
+      <w:r>
+        <w:rPr>
+          <w:szCs w:val="28"/>
+        </w:rPr>
+        <w:t xml:space="preserve">Огромный опыт, накопленный при эксплуатации полуэмпирических моделей турбулентности, привел к ясному осознанию того, что надежды на создание универсальной модели турбулентности пригодной для расчета всех или, по крайней мере, большинства турбулентных течений, казавшиеся вполне реальными еще в 70-80-х годах прошлого века, едва ли осуществимы. Это, в </w:t>
+      </w:r>
+      <w:r>
+        <w:rPr>
+          <w:szCs w:val="28"/>
+        </w:rPr>
+        <w:lastRenderedPageBreak/>
+        <w:t xml:space="preserve">свою очередь, привело к значительному смещению акцентов в исследованиях, посвященных моделированию турбулентности. Так, все больше внимания стало уделяться альтернативным (не использующим </w:t>
+      </w:r>
+      <w:r>
+        <w:rPr>
+          <w:szCs w:val="28"/>
           <w:lang w:val="en-US"/>
         </w:rPr>
-        <w:t>Numerical</w:t>
-      </w:r>
-      <w:r>
+        <w:t>RANS</w:t>
+      </w:r>
+      <w:r>
+        <w:rPr>
+          <w:szCs w:val="28"/>
+        </w:rPr>
+        <w:t>) подходам, однако, в силу исключительной вычислительной трудоемкости этих подходов, основным инструментом для расчета сложных турбулентных течений, представляющих практический интерес, по-прежнему остается Полуэмпирическая Теория Турбулентности (ПТТ).</w:t>
+      </w:r>
+    </w:p>
+    <w:p>
+      <w:pPr>
+        <w:rPr>
+          <w:szCs w:val="28"/>
+        </w:rPr>
+      </w:pPr>
+      <w:r>
+        <w:rPr>
+          <w:szCs w:val="28"/>
+        </w:rPr>
+        <w:t>Следует отметить, что в рамках этого подхода уравнения Рейнольдса могут решаться в двумерной или трехмерной постановках, стационарными или нестационарными. Кроме того, в некоторых задачах могут быть использованы упрощенные уравнения: приближение пограничного слоя, приближение узкого канала, параболизованные уравнения. Выбор системы уравнений зависит от рассматриваемой задачи и должен соответствовать рассматриваемому типу течения (примеры: пограничный слой, канал, струя, цилиндр).</w:t>
+      </w:r>
+    </w:p>
+    <w:p>
+      <w:pPr>
+        <w:keepNext/>
+        <w:keepLines/>
         <w:rPr>
           <w:rFonts w:eastAsia="Times New Roman"/>
           <w:bCs/>
           <w:szCs w:val="28"/>
         </w:rPr>
-        <w:t xml:space="preserve"> </w:t>
-      </w:r>
+      </w:pPr>
       <w:r>
         <w:rPr>
           <w:rFonts w:eastAsia="Times New Roman"/>
           <w:bCs/>
           <w:szCs w:val="28"/>
-          <w:lang w:val="en-US"/>
-        </w:rPr>
-        <w:t>Simulation</w:t>
-      </w:r>
-      <w:r>
-        <w:rPr>
-          <w:rFonts w:eastAsia="Times New Roman"/>
-          <w:bCs/>
-          <w:szCs w:val="28"/>
-        </w:rPr>
-        <w:t xml:space="preserve">, </w:t>
-      </w:r>
-      <w:r>
-        <w:rPr>
-          <w:rFonts w:eastAsia="Times New Roman"/>
-          <w:bCs/>
-          <w:szCs w:val="28"/>
-          <w:lang w:val="en-US"/>
-        </w:rPr>
-        <w:t>DNS</w:t>
-      </w:r>
-      <w:r>
-        <w:rPr>
-          <w:rFonts w:eastAsia="Times New Roman"/>
-          <w:bCs/>
-          <w:szCs w:val="28"/>
-        </w:rPr>
-        <w:t>)</w:t>
+        </w:rPr>
+        <w:t>Краткое описание рассматриваемых моделей турбулентности</w:t>
       </w:r>
     </w:p>
     <w:p>
       <w:pPr>
         <w:rPr>
-          <w:szCs w:val="28"/>
-        </w:rPr>
-      </w:pPr>
-      <w:r>
-        <w:rPr>
-          <w:szCs w:val="28"/>
-        </w:rPr>
-        <w:t xml:space="preserve">Суть этого подхода состоит в непосредственном решении трехмерных нестационарных уравнений Навье-Стокса с использованием пространственных сеток и шагов интегрирования по времени, достаточных для разрешения всех существенных для рассматриваемого течения, в том числе, и коротковолновых пространственно-временных неоднородностей. Очевидно, что этот подход </w:t>
-      </w:r>
-      <w:r>
-        <w:rPr>
-          <w:szCs w:val="28"/>
-        </w:rPr>
-        <w:lastRenderedPageBreak/>
-        <w:t>является максимально строгим, так как он базируется лишь на одном, достаточно обоснованном предположении о применимости уравнений Навье-Стокса для описания турбулентных течений. Однако, не менее очевидно и то, что для его численной реализации необходимо использовать очень мелкие сетки, количество узлов которых должно резко увеличиваться с ростом числа Рейнольдса.</w:t>
+          <w:i/>
+          <w:szCs w:val="28"/>
+        </w:rPr>
+      </w:pPr>
+      <w:r>
+        <w:rPr>
+          <w:i/>
+          <w:szCs w:val="28"/>
+        </w:rPr>
+        <w:t>k–ε модель</w:t>
       </w:r>
     </w:p>
     <w:p>
@@ -2319,40 +2735,20 @@
         <w:rPr>
           <w:szCs w:val="28"/>
         </w:rPr>
-        <w:t xml:space="preserve">Поскольку </w:t>
+        <w:t xml:space="preserve">Основная двухпараметрическая модель турбулентности с уравнениями переноса для турбулентной кинетической энергии </w:t>
       </w:r>
       <w:r>
         <w:rPr>
           <w:szCs w:val="28"/>
           <w:lang w:val="en-US"/>
         </w:rPr>
-        <w:t>DNS</w:t>
-      </w:r>
-      <w:r>
-        <w:rPr>
-          <w:szCs w:val="28"/>
-        </w:rPr>
-        <w:t xml:space="preserve"> требует трехмерного нестационарного расчета, стоимость расчета пропорциональная общему количеству узлов сетки и количеству шагов по времени пропорциональна </w:t>
-      </w:r>
-      <w:r>
-        <w:rPr>
-          <w:szCs w:val="28"/>
-          <w:lang w:val="en-US"/>
-        </w:rPr>
-        <w:t>Re</w:t>
-      </w:r>
-      <w:r>
-        <w:rPr>
-          <w:szCs w:val="28"/>
-          <w:vertAlign w:val="superscript"/>
-        </w:rPr>
-        <w:t>3</w:t>
-      </w:r>
-      <w:r>
-        <w:rPr>
-          <w:szCs w:val="28"/>
-        </w:rPr>
-        <w:t xml:space="preserve"> . Это означает, что при увеличении числа Рейнольдса в 2 раза затраты увеличиваются примерно на порядок.</w:t>
+        <w:t>k</w:t>
+      </w:r>
+      <w:r>
+        <w:rPr>
+          <w:szCs w:val="28"/>
+        </w:rPr>
+        <w:t xml:space="preserve"> и скорости турбулентной диссипации ε. Формулировка так называемой высокорейнольдсовой модели k–ε модели, удобной для численных расчётов, получила широкое распространение после публикации в 1972 г. книги Б. Лаундера и Б. Сполдинга [6]. Постоянные коэффициенты для этой модели турбулентности получены опытным путем и поэтому она является полуэмпирической.</w:t>
       </w:r>
     </w:p>
     <w:p>
@@ -2365,79 +2761,345 @@
         <w:rPr>
           <w:szCs w:val="28"/>
         </w:rPr>
-        <w:t xml:space="preserve">Эти жесткие требования отчасти смягчаются при использовании высокоточных спектральных методов численного интегрирования уравнений Навье-Стокса, которые часто используются для </w:t>
-      </w:r>
-      <w:r>
-        <w:rPr>
-          <w:szCs w:val="28"/>
-          <w:lang w:val="en-US"/>
-        </w:rPr>
-        <w:t>DNS</w:t>
-      </w:r>
-      <w:r>
-        <w:rPr>
-          <w:szCs w:val="28"/>
-        </w:rPr>
-        <w:t xml:space="preserve">. Однако эти методы неприменимы к расчету течений со сложной геометрией. Указанные обстоятельства приводят к тому, что на практике </w:t>
-      </w:r>
-      <w:r>
-        <w:rPr>
-          <w:szCs w:val="28"/>
-          <w:lang w:val="en-US"/>
-        </w:rPr>
-        <w:t>DNS</w:t>
-      </w:r>
-      <w:r>
-        <w:rPr>
-          <w:szCs w:val="28"/>
-        </w:rPr>
-        <w:t xml:space="preserve"> применяется только для расчета простых турбулентных течений при низких (порядка единиц на 10</w:t>
-      </w:r>
-      <w:r>
-        <w:rPr>
-          <w:szCs w:val="28"/>
-          <w:vertAlign w:val="superscript"/>
-        </w:rPr>
-        <w:t>3</w:t>
-      </w:r>
-      <w:r>
-        <w:rPr>
-          <w:szCs w:val="28"/>
-        </w:rPr>
-        <w:t xml:space="preserve"> и ниже) числах Рейнольдса. При этом основной задачей расчета является не собственно получение данных о характеристиках осредненного течения (они, как правило, известны), а получение детальной информации о структуре турбулентности, а также вычисление отдельных членов, входящих в те или иные модели турбулентности</w:t>
-      </w:r>
-      <w:r>
-        <w:rPr>
-          <w:szCs w:val="28"/>
-        </w:rPr>
-        <w:t xml:space="preserve"> [5</w:t>
-      </w:r>
-      <w:r>
-        <w:rPr>
-          <w:szCs w:val="28"/>
-        </w:rPr>
-        <w:t>].</w:t>
+        <w:t xml:space="preserve">Стандартная версия k–ε модели позволяет рассчитать некоторые турбулентные течения с точностью, достаточной для многих инженерных расчётов. Однако существуют определённые типы течений, где k–ε модель приводит к большим ошибкам: закрученные потоки, течения с большими неблагоприятными (способствующими отрыву) градиентами давления, течения с большими зонами отрыва, осесимметричные струи и некоторые другие. Напомним, что стандартная k–ε модель имеет теоретическое обоснование </w:t>
+      </w:r>
+      <w:r>
+        <w:rPr>
+          <w:szCs w:val="28"/>
+        </w:rPr>
+        <w:lastRenderedPageBreak/>
+        <w:t>только для полностью развитой турбулентности, поэтому в пристеночных узлах используются пристеночные функции.</w:t>
       </w:r>
     </w:p>
     <w:p>
       <w:pPr>
         <w:rPr>
-          <w:szCs w:val="28"/>
-        </w:rPr>
-      </w:pPr>
-      <w:r>
-        <w:rPr>
-          <w:szCs w:val="28"/>
-        </w:rPr>
-        <w:t>Очевидно, что в ближайшей перспективе применение прямого численного моделирования для решения прикладных задач невозможно.</w:t>
+          <w:i/>
+          <w:szCs w:val="28"/>
+        </w:rPr>
+      </w:pPr>
+      <w:r>
+        <w:rPr>
+          <w:i/>
+          <w:szCs w:val="28"/>
+        </w:rPr>
+        <w:t>RNG k–ε модель</w:t>
       </w:r>
     </w:p>
     <w:p>
       <w:pPr>
+        <w:rPr>
+          <w:szCs w:val="28"/>
+        </w:rPr>
+      </w:pPr>
+      <w:r>
+        <w:rPr>
+          <w:szCs w:val="28"/>
+        </w:rPr>
+        <w:t>Данная версия k–ε модели получена на основе теоретического анализа уравнений Навье–Стокса (</w:t>
+      </w:r>
+      <w:r>
+        <w:rPr>
+          <w:szCs w:val="28"/>
+          <w:lang w:val="en-US"/>
+        </w:rPr>
+        <w:t>Renormalization</w:t>
+      </w:r>
+      <w:r>
+        <w:rPr>
+          <w:szCs w:val="28"/>
+        </w:rPr>
+        <w:t xml:space="preserve"> </w:t>
+      </w:r>
+      <w:r>
+        <w:rPr>
+          <w:szCs w:val="28"/>
+          <w:lang w:val="en-US"/>
+        </w:rPr>
+        <w:t>Group</w:t>
+      </w:r>
+      <w:r>
+        <w:rPr>
+          <w:szCs w:val="28"/>
+        </w:rPr>
+        <w:t xml:space="preserve"> (</w:t>
+      </w:r>
+      <w:r>
+        <w:rPr>
+          <w:szCs w:val="28"/>
+          <w:lang w:val="en-US"/>
+        </w:rPr>
+        <w:t>RNG</w:t>
+      </w:r>
+      <w:r>
+        <w:rPr>
+          <w:szCs w:val="28"/>
+        </w:rPr>
+        <w:t xml:space="preserve">) </w:t>
+      </w:r>
+      <w:r>
+        <w:rPr>
+          <w:szCs w:val="28"/>
+          <w:lang w:val="en-US"/>
+        </w:rPr>
+        <w:t>Method</w:t>
+      </w:r>
+      <w:r>
+        <w:rPr>
+          <w:szCs w:val="28"/>
+        </w:rPr>
+        <w:t>) [7], с чем и связано название модели. Структура уравнений переноса для кинетической энергии турбулентности k и скорости её диссипации ε аналогична, но в записи источниковых членов и формулы для турбулентной вязкости есть различия. Опыт применения данной модели показал улучшенное (по сравнению со стандартной версией k–ε модели) согласование расчётных и экспериментальных данных для некоторых типов течений, в частности при относительно малых числах Рейнольдса, большой кривизне линий тока и в областях больших деформаций поля скорости.</w:t>
+      </w:r>
+    </w:p>
+    <w:p>
+      <w:pPr>
+        <w:rPr>
+          <w:szCs w:val="28"/>
+        </w:rPr>
+      </w:pPr>
+      <w:r>
+        <w:rPr>
+          <w:szCs w:val="28"/>
+        </w:rPr>
+        <w:t>Уравнения RNG k–ε модели могут применяться в пограничном слое вплоть до поверхностей стенок, при условии соответствующего измельчения сетки в вязком подслое. Если сетка в этой области недостаточно подробна, активируется один из видов пристеночных функций.</w:t>
+      </w:r>
+    </w:p>
+    <w:p>
+      <w:pPr>
+        <w:rPr>
+          <w:i/>
+          <w:szCs w:val="28"/>
+        </w:rPr>
+      </w:pPr>
+      <w:r>
+        <w:rPr>
+          <w:i/>
+          <w:szCs w:val="28"/>
+          <w:lang w:val="en-US"/>
+        </w:rPr>
+        <w:t>EARSM</w:t>
+      </w:r>
+      <w:r>
+        <w:rPr>
+          <w:i/>
+          <w:szCs w:val="28"/>
+        </w:rPr>
+        <w:t xml:space="preserve"> k–ε модель</w:t>
+      </w:r>
+    </w:p>
+    <w:p>
+      <w:pPr>
+        <w:rPr>
+          <w:szCs w:val="28"/>
+        </w:rPr>
+      </w:pPr>
+      <w:r>
+        <w:rPr>
+          <w:szCs w:val="28"/>
+        </w:rPr>
+        <w:t>Нелинейная модель k–ε отличатся от стандартной тем, что связь между напряжениями Рейнольдса и средними параметрами потока нелинейна (квадратические, кубические зависимости и т.д.) В данной конкретной модели реализована кубическая нелинейная модель. Имеет смысл использовать для сильно турбулизированных потоков со вторичными токами, там где влияние вторых производных скорости существенно. Однако необходимо помнить про проблемы со сходимостью и устойчивостью [8].</w:t>
+      </w:r>
+    </w:p>
+    <w:p>
+      <w:pPr>
+        <w:rPr>
+          <w:szCs w:val="28"/>
+        </w:rPr>
+      </w:pPr>
+      <w:r>
+        <w:rPr>
+          <w:i/>
+          <w:szCs w:val="28"/>
+        </w:rPr>
+        <w:t>k–</w:t>
+      </w:r>
+      <w:r>
+        <w:rPr>
+          <w:i/>
+          <w:szCs w:val="28"/>
+          <w:lang w:val="en-US"/>
+        </w:rPr>
+        <w:t>ω</w:t>
+      </w:r>
+      <w:r>
+        <w:rPr>
+          <w:i/>
+          <w:szCs w:val="28"/>
+        </w:rPr>
+        <w:t xml:space="preserve"> модель</w:t>
+      </w:r>
+    </w:p>
+    <w:p>
+      <w:pPr>
+        <w:rPr>
+          <w:szCs w:val="28"/>
+        </w:rPr>
+      </w:pPr>
+      <w:r>
+        <w:rPr>
+          <w:szCs w:val="28"/>
+        </w:rPr>
+        <w:t xml:space="preserve">Опыт расчётов отрывных турбулентных течений за плохообтекаемыми телами показал, что модели на основе уравнения для скорости диссипации </w:t>
+      </w:r>
+      <w:r>
+        <w:rPr>
+          <w:szCs w:val="28"/>
+          <w:lang w:val="en-US"/>
+        </w:rPr>
+        <w:t>ε</w:t>
+      </w:r>
+      <w:r>
+        <w:rPr>
+          <w:szCs w:val="28"/>
+        </w:rPr>
+        <w:t xml:space="preserve"> предсказывают начало отрыва потока значительно ниже по течению, чем это наблюдается в экспериментах, причём расчётный размер рециркуляционной </w:t>
+      </w:r>
+      <w:r>
+        <w:rPr>
+          <w:szCs w:val="28"/>
+        </w:rPr>
+        <w:lastRenderedPageBreak/>
+        <w:t xml:space="preserve">зоны и интенсивность движения в ней оказываются заниженными. В то же время оказалось, что другой класс моделей, где вместо уравнения переноса для </w:t>
+      </w:r>
+      <w:r>
+        <w:rPr>
+          <w:szCs w:val="28"/>
+          <w:lang w:val="en-US"/>
+        </w:rPr>
+        <w:t>ε</w:t>
+      </w:r>
+      <w:r>
+        <w:rPr>
+          <w:szCs w:val="28"/>
+        </w:rPr>
+        <w:t xml:space="preserve"> используется уравнение для </w:t>
+      </w:r>
+      <w:r>
+        <w:rPr>
+          <w:i/>
+          <w:szCs w:val="28"/>
+          <w:lang w:val="en-US"/>
+        </w:rPr>
+        <w:t>ω</w:t>
+      </w:r>
+      <w:r>
+        <w:rPr>
+          <w:szCs w:val="28"/>
+        </w:rPr>
+        <w:t xml:space="preserve"> =</w:t>
+      </w:r>
+      <w:r>
+        <w:rPr>
+          <w:i/>
+          <w:szCs w:val="28"/>
+        </w:rPr>
+        <w:t xml:space="preserve"> ε/ k</w:t>
+      </w:r>
+      <w:r>
+        <w:rPr>
+          <w:szCs w:val="28"/>
+        </w:rPr>
+        <w:t xml:space="preserve"> (</w:t>
+      </w:r>
+      <w:r>
+        <w:rPr>
+          <w:szCs w:val="28"/>
+          <w:lang w:val="en-US"/>
+        </w:rPr>
+        <w:t>turbulence</w:t>
+      </w:r>
+      <w:r>
+        <w:rPr>
+          <w:szCs w:val="28"/>
+        </w:rPr>
+        <w:t xml:space="preserve"> </w:t>
+      </w:r>
+      <w:r>
+        <w:rPr>
+          <w:szCs w:val="28"/>
+          <w:lang w:val="en-US"/>
+        </w:rPr>
+        <w:t>frequency</w:t>
+      </w:r>
+      <w:r>
+        <w:rPr>
+          <w:szCs w:val="28"/>
+        </w:rPr>
+        <w:t xml:space="preserve"> — величина, обратная времени жизни крупных вихрей), приводит к лучшему согласию с экспериментом на данном классе течений, если зона отрыва невелика. Так называемая </w:t>
+      </w:r>
+      <w:r>
+        <w:rPr>
+          <w:szCs w:val="28"/>
+          <w:lang w:val="en-US"/>
+        </w:rPr>
+        <w:t>k</w:t>
+      </w:r>
+      <w:r>
+        <w:rPr>
+          <w:szCs w:val="28"/>
+        </w:rPr>
+        <w:t>–</w:t>
+      </w:r>
+      <w:r>
+        <w:rPr>
+          <w:szCs w:val="28"/>
+          <w:lang w:val="en-US"/>
+        </w:rPr>
+        <w:t>ω</w:t>
+      </w:r>
+      <w:r>
+        <w:rPr>
+          <w:szCs w:val="28"/>
+        </w:rPr>
+        <w:t xml:space="preserve"> модель развивалась в работах Д. Вилкокса [9].</w:t>
+      </w:r>
+    </w:p>
+    <w:p>
+      <w:pPr>
+        <w:rPr>
+          <w:b/>
+          <w:i/>
+          <w:szCs w:val="28"/>
+        </w:rPr>
+      </w:pPr>
+      <w:r>
+        <w:rPr>
+          <w:b/>
+          <w:i/>
+          <w:szCs w:val="28"/>
+          <w:lang w:val="en-US"/>
+        </w:rPr>
+        <w:t>SST</w:t>
+      </w:r>
+      <w:r>
+        <w:rPr>
+          <w:b/>
+          <w:i/>
+          <w:szCs w:val="28"/>
+        </w:rPr>
+        <w:t xml:space="preserve"> модель (модель Ментера)</w:t>
+      </w:r>
+    </w:p>
+    <w:p>
+      <w:pPr>
+        <w:rPr>
+          <w:szCs w:val="28"/>
+        </w:rPr>
+      </w:pPr>
+      <w:r>
+        <w:rPr>
+          <w:szCs w:val="28"/>
+        </w:rPr>
+        <w:t>Именно Ментеру принадлежит идея об объединении двух типов моделей (k–ε – вдали от стенок, k–ω – вблизи к стенкам) [10]. Считается, что k–ω модель лучше приспособлена к описанию пристеночных течений в пограничных слоях. Однако оказалось, что в свободных течениях вдали от твёрдых поверхностей (например, в набегающем потоке) возникает проблема задания численного значения ω на границах, где поток входит в расчётную область. Проблема заключается в том, что решение существенно зависит от указанного значения ω, и, в отличие от ε, значение ω нельзя устремить к нулю. Ментеру принадлежит заслуга описания функции, которая позволяет перейти от k–ε модели турбулентности к k–ω модели турбулентности вблизи стенки.</w:t>
+      </w:r>
+    </w:p>
+    <w:p>
+      <w:pPr>
         <w:keepNext/>
         <w:keepLines/>
         <w:rPr>
           <w:rFonts w:eastAsia="Times New Roman"/>
+          <w:b/>
           <w:bCs/>
           <w:szCs w:val="28"/>
         </w:rPr>
@@ -2445,2526 +3107,11 @@
       <w:r>
         <w:rPr>
           <w:rFonts w:eastAsia="Times New Roman"/>
+          <w:b/>
           <w:bCs/>
           <w:szCs w:val="28"/>
         </w:rPr>
-        <w:t>Моделирование крупных вихрей (</w:t>
-      </w:r>
-      <w:r>
-        <w:rPr>
-          <w:rFonts w:eastAsia="Times New Roman"/>
-          <w:bCs/>
-          <w:szCs w:val="28"/>
-          <w:lang w:val="en-US"/>
-        </w:rPr>
-        <w:t>Large</w:t>
-      </w:r>
-      <w:r>
-        <w:rPr>
-          <w:rFonts w:eastAsia="Times New Roman"/>
-          <w:bCs/>
-          <w:szCs w:val="28"/>
-        </w:rPr>
-        <w:t xml:space="preserve"> </w:t>
-      </w:r>
-      <w:r>
-        <w:rPr>
-          <w:rFonts w:eastAsia="Times New Roman"/>
-          <w:bCs/>
-          <w:szCs w:val="28"/>
-          <w:lang w:val="en-US"/>
-        </w:rPr>
-        <w:t>Eddy</w:t>
-      </w:r>
-      <w:r>
-        <w:rPr>
-          <w:rFonts w:eastAsia="Times New Roman"/>
-          <w:bCs/>
-          <w:szCs w:val="28"/>
-        </w:rPr>
-        <w:t xml:space="preserve"> </w:t>
-      </w:r>
-      <w:r>
-        <w:rPr>
-          <w:rFonts w:eastAsia="Times New Roman"/>
-          <w:bCs/>
-          <w:szCs w:val="28"/>
-          <w:lang w:val="en-US"/>
-        </w:rPr>
-        <w:t>Simulation</w:t>
-      </w:r>
-      <w:r>
-        <w:rPr>
-          <w:rFonts w:eastAsia="Times New Roman"/>
-          <w:bCs/>
-          <w:szCs w:val="28"/>
-        </w:rPr>
-        <w:t xml:space="preserve">, </w:t>
-      </w:r>
-      <w:r>
-        <w:rPr>
-          <w:rFonts w:eastAsia="Times New Roman"/>
-          <w:bCs/>
-          <w:szCs w:val="28"/>
-          <w:lang w:val="en-US"/>
-        </w:rPr>
-        <w:t>LES</w:t>
-      </w:r>
-      <w:r>
-        <w:rPr>
-          <w:rFonts w:eastAsia="Times New Roman"/>
-          <w:bCs/>
-          <w:szCs w:val="28"/>
-        </w:rPr>
-        <w:t>)</w:t>
-      </w:r>
-    </w:p>
-    <w:p>
-      <w:pPr>
-        <w:rPr>
-          <w:szCs w:val="28"/>
-        </w:rPr>
-      </w:pPr>
-      <w:r>
-        <w:rPr>
-          <w:szCs w:val="28"/>
-        </w:rPr>
-        <w:t xml:space="preserve">Подход LES сформировался в начале 80-х годов. Идея LES состоит в том, что в отличие от «глобального» осреднения уравнений Навье-Стокса производится их «фильтрация» только от коротковолновых (с длинами волн порядка и меньше размеров используемой расчетной сетки) турбулентных неоднородностей. При этом процедура фильтрации произвольной функции f </w:t>
-      </w:r>
-      <w:r>
-        <w:rPr>
-          <w:szCs w:val="28"/>
-        </w:rPr>
-        <w:lastRenderedPageBreak/>
-        <w:t>состоит в ее умножении на функцию “фильтра”, имеющую некоторый характерный линейный масштаб Δ, и в последующем интегрировании полученного произведения по всему рассматриваемому объему V.</w:t>
-      </w:r>
-    </w:p>
-    <w:p>
-      <w:pPr>
-        <w:rPr>
-          <w:szCs w:val="28"/>
-        </w:rPr>
-      </w:pPr>
-      <w:r>
-        <w:rPr>
-          <w:szCs w:val="28"/>
-        </w:rPr>
-        <w:t xml:space="preserve">Принципиальное преимущество </w:t>
-      </w:r>
-      <w:r>
-        <w:rPr>
-          <w:szCs w:val="28"/>
-          <w:lang w:val="en-US"/>
-        </w:rPr>
-        <w:t>LES</w:t>
-      </w:r>
-      <w:r>
-        <w:rPr>
-          <w:szCs w:val="28"/>
-        </w:rPr>
-        <w:t xml:space="preserve"> состоит в том, что, благодаря относительной однородности и изотропности мелкомасштабной турбулентности описание ее характеристик при помощи подсеточной модели оказывается гораздо более точным, чем моделирование всего спектра турбулентных пульсаций. Основной причиной этого является то, что крупные структуры часто оказываются недостаточно случайными, в этом случае не до конца оправданным является использование статистических моментов для описания их свойств, а именно эти величины моделируются в рамках таких подходов.</w:t>
-      </w:r>
-    </w:p>
-    <w:p>
-      <w:pPr>
-        <w:rPr>
-          <w:szCs w:val="28"/>
-        </w:rPr>
-      </w:pPr>
-      <w:r>
-        <w:rPr>
-          <w:szCs w:val="28"/>
-        </w:rPr>
-        <w:t xml:space="preserve">Естественной платой за указанные важные преимущества </w:t>
-      </w:r>
-      <w:r>
-        <w:rPr>
-          <w:szCs w:val="28"/>
-          <w:lang w:val="en-US"/>
-        </w:rPr>
-        <w:t>LES</w:t>
-      </w:r>
-      <w:r>
-        <w:rPr>
-          <w:szCs w:val="28"/>
-        </w:rPr>
-        <w:t xml:space="preserve"> является значительное увеличение вычислительных затрат, связанное с необходимостью, как и в случае </w:t>
-      </w:r>
-      <w:r>
-        <w:rPr>
-          <w:szCs w:val="28"/>
-          <w:lang w:val="en-US"/>
-        </w:rPr>
-        <w:t>DNS</w:t>
-      </w:r>
-      <w:r>
-        <w:rPr>
-          <w:szCs w:val="28"/>
-        </w:rPr>
-        <w:t xml:space="preserve">, проведения трехмерных нестационарных расчетов на достаточно мелких сетках даже в тех случаях, когда представляющее непосредственный интерес для практики осредненное течение является двумерным и стационарным. С другой стороны, по понятным причинам (мелкомасштабная часть спектра моделируется, а не рассчитывается “точно”) вычислительные ресурсы необходимые для реализации </w:t>
-      </w:r>
-      <w:r>
-        <w:rPr>
-          <w:szCs w:val="28"/>
-          <w:lang w:val="en-US"/>
-        </w:rPr>
-        <w:t>LES</w:t>
-      </w:r>
-      <w:r>
-        <w:rPr>
-          <w:szCs w:val="28"/>
-        </w:rPr>
-        <w:t xml:space="preserve"> оказываются намного меньшими, чем для </w:t>
-      </w:r>
-      <w:r>
-        <w:rPr>
-          <w:szCs w:val="28"/>
-          <w:lang w:val="en-US"/>
-        </w:rPr>
-        <w:t>DNS</w:t>
-      </w:r>
-      <w:r>
-        <w:rPr>
-          <w:szCs w:val="28"/>
-        </w:rPr>
-        <w:t xml:space="preserve"> [</w:t>
-      </w:r>
-      <w:r>
-        <w:rPr>
-          <w:szCs w:val="28"/>
-        </w:rPr>
-        <w:t>5</w:t>
-      </w:r>
-      <w:r>
-        <w:rPr>
-          <w:szCs w:val="28"/>
-        </w:rPr>
-        <w:t>].</w:t>
-      </w:r>
-    </w:p>
-    <w:p>
-      <w:pPr>
-        <w:keepNext/>
-        <w:keepLines/>
-        <w:rPr>
-          <w:rFonts w:eastAsia="Times New Roman"/>
-          <w:bCs/>
-          <w:szCs w:val="28"/>
-        </w:rPr>
-      </w:pPr>
-      <w:r>
-        <w:rPr>
-          <w:rFonts w:eastAsia="Times New Roman"/>
-          <w:bCs/>
-          <w:szCs w:val="28"/>
-        </w:rPr>
-        <w:t>Моделирование осредненных по Рейнольдсу уравнений Навье-Стокса (</w:t>
-      </w:r>
-      <w:r>
-        <w:rPr>
-          <w:rFonts w:eastAsia="Times New Roman"/>
-          <w:bCs/>
-          <w:szCs w:val="28"/>
-          <w:lang w:val="en-US"/>
-        </w:rPr>
-        <w:t>Reynolds</w:t>
-      </w:r>
-      <w:r>
-        <w:rPr>
-          <w:rFonts w:eastAsia="Times New Roman"/>
-          <w:bCs/>
-          <w:szCs w:val="28"/>
-        </w:rPr>
-        <w:t>-</w:t>
-      </w:r>
-      <w:r>
-        <w:rPr>
-          <w:rFonts w:eastAsia="Times New Roman"/>
-          <w:bCs/>
-          <w:szCs w:val="28"/>
-          <w:lang w:val="en-US"/>
-        </w:rPr>
-        <w:t>averaged</w:t>
-      </w:r>
-      <w:r>
-        <w:rPr>
-          <w:rFonts w:eastAsia="Times New Roman"/>
-          <w:bCs/>
-          <w:szCs w:val="28"/>
-        </w:rPr>
-        <w:t xml:space="preserve"> </w:t>
-      </w:r>
-      <w:r>
-        <w:rPr>
-          <w:rFonts w:eastAsia="Times New Roman"/>
-          <w:bCs/>
-          <w:szCs w:val="28"/>
-          <w:lang w:val="en-US"/>
-        </w:rPr>
-        <w:t>Navier</w:t>
-      </w:r>
-      <w:r>
-        <w:rPr>
-          <w:rFonts w:eastAsia="Times New Roman"/>
-          <w:bCs/>
-          <w:szCs w:val="28"/>
-        </w:rPr>
-        <w:t>-</w:t>
-      </w:r>
-      <w:r>
-        <w:rPr>
-          <w:rFonts w:eastAsia="Times New Roman"/>
-          <w:bCs/>
-          <w:szCs w:val="28"/>
-          <w:lang w:val="en-US"/>
-        </w:rPr>
-        <w:t>Stokes</w:t>
-      </w:r>
-      <w:r>
-        <w:rPr>
-          <w:rFonts w:eastAsia="Times New Roman"/>
-          <w:bCs/>
-          <w:szCs w:val="28"/>
-        </w:rPr>
-        <w:t xml:space="preserve">, </w:t>
-      </w:r>
-      <w:r>
-        <w:rPr>
-          <w:rFonts w:eastAsia="Times New Roman"/>
-          <w:bCs/>
-          <w:szCs w:val="28"/>
-          <w:lang w:val="en-US"/>
-        </w:rPr>
-        <w:t>RANS</w:t>
-      </w:r>
-      <w:r>
-        <w:rPr>
-          <w:rFonts w:eastAsia="Times New Roman"/>
-          <w:bCs/>
-          <w:szCs w:val="28"/>
-        </w:rPr>
-        <w:t>)</w:t>
-      </w:r>
-    </w:p>
-    <w:p>
-      <w:pPr>
-        <w:rPr>
-          <w:szCs w:val="28"/>
-        </w:rPr>
-      </w:pPr>
-      <w:r>
-        <w:rPr>
-          <w:szCs w:val="28"/>
-        </w:rPr>
-        <w:t>Система уравнений Рейнольдса может быть получена путем осреднения по времени нестационарных трехмерных уравнений Навье-Стокса. При этом подразумевается, что временной интервал, по которому производится осреднение, намного больше характерных временных масштабов турбулентности, с одной стороны, и намного меньше характерного макро масштаба времени рассматриваемого течения, с другой.</w:t>
-      </w:r>
-    </w:p>
-    <w:p>
-      <w:pPr>
-        <w:rPr>
-          <w:szCs w:val="28"/>
-        </w:rPr>
-      </w:pPr>
-      <w:r>
-        <w:rPr>
-          <w:szCs w:val="28"/>
-        </w:rPr>
-        <w:lastRenderedPageBreak/>
-        <w:t>Эта система является незамкнутой, поскольку в нее входит неизвестный тензор так называемых рейнольдсовых напряжений. В силу симметричности этого тензора, неизвестными являются только шесть его компонент. Для замыкания системы уравнений Рейнольдса необходимо определить связь между тензором рейнольдсовых напряжений и параметрами осредненного течения. Эта связь называется модель турбулентности.</w:t>
-      </w:r>
-    </w:p>
-    <w:p>
-      <w:pPr>
-        <w:rPr>
-          <w:szCs w:val="28"/>
-        </w:rPr>
-      </w:pPr>
-      <w:r>
-        <w:rPr>
-          <w:szCs w:val="28"/>
-        </w:rPr>
-        <w:t xml:space="preserve">Огромный опыт, накопленный при эксплуатации полуэмпирических моделей турбулентности, привел к ясному осознанию того, что надежды на создание универсальной модели турбулентности пригодной для расчета всех или, по крайней мере, большинства турбулентных течений, казавшиеся вполне реальными еще в 70-80-х годах прошлого века, едва ли осуществимы. Это, в свою очередь, привело к значительному смещению акцентов в исследованиях, посвященных моделированию турбулентности. Так, все больше внимания стало уделяться альтернативным (не использующим </w:t>
-      </w:r>
-      <w:r>
-        <w:rPr>
-          <w:szCs w:val="28"/>
-          <w:lang w:val="en-US"/>
-        </w:rPr>
-        <w:t>RANS</w:t>
-      </w:r>
-      <w:r>
-        <w:rPr>
-          <w:szCs w:val="28"/>
-        </w:rPr>
-        <w:t>) подходам, однако, в силу исключительной вычислительной трудоемкости этих подходов, основным инструментом для расчета сложных турбулентных течений, представляющих практический интерес, по-прежнему остается Полуэмпирическая Теория Турбулентности (ПТТ).</w:t>
-      </w:r>
-    </w:p>
-    <w:p>
-      <w:pPr>
-        <w:rPr>
-          <w:szCs w:val="28"/>
-        </w:rPr>
-      </w:pPr>
-      <w:r>
-        <w:rPr>
-          <w:szCs w:val="28"/>
-        </w:rPr>
-        <w:t>Следует отметить, что в рамках этого подхода уравнения Рейнольдса могут решаться в двумерной или трехмерной постановках, стационарными или нестационарными. Кроме того, в некоторых задачах могут быть использованы упрощенные уравнения: приближение пограничного слоя, приближение узкого канала, параболизованные уравнения. Выбор системы уравнений зависит от рассматриваемой задачи и должен соответствовать рассматриваемому типу течения (примеры: пограничный слой, канал, струя, цилиндр).</w:t>
-      </w:r>
-    </w:p>
-    <w:p>
-      <w:pPr>
-        <w:keepNext/>
-        <w:keepLines/>
-        <w:rPr>
-          <w:rFonts w:eastAsia="Times New Roman"/>
-          <w:bCs/>
-          <w:szCs w:val="28"/>
-        </w:rPr>
-      </w:pPr>
-      <w:r>
-        <w:rPr>
-          <w:rFonts w:eastAsia="Times New Roman"/>
-          <w:bCs/>
-          <w:szCs w:val="28"/>
-        </w:rPr>
-        <w:t>Краткое описание рассматриваемых моделей турбулентности</w:t>
-      </w:r>
-    </w:p>
-    <w:p>
-      <w:pPr>
-        <w:rPr>
-          <w:i/>
-          <w:szCs w:val="28"/>
-        </w:rPr>
-      </w:pPr>
-      <w:r>
-        <w:rPr>
-          <w:i/>
-          <w:szCs w:val="28"/>
-        </w:rPr>
-        <w:t>k–ε модель</w:t>
-      </w:r>
-    </w:p>
-    <w:p>
-      <w:pPr>
-        <w:rPr>
-          <w:szCs w:val="28"/>
-        </w:rPr>
-      </w:pPr>
-      <w:r>
-        <w:rPr>
-          <w:szCs w:val="28"/>
-        </w:rPr>
-        <w:t xml:space="preserve">Основная двухпараметрическая модель турбулентности с уравнениями переноса для турбулентной кинетической энергии </w:t>
-      </w:r>
-      <w:r>
-        <w:rPr>
-          <w:szCs w:val="28"/>
-          <w:lang w:val="en-US"/>
-        </w:rPr>
-        <w:t>k</w:t>
-      </w:r>
-      <w:r>
-        <w:rPr>
-          <w:szCs w:val="28"/>
-        </w:rPr>
-        <w:t xml:space="preserve"> и скорости турбулентной диссипации ε. Формулировка так называемой высокорейнольдсовой модели k–ε </w:t>
-      </w:r>
-      <w:r>
-        <w:rPr>
-          <w:szCs w:val="28"/>
-        </w:rPr>
-        <w:lastRenderedPageBreak/>
-        <w:t>модели, удобной для численных расчётов, получила широкое распространение после публикации в 1972 г. книги Б. Лаундера и Б. Сполдинга [6]. Постоянные коэффициенты для этой модели турбулентности получены опытным путем и поэтому она является полуэмпирической.</w:t>
-      </w:r>
-    </w:p>
-    <w:p>
-      <w:pPr>
-        <w:rPr>
-          <w:szCs w:val="28"/>
-        </w:rPr>
-      </w:pPr>
-      <w:r>
-        <w:rPr>
-          <w:szCs w:val="28"/>
-        </w:rPr>
-        <w:t>Стандартная версия k–ε модели позволяет рассчитать некоторые турбулентные течения с точностью, достаточной для многих инженерных расчётов. Однако существуют определённые типы течений, где k–ε модель приводит к большим ошибкам: закрученные потоки, течения с большими неблагоприятными (способствующими отрыву) градиентами давления, течения с большими зонами отрыва, осесимметричные струи и некоторые другие. Напомним, что стандартная k–ε модель имеет теоретическое обоснование только для полностью развитой турбулентности, поэтому в пристеночных узлах используются пристеночные функции.</w:t>
-      </w:r>
-    </w:p>
-    <w:p>
-      <w:pPr>
-        <w:rPr>
-          <w:i/>
-          <w:szCs w:val="28"/>
-        </w:rPr>
-      </w:pPr>
-      <w:r>
-        <w:rPr>
-          <w:i/>
-          <w:szCs w:val="28"/>
-        </w:rPr>
-        <w:t>RNG k–ε модель</w:t>
-      </w:r>
-    </w:p>
-    <w:p>
-      <w:pPr>
-        <w:rPr>
-          <w:szCs w:val="28"/>
-        </w:rPr>
-      </w:pPr>
-      <w:r>
-        <w:rPr>
-          <w:szCs w:val="28"/>
-        </w:rPr>
-        <w:t>Данная версия k–ε модели получена на основе теоретического анализа уравнений Навье–Стокса (</w:t>
-      </w:r>
-      <w:r>
-        <w:rPr>
-          <w:szCs w:val="28"/>
-          <w:lang w:val="en-US"/>
-        </w:rPr>
-        <w:t>Renormalization</w:t>
-      </w:r>
-      <w:r>
-        <w:rPr>
-          <w:szCs w:val="28"/>
-        </w:rPr>
-        <w:t xml:space="preserve"> </w:t>
-      </w:r>
-      <w:r>
-        <w:rPr>
-          <w:szCs w:val="28"/>
-          <w:lang w:val="en-US"/>
-        </w:rPr>
-        <w:t>Group</w:t>
-      </w:r>
-      <w:r>
-        <w:rPr>
-          <w:szCs w:val="28"/>
-        </w:rPr>
-        <w:t xml:space="preserve"> (</w:t>
-      </w:r>
-      <w:r>
-        <w:rPr>
-          <w:szCs w:val="28"/>
-          <w:lang w:val="en-US"/>
-        </w:rPr>
-        <w:t>RNG</w:t>
-      </w:r>
-      <w:r>
-        <w:rPr>
-          <w:szCs w:val="28"/>
-        </w:rPr>
-        <w:t xml:space="preserve">) </w:t>
-      </w:r>
-      <w:r>
-        <w:rPr>
-          <w:szCs w:val="28"/>
-          <w:lang w:val="en-US"/>
-        </w:rPr>
-        <w:t>Method</w:t>
-      </w:r>
-      <w:r>
-        <w:rPr>
-          <w:szCs w:val="28"/>
-        </w:rPr>
-        <w:t>) [7], с чем и связано название модели. Структура уравнений переноса для кинетической энергии турбулентности k и скорости её диссипации ε аналогична, но в записи источниковых членов и формулы для турбулентной вязкости есть различия. Опыт применения данной модели показал улучшенное (по сравнению со стандартной версией k–ε модели) согласование расчётных и экспериментальных данных для некоторых типов течений, в частности при относительно малых числах Рейнольдса, большой кривизне линий тока и в областях больших деформаций поля скорости.</w:t>
-      </w:r>
-    </w:p>
-    <w:p>
-      <w:pPr>
-        <w:rPr>
-          <w:szCs w:val="28"/>
-        </w:rPr>
-      </w:pPr>
-      <w:r>
-        <w:rPr>
-          <w:szCs w:val="28"/>
-        </w:rPr>
-        <w:t>Уравнения RNG k–ε модели могут применяться в пограничном слое вплоть до поверхностей стенок, при условии соответствующего измельчения сетки в вязком подслое. Если сетка в этой области недостаточно подробна, активируется один из видов пристеночных функций.</w:t>
-      </w:r>
-    </w:p>
-    <w:p>
-      <w:pPr>
-        <w:rPr>
-          <w:i/>
-          <w:szCs w:val="28"/>
-        </w:rPr>
-      </w:pPr>
-      <w:r>
-        <w:rPr>
-          <w:i/>
-          <w:szCs w:val="28"/>
-          <w:lang w:val="en-US"/>
-        </w:rPr>
-        <w:t>EARSM</w:t>
-      </w:r>
-      <w:r>
-        <w:rPr>
-          <w:i/>
-          <w:szCs w:val="28"/>
-        </w:rPr>
-        <w:t xml:space="preserve"> k–ε модель</w:t>
-      </w:r>
-    </w:p>
-    <w:p>
-      <w:pPr>
-        <w:rPr>
-          <w:szCs w:val="28"/>
-        </w:rPr>
-      </w:pPr>
-      <w:r>
-        <w:rPr>
-          <w:szCs w:val="28"/>
-        </w:rPr>
-        <w:lastRenderedPageBreak/>
-        <w:t>Нелинейная модель k–ε отличатся от стандартной тем, что связь между напряжениями Рейнольдса и средними параметрами потока нелинейна (квадратические, кубические зависимости и т.д.) В данной конкретной модели реализована кубическая нелинейная модель. Имеет смысл использовать для сильно турбулизированных потоков со вторичными токами, там где влияние вторых производных скорости существенно. Однако необходимо помнить про проблемы со сходимостью и устойчивостью [8].</w:t>
-      </w:r>
-    </w:p>
-    <w:p>
-      <w:pPr>
-        <w:rPr>
-          <w:szCs w:val="28"/>
-        </w:rPr>
-      </w:pPr>
-      <w:r>
-        <w:rPr>
-          <w:i/>
-          <w:szCs w:val="28"/>
-        </w:rPr>
-        <w:t>k–</w:t>
-      </w:r>
-      <w:r>
-        <w:rPr>
-          <w:i/>
-          <w:szCs w:val="28"/>
-          <w:lang w:val="en-US"/>
-        </w:rPr>
-        <w:t>ω</w:t>
-      </w:r>
-      <w:r>
-        <w:rPr>
-          <w:i/>
-          <w:szCs w:val="28"/>
-        </w:rPr>
-        <w:t xml:space="preserve"> модель</w:t>
-      </w:r>
-    </w:p>
-    <w:p>
-      <w:pPr>
-        <w:rPr>
-          <w:szCs w:val="28"/>
-        </w:rPr>
-      </w:pPr>
-      <w:r>
-        <w:rPr>
-          <w:szCs w:val="28"/>
-        </w:rPr>
-        <w:t xml:space="preserve">Опыт расчётов отрывных турбулентных течений за плохообтекаемыми телами показал, что модели на основе уравнения для скорости диссипации </w:t>
-      </w:r>
-      <w:r>
-        <w:rPr>
-          <w:szCs w:val="28"/>
-          <w:lang w:val="en-US"/>
-        </w:rPr>
-        <w:t>ε</w:t>
-      </w:r>
-      <w:r>
-        <w:rPr>
-          <w:szCs w:val="28"/>
-        </w:rPr>
-        <w:t xml:space="preserve"> предсказывают начало отрыва потока значительно ниже по течению, чем это наблюдается в экспериментах, причём расчётный размер рециркуляционной зоны и интенсивность движения в ней оказываются заниженными. В то же время оказалось, что другой класс моделей, где вместо уравнения переноса для </w:t>
-      </w:r>
-      <w:r>
-        <w:rPr>
-          <w:szCs w:val="28"/>
-          <w:lang w:val="en-US"/>
-        </w:rPr>
-        <w:t>ε</w:t>
-      </w:r>
-      <w:r>
-        <w:rPr>
-          <w:szCs w:val="28"/>
-        </w:rPr>
-        <w:t xml:space="preserve"> используется уравнение для </w:t>
-      </w:r>
-      <w:r>
-        <w:rPr>
-          <w:i/>
-          <w:szCs w:val="28"/>
-          <w:lang w:val="en-US"/>
-        </w:rPr>
-        <w:t>ω</w:t>
-      </w:r>
-      <w:r>
-        <w:rPr>
-          <w:szCs w:val="28"/>
-        </w:rPr>
-        <w:t xml:space="preserve"> =</w:t>
-      </w:r>
-      <w:r>
-        <w:rPr>
-          <w:i/>
-          <w:szCs w:val="28"/>
-        </w:rPr>
-        <w:t xml:space="preserve"> ε/ k</w:t>
-      </w:r>
-      <w:r>
-        <w:rPr>
-          <w:szCs w:val="28"/>
-        </w:rPr>
-        <w:t xml:space="preserve"> (</w:t>
-      </w:r>
-      <w:r>
-        <w:rPr>
-          <w:szCs w:val="28"/>
-          <w:lang w:val="en-US"/>
-        </w:rPr>
-        <w:t>turbulence</w:t>
-      </w:r>
-      <w:r>
-        <w:rPr>
-          <w:szCs w:val="28"/>
-        </w:rPr>
-        <w:t xml:space="preserve"> </w:t>
-      </w:r>
-      <w:r>
-        <w:rPr>
-          <w:szCs w:val="28"/>
-          <w:lang w:val="en-US"/>
-        </w:rPr>
-        <w:t>frequency</w:t>
-      </w:r>
-      <w:r>
-        <w:rPr>
-          <w:szCs w:val="28"/>
-        </w:rPr>
-        <w:t xml:space="preserve"> — величина, обратная времени жизни крупных вихрей), приводит к лучшему согласию с экспериментом на данном классе течений, если зона отрыва невелика. Так называемая </w:t>
-      </w:r>
-      <w:r>
-        <w:rPr>
-          <w:szCs w:val="28"/>
-          <w:lang w:val="en-US"/>
-        </w:rPr>
-        <w:t>k</w:t>
-      </w:r>
-      <w:r>
-        <w:rPr>
-          <w:szCs w:val="28"/>
-        </w:rPr>
-        <w:t>–</w:t>
-      </w:r>
-      <w:r>
-        <w:rPr>
-          <w:szCs w:val="28"/>
-          <w:lang w:val="en-US"/>
-        </w:rPr>
-        <w:t>ω</w:t>
-      </w:r>
-      <w:r>
-        <w:rPr>
-          <w:szCs w:val="28"/>
-        </w:rPr>
-        <w:t xml:space="preserve"> модель развивалась в работах Д. Вилкокса [9].</w:t>
-      </w:r>
-    </w:p>
-    <w:p>
-      <w:pPr>
-        <w:rPr>
-          <w:i/>
-          <w:szCs w:val="28"/>
-        </w:rPr>
-      </w:pPr>
-      <w:r>
-        <w:rPr>
-          <w:i/>
-          <w:szCs w:val="28"/>
-          <w:lang w:val="en-US"/>
-        </w:rPr>
-        <w:t>SST</w:t>
-      </w:r>
-      <w:r>
-        <w:rPr>
-          <w:i/>
-          <w:szCs w:val="28"/>
-        </w:rPr>
-        <w:t xml:space="preserve"> модель (модель Ментера)</w:t>
-      </w:r>
-    </w:p>
-    <w:p>
-      <w:pPr>
-        <w:rPr>
-          <w:szCs w:val="28"/>
-        </w:rPr>
-      </w:pPr>
-      <w:r>
-        <w:rPr>
-          <w:szCs w:val="28"/>
-        </w:rPr>
-        <w:t>Именно Ментеру принадлежит идея об объединении двух типов моделей (k–ε – вдали от стенок, k–ω – вблизи к стенкам) [10]. Считается, что k–ω модель лучше приспособлена к описанию пристеночных течений в пограничных слоях. Однако оказалось, что в свободных течениях вдали от твёрдых поверхностей (например, в набегающем потоке) возникает проблема задания численного значения ω на границах, где поток входит в расчётную область. Проблема заключается в том, что решение существенно зависит от указанного значения ω, и, в отличие от ε, значение ω нельзя устремить к нулю. Ментеру принадлежит заслуга описания функции, которая позволяет перейти от k–ε модели турбулентности к k–ω модели турбулентности вблизи стенки.</w:t>
-      </w:r>
-    </w:p>
-    <w:p>
-      <w:pPr>
-        <w:rPr>
-          <w:szCs w:val="28"/>
-        </w:rPr>
-      </w:pPr>
-      <w:r>
-        <w:rPr>
-          <w:rFonts w:eastAsia="Times New Roman"/>
-          <w:bCs/>
-          <w:szCs w:val="28"/>
-        </w:rPr>
-        <w:t>Расчет по средней линии тока и профилирование</w:t>
-      </w:r>
-    </w:p>
-    <w:p>
-      <w:pPr>
-        <w:rPr>
-          <w:szCs w:val="28"/>
-        </w:rPr>
-      </w:pPr>
-      <w:r>
-        <w:rPr>
-          <w:szCs w:val="28"/>
-        </w:rPr>
-        <w:lastRenderedPageBreak/>
-        <w:t>Расчет по средней линии тока осуществлялся по методическим указаниям кафедры Э3 (газотурбинные и нетрадиционные энергоустановки) МГТУ им. Н.Э. Баумана [11]. Форма проточной части была выбрана при постоянном периферийном диаметре. Профилирование производилось по закону постоянной циркуляции (Г=</w:t>
-      </w:r>
-      <w:r>
-        <w:rPr>
-          <w:szCs w:val="28"/>
-          <w:lang w:val="en-US"/>
-        </w:rPr>
-        <w:t>const</w:t>
-      </w:r>
-      <w:r>
-        <w:rPr>
-          <w:szCs w:val="28"/>
-        </w:rPr>
-        <w:t>) [12]. В качестве оценочного параметра наличия отрывных течений использовался фактор диффузорности [13]. Его показатель должен быть меньше 0.6. В результате расчета получилось 36 лопаток ВНА, 31 рабочих и 40 направляющих лопаток.</w:t>
-      </w:r>
-    </w:p>
-    <w:p>
-      <w:pPr>
-        <w:jc w:val="center"/>
-        <w:rPr>
-          <w:rFonts w:eastAsia="Times New Roman"/>
-          <w:color w:val="000000"/>
-          <w:szCs w:val="28"/>
-          <w:lang w:eastAsia="ru-RU"/>
-        </w:rPr>
-      </w:pPr>
-      <w:r>
-        <w:rPr>
-          <w:noProof/>
-          <w:szCs w:val="28"/>
-          <w:lang w:eastAsia="ru-RU"/>
-        </w:rPr>
-        <w:drawing>
-          <wp:inline distT="0" distB="0" distL="0" distR="0" wp14:anchorId="773DF992" wp14:editId="1F9C47EF">
-            <wp:extent cx="2934970" cy="3235325"/>
-            <wp:effectExtent l="0" t="0" r="0" b="3175"/>
-            <wp:docPr id="1385" name="Рисунок 1385" descr="C:\Users\Arutyun\Desktop\ДИПЛОМ\СПЕЦЧАСТЬ\Картинки\3D_ALL.PNG"/>
-            <wp:cNvGraphicFramePr>
-              <a:graphicFrameLocks xmlns:a="http://schemas.openxmlformats.org/drawingml/2006/main" noChangeAspect="1"/>
-            </wp:cNvGraphicFramePr>
-            <a:graphic xmlns:a="http://schemas.openxmlformats.org/drawingml/2006/main">
-              <a:graphicData uri="http://schemas.openxmlformats.org/drawingml/2006/picture">
-                <pic:pic xmlns:pic="http://schemas.openxmlformats.org/drawingml/2006/picture">
-                  <pic:nvPicPr>
-                    <pic:cNvPr id="0" name="Picture 1" descr="C:\Users\Arutyun\Desktop\ДИПЛОМ\СПЕЦЧАСТЬ\Картинки\3D_ALL.PNG"/>
-                    <pic:cNvPicPr>
-                      <a:picLocks noChangeAspect="1" noChangeArrowheads="1"/>
-                    </pic:cNvPicPr>
-                  </pic:nvPicPr>
-                  <pic:blipFill>
-                    <a:blip r:embed="rId9" cstate="print">
-                      <a:extLst>
-                        <a:ext uri="{28A0092B-C50C-407E-A947-70E740481C1C}">
-                          <a14:useLocalDpi xmlns:a14="http://schemas.microsoft.com/office/drawing/2010/main" val="0"/>
-                        </a:ext>
-                      </a:extLst>
-                    </a:blip>
-                    <a:srcRect/>
-                    <a:stretch>
-                      <a:fillRect/>
-                    </a:stretch>
-                  </pic:blipFill>
-                  <pic:spPr bwMode="auto">
-                    <a:xfrm>
-                      <a:off x="0" y="0"/>
-                      <a:ext cx="2934970" cy="3235325"/>
-                    </a:xfrm>
-                    <a:prstGeom prst="rect">
-                      <a:avLst/>
-                    </a:prstGeom>
-                    <a:noFill/>
-                    <a:ln>
-                      <a:noFill/>
-                    </a:ln>
-                  </pic:spPr>
-                </pic:pic>
-              </a:graphicData>
-            </a:graphic>
-          </wp:inline>
-        </w:drawing>
-      </w:r>
-      <w:r>
-        <w:rPr>
-          <w:rFonts w:eastAsia="Times New Roman"/>
-          <w:color w:val="000000"/>
-          <w:szCs w:val="28"/>
-          <w:lang w:eastAsia="ru-RU"/>
-        </w:rPr>
-        <w:t xml:space="preserve"> </w:t>
-      </w:r>
-    </w:p>
-    <w:p>
-      <w:pPr>
-        <w:jc w:val="center"/>
-        <w:rPr>
-          <w:rFonts w:eastAsia="Times New Roman"/>
-          <w:color w:val="000000"/>
-          <w:szCs w:val="28"/>
-          <w:lang w:eastAsia="ru-RU"/>
-        </w:rPr>
-      </w:pPr>
-      <w:r>
-        <w:rPr>
-          <w:rFonts w:eastAsia="Times New Roman"/>
-          <w:color w:val="000000"/>
-          <w:szCs w:val="28"/>
-          <w:lang w:eastAsia="ru-RU"/>
-        </w:rPr>
-        <w:t>Рисунок 1 – 3-х мерная модель первой ступени осевого компрессора высокого давления</w:t>
-      </w:r>
-    </w:p>
-    <w:p>
-      <w:pPr>
-        <w:rPr>
-          <w:szCs w:val="28"/>
-        </w:rPr>
-      </w:pPr>
-      <w:r>
-        <w:rPr>
-          <w:szCs w:val="28"/>
-        </w:rPr>
-        <w:t xml:space="preserve">Построение 3-х мерной модели рабочего колеса и направляющего аппарата выполнялось в программном комплексе </w:t>
-      </w:r>
-      <w:r>
-        <w:rPr>
-          <w:szCs w:val="28"/>
-          <w:lang w:val="en-US"/>
-        </w:rPr>
-        <w:t>Siemens</w:t>
-      </w:r>
-      <w:r>
-        <w:rPr>
-          <w:szCs w:val="28"/>
-        </w:rPr>
-        <w:t xml:space="preserve"> </w:t>
-      </w:r>
-      <w:r>
-        <w:rPr>
-          <w:szCs w:val="28"/>
-          <w:lang w:val="en-US"/>
-        </w:rPr>
-        <w:t>NX</w:t>
-      </w:r>
-      <w:r>
-        <w:rPr>
-          <w:szCs w:val="28"/>
-        </w:rPr>
-        <w:t xml:space="preserve"> (Рис. 1).</w:t>
-      </w:r>
-    </w:p>
-    <w:p>
-      <w:pPr>
-        <w:rPr>
-          <w:szCs w:val="28"/>
-        </w:rPr>
-      </w:pPr>
-      <w:r>
-        <w:rPr>
-          <w:szCs w:val="28"/>
-        </w:rPr>
-        <w:t>Радиальный зазор в рабочей и направляющей лопатках брался 8% от всей высоты.</w:t>
-      </w:r>
-    </w:p>
-    <w:p>
-      <w:pPr>
-        <w:rPr>
-          <w:szCs w:val="28"/>
-        </w:rPr>
-      </w:pPr>
-    </w:p>
-    <w:p>
-      <w:pPr>
-        <w:keepNext/>
-        <w:keepLines/>
-        <w:rPr>
-          <w:rFonts w:eastAsia="Times New Roman"/>
-          <w:bCs/>
-          <w:szCs w:val="28"/>
-        </w:rPr>
-      </w:pPr>
-      <w:r>
-        <w:rPr>
-          <w:rFonts w:eastAsia="Times New Roman"/>
-          <w:bCs/>
-          <w:szCs w:val="28"/>
-        </w:rPr>
-        <w:t>Построение расчетной сетки</w:t>
-      </w:r>
-    </w:p>
-    <w:p>
-      <w:pPr>
-        <w:rPr>
-          <w:szCs w:val="28"/>
-        </w:rPr>
-      </w:pPr>
-      <w:r>
-        <w:rPr>
-          <w:szCs w:val="28"/>
-        </w:rPr>
-        <w:t xml:space="preserve">Предварительная подготовка модели для сеткопостроителя </w:t>
-      </w:r>
-      <w:r>
-        <w:rPr>
-          <w:szCs w:val="28"/>
-          <w:lang w:val="en-US"/>
-        </w:rPr>
-        <w:t>TurboGrid</w:t>
-      </w:r>
-      <w:r>
-        <w:rPr>
-          <w:szCs w:val="28"/>
-        </w:rPr>
-        <w:t xml:space="preserve"> проводилась в программном комплексе </w:t>
-      </w:r>
-      <w:r>
-        <w:rPr>
-          <w:szCs w:val="28"/>
-          <w:lang w:val="en-US"/>
-        </w:rPr>
-        <w:t>DesignModeller</w:t>
-      </w:r>
-      <w:r>
-        <w:rPr>
-          <w:szCs w:val="28"/>
-        </w:rPr>
-        <w:t xml:space="preserve"> (Рис. 2) с использованием технологий </w:t>
-      </w:r>
-      <w:r>
-        <w:rPr>
-          <w:szCs w:val="28"/>
-          <w:lang w:val="en-US"/>
-        </w:rPr>
-        <w:t>FlowPath</w:t>
-      </w:r>
-      <w:r>
-        <w:rPr>
-          <w:szCs w:val="28"/>
-        </w:rPr>
-        <w:t xml:space="preserve"> и </w:t>
-      </w:r>
-      <w:r>
-        <w:rPr>
-          <w:szCs w:val="28"/>
-          <w:lang w:val="en-US"/>
-        </w:rPr>
-        <w:t>ExportPoints</w:t>
-      </w:r>
-      <w:r>
-        <w:rPr>
-          <w:szCs w:val="28"/>
-        </w:rPr>
-        <w:t xml:space="preserve">. В </w:t>
-      </w:r>
-      <w:r>
-        <w:rPr>
-          <w:szCs w:val="28"/>
-          <w:lang w:val="en-US"/>
-        </w:rPr>
-        <w:t>DesignModeller</w:t>
-      </w:r>
-      <w:r>
-        <w:rPr>
-          <w:szCs w:val="28"/>
-        </w:rPr>
-        <w:t xml:space="preserve"> </w:t>
-      </w:r>
-      <w:r>
-        <w:rPr>
-          <w:szCs w:val="28"/>
-        </w:rPr>
-        <w:lastRenderedPageBreak/>
-        <w:t xml:space="preserve">происходило снятие координат с 3-х мерной модели и запись их в текстовые файлы, которые затем передавались в </w:t>
-      </w:r>
-      <w:r>
-        <w:rPr>
-          <w:szCs w:val="28"/>
-          <w:lang w:val="en-US"/>
-        </w:rPr>
-        <w:t>Turbogrid</w:t>
-      </w:r>
-      <w:r>
-        <w:rPr>
-          <w:szCs w:val="28"/>
-        </w:rPr>
-        <w:t>.</w:t>
-      </w:r>
-    </w:p>
-    <w:p>
-      <w:pPr>
-        <w:jc w:val="center"/>
-        <w:rPr>
-          <w:szCs w:val="28"/>
-        </w:rPr>
-      </w:pPr>
-      <w:r>
-        <w:rPr>
-          <w:noProof/>
-          <w:szCs w:val="28"/>
-          <w:lang w:eastAsia="ru-RU"/>
-        </w:rPr>
-        <w:drawing>
-          <wp:inline distT="0" distB="0" distL="0" distR="0" wp14:anchorId="498052E5" wp14:editId="5AF9086F">
-            <wp:extent cx="5229225" cy="3599365"/>
-            <wp:effectExtent l="0" t="0" r="0" b="1270"/>
-            <wp:docPr id="1392" name="Рисунок 1392" descr="C:\Users\Arutyun\YandexDisk\Ucheba\Диплом\СПЕЦЧАСТЬ\Картинки\снятие_коорд.PNG"/>
-            <wp:cNvGraphicFramePr>
-              <a:graphicFrameLocks xmlns:a="http://schemas.openxmlformats.org/drawingml/2006/main" noChangeAspect="1"/>
-            </wp:cNvGraphicFramePr>
-            <a:graphic xmlns:a="http://schemas.openxmlformats.org/drawingml/2006/main">
-              <a:graphicData uri="http://schemas.openxmlformats.org/drawingml/2006/picture">
-                <pic:pic xmlns:pic="http://schemas.openxmlformats.org/drawingml/2006/picture">
-                  <pic:nvPicPr>
-                    <pic:cNvPr id="0" name="Picture 292" descr="C:\Users\Arutyun\YandexDisk\Ucheba\Диплом\СПЕЦЧАСТЬ\Картинки\снятие_коорд.PNG"/>
-                    <pic:cNvPicPr>
-                      <a:picLocks noChangeAspect="1" noChangeArrowheads="1"/>
-                    </pic:cNvPicPr>
-                  </pic:nvPicPr>
-                  <pic:blipFill>
-                    <a:blip r:embed="rId10">
-                      <a:extLst>
-                        <a:ext uri="{28A0092B-C50C-407E-A947-70E740481C1C}">
-                          <a14:useLocalDpi xmlns:a14="http://schemas.microsoft.com/office/drawing/2010/main" val="0"/>
-                        </a:ext>
-                      </a:extLst>
-                    </a:blip>
-                    <a:srcRect/>
-                    <a:stretch>
-                      <a:fillRect/>
-                    </a:stretch>
-                  </pic:blipFill>
-                  <pic:spPr bwMode="auto">
-                    <a:xfrm>
-                      <a:off x="0" y="0"/>
-                      <a:ext cx="5230853" cy="3600485"/>
-                    </a:xfrm>
-                    <a:prstGeom prst="rect">
-                      <a:avLst/>
-                    </a:prstGeom>
-                    <a:noFill/>
-                    <a:ln>
-                      <a:noFill/>
-                    </a:ln>
-                  </pic:spPr>
-                </pic:pic>
-              </a:graphicData>
-            </a:graphic>
-          </wp:inline>
-        </w:drawing>
-      </w:r>
-      <w:r>
-        <w:rPr>
-          <w:rFonts w:eastAsia="Times New Roman"/>
-          <w:color w:val="000000"/>
-          <w:szCs w:val="28"/>
-          <w:lang w:eastAsia="ru-RU"/>
-        </w:rPr>
-        <w:t xml:space="preserve">Рисунок 2 – </w:t>
-      </w:r>
-      <w:r>
-        <w:rPr>
-          <w:szCs w:val="28"/>
-        </w:rPr>
-        <w:t xml:space="preserve">Снятие координат ступени в </w:t>
-      </w:r>
-      <w:r>
-        <w:rPr>
-          <w:szCs w:val="28"/>
-          <w:lang w:val="en-US"/>
-        </w:rPr>
-        <w:t>DesignModeller</w:t>
-      </w:r>
-    </w:p>
-    <w:p>
-      <w:pPr>
-        <w:jc w:val="center"/>
-        <w:rPr>
-          <w:szCs w:val="28"/>
-        </w:rPr>
-      </w:pPr>
-      <w:r>
-        <w:rPr>
-          <w:szCs w:val="28"/>
-        </w:rPr>
-        <w:t xml:space="preserve">В </w:t>
-      </w:r>
-      <w:r>
-        <w:rPr>
-          <w:szCs w:val="28"/>
-          <w:lang w:val="en-US"/>
-        </w:rPr>
-        <w:t>TurboGrid</w:t>
-      </w:r>
-      <w:r>
-        <w:rPr>
-          <w:szCs w:val="28"/>
-        </w:rPr>
-        <w:t xml:space="preserve"> была построена структурированная гексаэдрическая сетка (Рис.3. и 4).</w:t>
-      </w:r>
-    </w:p>
-    <w:p>
-      <w:pPr>
-        <w:jc w:val="center"/>
-        <w:rPr>
-          <w:szCs w:val="28"/>
-        </w:rPr>
-      </w:pPr>
-      <w:r>
-        <w:rPr>
-          <w:rFonts w:eastAsia="Times New Roman"/>
-          <w:noProof/>
-          <w:color w:val="000000"/>
-          <w:szCs w:val="28"/>
-          <w:lang w:eastAsia="ru-RU"/>
-        </w:rPr>
-        <w:drawing>
-          <wp:inline distT="0" distB="0" distL="0" distR="0" wp14:anchorId="1EC58416" wp14:editId="1A68F9D7">
-            <wp:extent cx="5114925" cy="2561457"/>
-            <wp:effectExtent l="0" t="0" r="0" b="0"/>
-            <wp:docPr id="5" name="Рисунок 5" descr="https://pp.userapi.com/c637916/v637916242/506fe/eoSHWumA8pg.jpg"/>
-            <wp:cNvGraphicFramePr>
-              <a:graphicFrameLocks xmlns:a="http://schemas.openxmlformats.org/drawingml/2006/main" noChangeAspect="1"/>
-            </wp:cNvGraphicFramePr>
-            <a:graphic xmlns:a="http://schemas.openxmlformats.org/drawingml/2006/main">
-              <a:graphicData uri="http://schemas.openxmlformats.org/drawingml/2006/picture">
-                <pic:pic xmlns:pic="http://schemas.openxmlformats.org/drawingml/2006/picture">
-                  <pic:nvPicPr>
-                    <pic:cNvPr id="0" name="Picture 57" descr="https://pp.userapi.com/c637916/v637916242/506fe/eoSHWumA8pg.jpg"/>
-                    <pic:cNvPicPr>
-                      <a:picLocks noChangeAspect="1" noChangeArrowheads="1"/>
-                    </pic:cNvPicPr>
-                  </pic:nvPicPr>
-                  <pic:blipFill>
-                    <a:blip r:embed="rId11">
-                      <a:extLst>
-                        <a:ext uri="{28A0092B-C50C-407E-A947-70E740481C1C}">
-                          <a14:useLocalDpi xmlns:a14="http://schemas.microsoft.com/office/drawing/2010/main" val="0"/>
-                        </a:ext>
-                      </a:extLst>
-                    </a:blip>
-                    <a:srcRect/>
-                    <a:stretch>
-                      <a:fillRect/>
-                    </a:stretch>
-                  </pic:blipFill>
-                  <pic:spPr bwMode="auto">
-                    <a:xfrm>
-                      <a:off x="0" y="0"/>
-                      <a:ext cx="5114797" cy="2561393"/>
-                    </a:xfrm>
-                    <a:prstGeom prst="rect">
-                      <a:avLst/>
-                    </a:prstGeom>
-                    <a:noFill/>
-                    <a:ln>
-                      <a:noFill/>
-                    </a:ln>
-                  </pic:spPr>
-                </pic:pic>
-              </a:graphicData>
-            </a:graphic>
-          </wp:inline>
-        </w:drawing>
-      </w:r>
-      <w:r>
-        <w:rPr>
-          <w:rFonts w:eastAsia="Times New Roman"/>
-          <w:color w:val="000000"/>
-          <w:szCs w:val="28"/>
-          <w:lang w:eastAsia="ru-RU"/>
-        </w:rPr>
-        <w:t xml:space="preserve"> </w:t>
-      </w:r>
-      <w:r>
-        <w:rPr>
-          <w:rFonts w:eastAsia="Times New Roman"/>
-          <w:color w:val="000000"/>
-          <w:szCs w:val="28"/>
-          <w:lang w:eastAsia="ru-RU"/>
-        </w:rPr>
-        <w:t xml:space="preserve">Рисунок </w:t>
-      </w:r>
-      <w:r>
-        <w:rPr>
-          <w:rFonts w:eastAsia="Times New Roman"/>
-          <w:color w:val="000000"/>
-          <w:szCs w:val="28"/>
-          <w:lang w:eastAsia="ru-RU"/>
-        </w:rPr>
-        <w:t>3</w:t>
-      </w:r>
-      <w:r>
-        <w:rPr>
-          <w:rFonts w:eastAsia="Times New Roman"/>
-          <w:color w:val="000000"/>
-          <w:szCs w:val="28"/>
-          <w:lang w:eastAsia="ru-RU"/>
-        </w:rPr>
-        <w:t xml:space="preserve"> – </w:t>
-      </w:r>
-      <w:r>
-        <w:rPr>
-          <w:szCs w:val="28"/>
-        </w:rPr>
-        <w:t>Расчетная сетка пера лопатки</w:t>
-      </w:r>
-    </w:p>
-    <w:p>
-      <w:pPr>
-        <w:jc w:val="center"/>
-        <w:rPr>
-          <w:szCs w:val="28"/>
-        </w:rPr>
-      </w:pPr>
-      <w:r>
-        <w:rPr>
-          <w:noProof/>
-          <w:szCs w:val="28"/>
-          <w:lang w:eastAsia="ru-RU"/>
-        </w:rPr>
-        <w:lastRenderedPageBreak/>
-        <w:drawing>
-          <wp:inline distT="0" distB="0" distL="0" distR="0" wp14:anchorId="48456946" wp14:editId="29E476CD">
-            <wp:extent cx="5582920" cy="2955290"/>
-            <wp:effectExtent l="0" t="0" r="0" b="0"/>
-            <wp:docPr id="1387" name="Рисунок 1387" descr="C:\Users\Arutyun\YandexDisk\Ucheba\Авиационные силовые установки\СТАТЬЯ\картинки\сетка(вблизи_вх_кромки).png"/>
-            <wp:cNvGraphicFramePr>
-              <a:graphicFrameLocks xmlns:a="http://schemas.openxmlformats.org/drawingml/2006/main" noChangeAspect="1"/>
-            </wp:cNvGraphicFramePr>
-            <a:graphic xmlns:a="http://schemas.openxmlformats.org/drawingml/2006/main">
-              <a:graphicData uri="http://schemas.openxmlformats.org/drawingml/2006/picture">
-                <pic:pic xmlns:pic="http://schemas.openxmlformats.org/drawingml/2006/picture">
-                  <pic:nvPicPr>
-                    <pic:cNvPr id="0" name="Picture 4" descr="C:\Users\Arutyun\YandexDisk\Ucheba\Авиационные силовые установки\СТАТЬЯ\картинки\сетка(вблизи_вх_кромки).png"/>
-                    <pic:cNvPicPr>
-                      <a:picLocks noChangeAspect="1" noChangeArrowheads="1"/>
-                    </pic:cNvPicPr>
-                  </pic:nvPicPr>
-                  <pic:blipFill rotWithShape="1">
-                    <a:blip r:embed="rId12" cstate="print">
-                      <a:extLst>
-                        <a:ext uri="{28A0092B-C50C-407E-A947-70E740481C1C}">
-                          <a14:useLocalDpi xmlns:a14="http://schemas.microsoft.com/office/drawing/2010/main" val="0"/>
-                        </a:ext>
-                      </a:extLst>
-                    </a:blip>
-                    <a:srcRect b="18097"/>
-                    <a:stretch/>
-                  </pic:blipFill>
-                  <pic:spPr bwMode="auto">
-                    <a:xfrm>
-                      <a:off x="0" y="0"/>
-                      <a:ext cx="5582920" cy="2955290"/>
-                    </a:xfrm>
-                    <a:prstGeom prst="rect">
-                      <a:avLst/>
-                    </a:prstGeom>
-                    <a:noFill/>
-                    <a:ln>
-                      <a:noFill/>
-                    </a:ln>
-                    <a:extLst>
-                      <a:ext uri="{53640926-AAD7-44D8-BBD7-CCE9431645EC}">
-                        <a14:shadowObscured xmlns:a14="http://schemas.microsoft.com/office/drawing/2010/main"/>
-                      </a:ext>
-                    </a:extLst>
-                  </pic:spPr>
-                </pic:pic>
-              </a:graphicData>
-            </a:graphic>
-          </wp:inline>
-        </w:drawing>
-      </w:r>
-      <w:r>
-        <w:rPr>
-          <w:rFonts w:eastAsia="Times New Roman"/>
-          <w:color w:val="000000"/>
-          <w:szCs w:val="28"/>
-          <w:lang w:eastAsia="ru-RU"/>
-        </w:rPr>
-        <w:t xml:space="preserve">Рисунок 4 – </w:t>
-      </w:r>
-      <w:r>
-        <w:rPr>
-          <w:szCs w:val="28"/>
-        </w:rPr>
-        <w:t>Расчетная сетка у входной кромки</w:t>
-      </w:r>
-    </w:p>
-    <w:p>
-      <w:pPr>
-        <w:rPr>
-          <w:szCs w:val="28"/>
-        </w:rPr>
-      </w:pPr>
-      <w:r>
-        <w:rPr>
-          <w:szCs w:val="28"/>
-        </w:rPr>
-        <w:t xml:space="preserve">Для каждой модели турбулентности были построены свои расчетные сетки. В качестве оценочного параметра, который позволяет оценить правильность решения в пограничном слое является коэффициент </w:t>
-      </w:r>
-      <w:r>
-        <w:rPr>
-          <w:szCs w:val="28"/>
-          <w:lang w:val="en-US"/>
-        </w:rPr>
-        <w:t>y</w:t>
-      </w:r>
-      <w:r>
-        <w:rPr>
-          <w:szCs w:val="28"/>
-          <w:vertAlign w:val="superscript"/>
-        </w:rPr>
-        <w:t>+</w:t>
-      </w:r>
-      <w:r>
-        <w:rPr>
-          <w:szCs w:val="28"/>
-        </w:rPr>
-        <w:t>:</w:t>
-      </w:r>
-    </w:p>
-    <w:p>
-      <w:pPr>
-        <w:rPr>
-          <w:szCs w:val="28"/>
-        </w:rPr>
-      </w:pPr>
-      <m:oMathPara>
-        <m:oMath>
-          <m:sSup>
-            <m:sSupPr>
-              <m:ctrlPr>
-                <w:rPr>
-                  <w:rFonts w:ascii="Cambria Math" w:hAnsi="Cambria Math"/>
-                  <w:i/>
-                  <w:szCs w:val="28"/>
-                </w:rPr>
-              </m:ctrlPr>
-            </m:sSupPr>
-            <m:e>
-              <m:r>
-                <w:rPr>
-                  <w:rFonts w:ascii="Cambria Math" w:hAnsi="Cambria Math"/>
-                  <w:szCs w:val="28"/>
-                  <w:lang w:val="en-US"/>
-                </w:rPr>
-                <m:t>y</m:t>
-              </m:r>
-            </m:e>
-            <m:sup>
-              <m:r>
-                <w:rPr>
-                  <w:rFonts w:ascii="Cambria Math" w:hAnsi="Cambria Math"/>
-                  <w:szCs w:val="28"/>
-                </w:rPr>
-                <m:t>+</m:t>
-              </m:r>
-            </m:sup>
-          </m:sSup>
-          <m:r>
-            <w:rPr>
-              <w:rFonts w:ascii="Cambria Math" w:hAnsi="Cambria Math"/>
-              <w:szCs w:val="28"/>
-            </w:rPr>
-            <m:t>=</m:t>
-          </m:r>
-          <m:f>
-            <m:fPr>
-              <m:ctrlPr>
-                <w:rPr>
-                  <w:rFonts w:ascii="Cambria Math" w:hAnsi="Cambria Math"/>
-                  <w:i/>
-                  <w:szCs w:val="28"/>
-                </w:rPr>
-              </m:ctrlPr>
-            </m:fPr>
-            <m:num>
-              <m:r>
-                <w:rPr>
-                  <w:rFonts w:ascii="Cambria Math" w:hAnsi="Cambria Math"/>
-                  <w:szCs w:val="28"/>
-                </w:rPr>
-                <m:t>ρ∙</m:t>
-              </m:r>
-              <m:sSub>
-                <m:sSubPr>
-                  <m:ctrlPr>
-                    <w:rPr>
-                      <w:rFonts w:ascii="Cambria Math" w:hAnsi="Cambria Math"/>
-                      <w:i/>
-                      <w:szCs w:val="28"/>
-                    </w:rPr>
-                  </m:ctrlPr>
-                </m:sSubPr>
-                <m:e>
-                  <m:r>
-                    <w:rPr>
-                      <w:rFonts w:ascii="Cambria Math" w:hAnsi="Cambria Math"/>
-                      <w:szCs w:val="28"/>
-                    </w:rPr>
-                    <m:t>U</m:t>
-                  </m:r>
-                </m:e>
-                <m:sub>
-                  <m:r>
-                    <w:rPr>
-                      <w:rFonts w:ascii="Cambria Math" w:hAnsi="Cambria Math"/>
-                      <w:szCs w:val="28"/>
-                      <w:lang w:val="en-US"/>
-                    </w:rPr>
-                    <m:t>τ</m:t>
-                  </m:r>
-                </m:sub>
-              </m:sSub>
-              <m:r>
-                <w:rPr>
-                  <w:rFonts w:ascii="Cambria Math" w:hAnsi="Cambria Math"/>
-                  <w:szCs w:val="28"/>
-                </w:rPr>
-                <m:t>∙y</m:t>
-              </m:r>
-            </m:num>
-            <m:den>
-              <m:r>
-                <w:rPr>
-                  <w:rFonts w:ascii="Cambria Math" w:hAnsi="Cambria Math"/>
-                  <w:szCs w:val="28"/>
-                </w:rPr>
-                <m:t>μ</m:t>
-              </m:r>
-            </m:den>
-          </m:f>
-        </m:oMath>
-      </m:oMathPara>
-    </w:p>
-    <w:p>
-      <w:pPr>
-        <w:rPr>
-          <w:szCs w:val="28"/>
-        </w:rPr>
-      </w:pPr>
-      <w:r>
-        <w:rPr>
-          <w:szCs w:val="28"/>
-        </w:rPr>
-        <w:t>где ρ – плотность потока,</w:t>
-      </w:r>
-    </w:p>
-    <w:p>
-      <w:pPr>
-        <w:rPr>
-          <w:szCs w:val="28"/>
-        </w:rPr>
-      </w:pPr>
-      <m:oMathPara>
-        <m:oMathParaPr>
-          <m:jc m:val="left"/>
-        </m:oMathParaPr>
-        <m:oMath>
-          <m:sSub>
-            <m:sSubPr>
-              <m:ctrlPr>
-                <w:rPr>
-                  <w:rFonts w:ascii="Cambria Math" w:hAnsi="Cambria Math"/>
-                  <w:i/>
-                  <w:szCs w:val="28"/>
-                </w:rPr>
-              </m:ctrlPr>
-            </m:sSubPr>
-            <m:e>
-              <m:r>
-                <w:rPr>
-                  <w:rFonts w:ascii="Cambria Math" w:hAnsi="Cambria Math"/>
-                  <w:szCs w:val="28"/>
-                </w:rPr>
-                <m:t>U</m:t>
-              </m:r>
-            </m:e>
-            <m:sub>
-              <m:r>
-                <w:rPr>
-                  <w:rFonts w:ascii="Cambria Math" w:hAnsi="Cambria Math"/>
-                  <w:szCs w:val="28"/>
-                  <w:lang w:val="en-US"/>
-                </w:rPr>
-                <m:t>τ</m:t>
-              </m:r>
-            </m:sub>
-          </m:sSub>
-          <m:r>
-            <w:rPr>
-              <w:rFonts w:ascii="Cambria Math" w:eastAsia="Times New Roman" w:hAnsi="Cambria Math"/>
-              <w:szCs w:val="28"/>
-            </w:rPr>
-            <m:t>=</m:t>
-          </m:r>
-          <m:rad>
-            <m:radPr>
-              <m:degHide m:val="1"/>
-              <m:ctrlPr>
-                <w:rPr>
-                  <w:rFonts w:ascii="Cambria Math" w:eastAsia="Times New Roman" w:hAnsi="Cambria Math"/>
-                  <w:i/>
-                  <w:szCs w:val="28"/>
-                </w:rPr>
-              </m:ctrlPr>
-            </m:radPr>
-            <m:deg/>
-            <m:e>
-              <m:f>
-                <m:fPr>
-                  <m:ctrlPr>
-                    <w:rPr>
-                      <w:rFonts w:ascii="Cambria Math" w:eastAsia="Times New Roman" w:hAnsi="Cambria Math"/>
-                      <w:i/>
-                      <w:szCs w:val="28"/>
-                    </w:rPr>
-                  </m:ctrlPr>
-                </m:fPr>
-                <m:num>
-                  <m:sSub>
-                    <m:sSubPr>
-                      <m:ctrlPr>
-                        <w:rPr>
-                          <w:rFonts w:ascii="Cambria Math" w:eastAsia="Times New Roman" w:hAnsi="Cambria Math"/>
-                          <w:i/>
-                          <w:szCs w:val="28"/>
-                        </w:rPr>
-                      </m:ctrlPr>
-                    </m:sSubPr>
-                    <m:e>
-                      <m:r>
-                        <w:rPr>
-                          <w:rFonts w:ascii="Cambria Math" w:eastAsia="Times New Roman" w:hAnsi="Cambria Math"/>
-                          <w:szCs w:val="28"/>
-                        </w:rPr>
-                        <m:t>τ</m:t>
-                      </m:r>
-                    </m:e>
-                    <m:sub>
-                      <m:r>
-                        <w:rPr>
-                          <w:rFonts w:ascii="Cambria Math" w:eastAsia="Times New Roman" w:hAnsi="Cambria Math"/>
-                          <w:szCs w:val="28"/>
-                          <w:lang w:val="en-US"/>
-                        </w:rPr>
-                        <m:t>w</m:t>
-                      </m:r>
-                    </m:sub>
-                  </m:sSub>
-                </m:num>
-                <m:den>
-                  <m:r>
-                    <w:rPr>
-                      <w:rFonts w:ascii="Cambria Math" w:eastAsia="Times New Roman" w:hAnsi="Cambria Math"/>
-                      <w:szCs w:val="28"/>
-                    </w:rPr>
-                    <m:t>ρ</m:t>
-                  </m:r>
-                </m:den>
-              </m:f>
-            </m:e>
-          </m:rad>
-          <m:r>
-            <w:rPr>
-              <w:rFonts w:ascii="Cambria Math" w:eastAsia="Times New Roman" w:hAnsi="Cambria Math"/>
-              <w:szCs w:val="28"/>
-            </w:rPr>
-            <m:t>-</m:t>
-          </m:r>
-          <m:r>
-            <m:rPr>
-              <m:sty m:val="p"/>
-            </m:rPr>
-            <w:rPr>
-              <w:rFonts w:ascii="Cambria Math" w:hAnsi="Cambria Math"/>
-              <w:szCs w:val="28"/>
-            </w:rPr>
-            <m:t xml:space="preserve"> скорость трения;</m:t>
-          </m:r>
-        </m:oMath>
-      </m:oMathPara>
-    </w:p>
-    <w:p>
-      <w:pPr>
-        <w:rPr>
-          <w:rFonts w:eastAsia="Times New Roman"/>
-          <w:i/>
-          <w:szCs w:val="28"/>
-        </w:rPr>
-      </w:pPr>
-      <m:oMathPara>
-        <m:oMathParaPr>
-          <m:jc m:val="left"/>
-        </m:oMathParaPr>
-        <m:oMath>
-          <m:sSub>
-            <m:sSubPr>
-              <m:ctrlPr>
-                <w:rPr>
-                  <w:rFonts w:ascii="Cambria Math" w:eastAsia="Times New Roman" w:hAnsi="Cambria Math"/>
-                  <w:i/>
-                  <w:szCs w:val="28"/>
-                </w:rPr>
-              </m:ctrlPr>
-            </m:sSubPr>
-            <m:e>
-              <m:r>
-                <w:rPr>
-                  <w:rFonts w:ascii="Cambria Math" w:eastAsia="Times New Roman" w:hAnsi="Cambria Math"/>
-                  <w:szCs w:val="28"/>
-                </w:rPr>
-                <m:t>τ</m:t>
-              </m:r>
-            </m:e>
-            <m:sub>
-              <m:r>
-                <w:rPr>
-                  <w:rFonts w:ascii="Cambria Math" w:eastAsia="Times New Roman" w:hAnsi="Cambria Math"/>
-                  <w:szCs w:val="28"/>
-                  <w:lang w:val="en-US"/>
-                </w:rPr>
-                <m:t>w</m:t>
-              </m:r>
-            </m:sub>
-          </m:sSub>
-          <m:r>
-            <w:rPr>
-              <w:rFonts w:ascii="Cambria Math" w:eastAsia="Times New Roman" w:hAnsi="Cambria Math"/>
-              <w:szCs w:val="28"/>
-            </w:rPr>
-            <m:t>=</m:t>
-          </m:r>
-          <m:f>
-            <m:fPr>
-              <m:ctrlPr>
-                <w:rPr>
-                  <w:rFonts w:ascii="Cambria Math" w:eastAsia="Times New Roman" w:hAnsi="Cambria Math"/>
-                  <w:i/>
-                  <w:szCs w:val="28"/>
-                </w:rPr>
-              </m:ctrlPr>
-            </m:fPr>
-            <m:num>
-              <m:sSub>
-                <m:sSubPr>
-                  <m:ctrlPr>
-                    <w:rPr>
-                      <w:rFonts w:ascii="Cambria Math" w:eastAsia="Times New Roman" w:hAnsi="Cambria Math"/>
-                      <w:i/>
-                      <w:szCs w:val="28"/>
-                    </w:rPr>
-                  </m:ctrlPr>
-                </m:sSubPr>
-                <m:e>
-                  <m:r>
-                    <w:rPr>
-                      <w:rFonts w:ascii="Cambria Math" w:eastAsia="Times New Roman" w:hAnsi="Cambria Math"/>
-                      <w:szCs w:val="28"/>
-                      <w:lang w:val="en-US"/>
-                    </w:rPr>
-                    <m:t>C</m:t>
-                  </m:r>
-                </m:e>
-                <m:sub>
-                  <m:r>
-                    <w:rPr>
-                      <w:rFonts w:ascii="Cambria Math" w:eastAsia="Times New Roman" w:hAnsi="Cambria Math"/>
-                      <w:szCs w:val="28"/>
-                      <w:lang w:val="en-US"/>
-                    </w:rPr>
-                    <m:t>f</m:t>
-                  </m:r>
-                </m:sub>
-              </m:sSub>
-              <m:r>
-                <w:rPr>
-                  <w:rFonts w:ascii="Cambria Math" w:eastAsia="Times New Roman" w:hAnsi="Cambria Math"/>
-                  <w:szCs w:val="28"/>
-                </w:rPr>
-                <m:t>∙</m:t>
-              </m:r>
-              <m:r>
-                <m:rPr>
-                  <m:sty m:val="p"/>
-                </m:rPr>
-                <w:rPr>
-                  <w:rFonts w:ascii="Cambria Math" w:hAnsi="Cambria Math"/>
-                  <w:szCs w:val="28"/>
-                </w:rPr>
-                <m:t>ρ∙</m:t>
-              </m:r>
-              <m:sSup>
-                <m:sSupPr>
-                  <m:ctrlPr>
-                    <w:rPr>
-                      <w:rFonts w:ascii="Cambria Math" w:hAnsi="Cambria Math"/>
-                      <w:szCs w:val="28"/>
-                    </w:rPr>
-                  </m:ctrlPr>
-                </m:sSupPr>
-                <m:e>
-                  <m:r>
-                    <w:rPr>
-                      <w:rFonts w:ascii="Cambria Math" w:hAnsi="Cambria Math"/>
-                      <w:szCs w:val="28"/>
-                    </w:rPr>
-                    <m:t>U</m:t>
-                  </m:r>
-                </m:e>
-                <m:sup>
-                  <m:r>
-                    <w:rPr>
-                      <w:rFonts w:ascii="Cambria Math" w:hAnsi="Cambria Math"/>
-                      <w:szCs w:val="28"/>
-                    </w:rPr>
-                    <m:t>2</m:t>
-                  </m:r>
-                </m:sup>
-              </m:sSup>
-            </m:num>
-            <m:den>
-              <m:r>
-                <w:rPr>
-                  <w:rFonts w:ascii="Cambria Math" w:eastAsia="Times New Roman" w:hAnsi="Cambria Math"/>
-                  <w:szCs w:val="28"/>
-                </w:rPr>
-                <m:t>2</m:t>
-              </m:r>
-            </m:den>
-          </m:f>
-          <m:r>
-            <m:rPr>
-              <m:sty m:val="p"/>
-            </m:rPr>
-            <w:rPr>
-              <w:rFonts w:ascii="Cambria Math" w:hAnsi="Cambria Math"/>
-              <w:szCs w:val="28"/>
-            </w:rPr>
-            <m:t>-</m:t>
-          </m:r>
-          <m:r>
-            <w:rPr>
-              <w:rFonts w:ascii="Cambria Math" w:hAnsi="Cambria Math"/>
-              <w:szCs w:val="28"/>
-            </w:rPr>
-            <m:t>касательное напряжение на стенке;</m:t>
-          </m:r>
-        </m:oMath>
-      </m:oMathPara>
-    </w:p>
-    <w:p>
-      <w:pPr>
-        <w:rPr>
-          <w:rFonts w:eastAsia="Times New Roman"/>
-          <w:szCs w:val="28"/>
-          <w:lang w:val="en-US"/>
-        </w:rPr>
-      </w:pPr>
-      <m:oMathPara>
-        <m:oMathParaPr>
-          <m:jc m:val="left"/>
-        </m:oMathParaPr>
-        <m:oMath>
-          <m:sSub>
-            <m:sSubPr>
-              <m:ctrlPr>
-                <w:rPr>
-                  <w:rFonts w:ascii="Cambria Math" w:eastAsia="Times New Roman" w:hAnsi="Cambria Math"/>
-                  <w:i/>
-                  <w:szCs w:val="28"/>
-                </w:rPr>
-              </m:ctrlPr>
-            </m:sSubPr>
-            <m:e>
-              <m:r>
-                <w:rPr>
-                  <w:rFonts w:ascii="Cambria Math" w:eastAsia="Times New Roman" w:hAnsi="Cambria Math"/>
-                  <w:szCs w:val="28"/>
-                  <w:lang w:val="en-US"/>
-                </w:rPr>
-                <m:t>C</m:t>
-              </m:r>
-            </m:e>
-            <m:sub>
-              <m:r>
-                <w:rPr>
-                  <w:rFonts w:ascii="Cambria Math" w:eastAsia="Times New Roman" w:hAnsi="Cambria Math"/>
-                  <w:szCs w:val="28"/>
-                  <w:lang w:val="en-US"/>
-                </w:rPr>
-                <m:t>f</m:t>
-              </m:r>
-            </m:sub>
-          </m:sSub>
-          <m:r>
-            <w:rPr>
-              <w:rFonts w:ascii="Cambria Math" w:eastAsia="Times New Roman" w:hAnsi="Cambria Math"/>
-              <w:szCs w:val="28"/>
-            </w:rPr>
-            <m:t xml:space="preserve">-коэффициент поверхностного трения; </m:t>
-          </m:r>
-        </m:oMath>
-      </m:oMathPara>
-    </w:p>
-    <w:p>
-      <w:pPr>
-        <w:rPr>
-          <w:rFonts w:eastAsia="Times New Roman"/>
-          <w:i/>
-          <w:szCs w:val="28"/>
-        </w:rPr>
-      </w:pPr>
-      <m:oMathPara>
-        <m:oMathParaPr>
-          <m:jc m:val="left"/>
-        </m:oMathParaPr>
-        <m:oMath>
-          <m:r>
-            <w:rPr>
-              <w:rFonts w:ascii="Cambria Math" w:hAnsi="Cambria Math"/>
-              <w:szCs w:val="28"/>
-            </w:rPr>
-            <m:t>y-высота первого пристеночного элемента;</m:t>
-          </m:r>
-        </m:oMath>
-      </m:oMathPara>
-    </w:p>
-    <w:p>
-      <w:pPr>
-        <w:rPr>
-          <w:rFonts w:eastAsia="Times New Roman"/>
-          <w:i/>
-          <w:szCs w:val="28"/>
-        </w:rPr>
-      </w:pPr>
-      <m:oMathPara>
-        <m:oMathParaPr>
-          <m:jc m:val="left"/>
-        </m:oMathParaPr>
-        <m:oMath>
-          <m:r>
-            <w:rPr>
-              <w:rFonts w:ascii="Cambria Math" w:hAnsi="Cambria Math"/>
-              <w:szCs w:val="28"/>
-            </w:rPr>
-            <m:t>μ-динамимическая вязкость.</m:t>
-          </m:r>
-        </m:oMath>
-      </m:oMathPara>
-    </w:p>
-    <w:p>
-      <w:pPr>
-        <w:rPr>
-          <w:szCs w:val="28"/>
-        </w:rPr>
-      </w:pPr>
-      <w:r>
-        <w:rPr>
-          <w:rFonts w:eastAsia="Times New Roman"/>
-          <w:szCs w:val="28"/>
-        </w:rPr>
-        <w:t xml:space="preserve">Для моделей турбулентности k-ω и </w:t>
-      </w:r>
-      <w:r>
-        <w:rPr>
-          <w:rFonts w:eastAsia="Times New Roman"/>
-          <w:szCs w:val="28"/>
-          <w:lang w:val="en-US"/>
-        </w:rPr>
-        <w:t>SST</w:t>
-      </w:r>
-      <w:r>
-        <w:rPr>
-          <w:rFonts w:eastAsia="Times New Roman"/>
-          <w:szCs w:val="28"/>
-        </w:rPr>
-        <w:t xml:space="preserve"> </w:t>
-      </w:r>
-      <w:r>
-        <w:rPr>
-          <w:szCs w:val="28"/>
-          <w:lang w:val="en-US"/>
-        </w:rPr>
-        <w:t>y</w:t>
-      </w:r>
-      <w:r>
-        <w:rPr>
-          <w:szCs w:val="28"/>
-          <w:vertAlign w:val="superscript"/>
-        </w:rPr>
-        <w:t>+</w:t>
-      </w:r>
-      <w:r>
-        <w:rPr>
-          <w:szCs w:val="28"/>
-        </w:rPr>
-        <w:t xml:space="preserve">&lt;2. Для </w:t>
-      </w:r>
-      <w:r>
-        <w:rPr>
-          <w:szCs w:val="28"/>
-          <w:lang w:val="en-US"/>
-        </w:rPr>
-        <w:t>k</w:t>
-      </w:r>
-      <w:r>
-        <w:rPr>
-          <w:szCs w:val="28"/>
-        </w:rPr>
-        <w:t xml:space="preserve">-ε, </w:t>
-      </w:r>
-      <w:r>
-        <w:rPr>
-          <w:szCs w:val="28"/>
-          <w:lang w:val="en-US"/>
-        </w:rPr>
-        <w:t>RNG</w:t>
-      </w:r>
-      <w:r>
-        <w:rPr>
-          <w:szCs w:val="28"/>
-        </w:rPr>
-        <w:t xml:space="preserve"> </w:t>
-      </w:r>
-      <w:r>
-        <w:rPr>
-          <w:szCs w:val="28"/>
-          <w:lang w:val="en-US"/>
-        </w:rPr>
-        <w:t>k</w:t>
-      </w:r>
-      <w:r>
-        <w:rPr>
-          <w:szCs w:val="28"/>
-        </w:rPr>
-        <w:t xml:space="preserve">-ε, </w:t>
-      </w:r>
-      <w:r>
-        <w:rPr>
-          <w:szCs w:val="28"/>
-          <w:lang w:val="en-US"/>
-        </w:rPr>
-        <w:t>EARSM</w:t>
-      </w:r>
-      <w:r>
-        <w:rPr>
-          <w:szCs w:val="28"/>
-        </w:rPr>
-        <w:t xml:space="preserve"> </w:t>
-      </w:r>
-      <w:r>
-        <w:rPr>
-          <w:szCs w:val="28"/>
-          <w:lang w:val="en-US"/>
-        </w:rPr>
-        <w:t>k</w:t>
-      </w:r>
-      <w:r>
-        <w:rPr>
-          <w:szCs w:val="28"/>
-        </w:rPr>
-        <w:t xml:space="preserve">-ε </w:t>
-      </w:r>
-      <w:r>
-        <w:rPr>
-          <w:szCs w:val="28"/>
-          <w:lang w:val="en-US"/>
-        </w:rPr>
-        <w:t>y</w:t>
-      </w:r>
-      <w:r>
-        <w:rPr>
-          <w:szCs w:val="28"/>
-          <w:vertAlign w:val="superscript"/>
-        </w:rPr>
-        <w:t>+</w:t>
-      </w:r>
-      <w:r>
-        <w:rPr>
-          <w:szCs w:val="28"/>
-        </w:rPr>
-        <w:t>&gt;10 [14].</w:t>
-      </w:r>
-    </w:p>
-    <w:p>
-      <w:pPr>
-        <w:rPr>
-          <w:szCs w:val="28"/>
-        </w:rPr>
-      </w:pPr>
-      <w:r>
-        <w:rPr>
-          <w:szCs w:val="28"/>
-        </w:rPr>
-        <w:t xml:space="preserve">В ходе каждого расчета данный коэффициент проверялся. В случае выхода </w:t>
-      </w:r>
-      <w:r>
-        <w:rPr>
-          <w:szCs w:val="28"/>
-          <w:lang w:val="en-US"/>
-        </w:rPr>
-        <w:t>y</w:t>
-      </w:r>
-      <w:r>
-        <w:rPr>
-          <w:szCs w:val="28"/>
-          <w:vertAlign w:val="superscript"/>
-        </w:rPr>
-        <w:t>+</w:t>
-      </w:r>
-      <w:r>
-        <w:rPr>
-          <w:szCs w:val="28"/>
-        </w:rPr>
-        <w:t xml:space="preserve"> за пределы допустимых значений расчетная сетка перестраивалась.</w:t>
-      </w:r>
-    </w:p>
-    <w:p>
-      <w:pPr>
-        <w:rPr>
-          <w:szCs w:val="28"/>
-        </w:rPr>
-      </w:pPr>
-      <w:r>
-        <w:rPr>
-          <w:szCs w:val="28"/>
-        </w:rPr>
-        <w:lastRenderedPageBreak/>
-        <w:t xml:space="preserve">Для построения расчетной сетки было использовано </w:t>
-      </w:r>
-      <w:r>
-        <w:rPr>
-          <w:szCs w:val="28"/>
-        </w:rPr>
-        <w:t>935000</w:t>
-      </w:r>
-      <w:r>
-        <w:rPr>
-          <w:szCs w:val="28"/>
-        </w:rPr>
-        <w:t xml:space="preserve"> элементов на</w:t>
-      </w:r>
-      <w:r>
-        <w:rPr>
-          <w:szCs w:val="28"/>
-        </w:rPr>
-        <w:t xml:space="preserve"> входную направляющую, 932000</w:t>
-      </w:r>
-      <w:r>
-        <w:rPr>
-          <w:szCs w:val="28"/>
-        </w:rPr>
-        <w:t xml:space="preserve"> рабочую и </w:t>
-      </w:r>
-      <w:r>
-        <w:rPr>
-          <w:szCs w:val="28"/>
-        </w:rPr>
-        <w:t>719000</w:t>
-      </w:r>
-      <w:r>
-        <w:rPr>
-          <w:szCs w:val="28"/>
-        </w:rPr>
-        <w:t xml:space="preserve"> элементов на направляющую лопатку</w:t>
-      </w:r>
-    </w:p>
-    <w:p>
-      <w:pPr>
-        <w:keepNext/>
-        <w:keepLines/>
-        <w:rPr>
-          <w:rFonts w:eastAsia="Times New Roman"/>
-          <w:bCs/>
-          <w:szCs w:val="28"/>
-        </w:rPr>
-      </w:pPr>
-      <w:r>
-        <w:rPr>
-          <w:rFonts w:eastAsia="Times New Roman"/>
-          <w:bCs/>
-          <w:szCs w:val="28"/>
-        </w:rPr>
         <w:t>Задание граничных условий</w:t>
-      </w:r>
-    </w:p>
-    <w:p>
-      <w:pPr>
-        <w:rPr>
-          <w:szCs w:val="28"/>
-        </w:rPr>
-      </w:pPr>
-      <w:r>
-        <w:rPr>
-          <w:szCs w:val="28"/>
-        </w:rPr>
-        <w:t>При решении задачи рассматривался сектор</w:t>
-      </w:r>
-      <w:r>
-        <w:rPr>
-          <w:szCs w:val="28"/>
-        </w:rPr>
-        <w:t xml:space="preserve"> входного направляющего аппарата (ВНА),</w:t>
-      </w:r>
-      <w:r>
-        <w:rPr>
-          <w:szCs w:val="28"/>
-        </w:rPr>
-        <w:t xml:space="preserve"> рабочего колеса</w:t>
-      </w:r>
-      <w:r>
-        <w:rPr>
-          <w:szCs w:val="28"/>
-        </w:rPr>
-        <w:t xml:space="preserve"> (РК)</w:t>
-      </w:r>
-      <w:r>
-        <w:rPr>
-          <w:szCs w:val="28"/>
-        </w:rPr>
-        <w:t xml:space="preserve"> и направляющего аппарата</w:t>
-      </w:r>
-      <w:r>
-        <w:rPr>
-          <w:szCs w:val="28"/>
-        </w:rPr>
-        <w:t xml:space="preserve"> (НА)</w:t>
-      </w:r>
-      <w:r>
-        <w:rPr>
-          <w:szCs w:val="28"/>
-        </w:rPr>
-        <w:t xml:space="preserve"> (Рис.4.). Для области с рабочим колесом задавалась частота вращения.</w:t>
-      </w:r>
-    </w:p>
-    <w:p>
-      <w:pPr>
-        <w:rPr>
-          <w:szCs w:val="28"/>
-        </w:rPr>
-      </w:pPr>
-      <w:r>
-        <w:rPr>
-          <w:szCs w:val="28"/>
-        </w:rPr>
-        <w:t xml:space="preserve"> При задании физических параметров потока задавались следующие граничные условия:</w:t>
-      </w:r>
-    </w:p>
-    <w:p>
-      <w:pPr>
-        <w:numPr>
-          <w:ilvl w:val="0"/>
-          <w:numId w:val="17"/>
-        </w:numPr>
-        <w:ind w:left="0" w:firstLine="709"/>
-        <w:rPr>
-          <w:szCs w:val="28"/>
-        </w:rPr>
-      </w:pPr>
-      <w:r>
-        <w:rPr>
-          <w:szCs w:val="28"/>
-          <w:lang w:val="en-US"/>
-        </w:rPr>
-        <w:t>Inlet</w:t>
-      </w:r>
-      <w:r>
-        <w:rPr>
-          <w:szCs w:val="28"/>
-        </w:rPr>
-        <w:t xml:space="preserve"> </w:t>
-      </w:r>
-      <w:r>
-        <w:rPr>
-          <w:szCs w:val="28"/>
-          <w:lang w:val="en-US"/>
-        </w:rPr>
-        <w:sym w:font="Symbol" w:char="F02D"/>
-      </w:r>
-      <w:r>
-        <w:rPr>
-          <w:szCs w:val="28"/>
-        </w:rPr>
-        <w:t xml:space="preserve"> вход потока: полное давление 101325 Па, полная температура 288 К, </w:t>
-      </w:r>
-    </w:p>
-    <w:p>
-      <w:pPr>
-        <w:numPr>
-          <w:ilvl w:val="0"/>
-          <w:numId w:val="17"/>
-        </w:numPr>
-        <w:ind w:left="0" w:firstLine="709"/>
-        <w:rPr>
-          <w:rFonts w:eastAsia="Times New Roman"/>
-          <w:szCs w:val="28"/>
-        </w:rPr>
-      </w:pPr>
-      <w:r>
-        <w:rPr>
-          <w:rFonts w:eastAsia="Times New Roman"/>
-          <w:szCs w:val="28"/>
-          <w:lang w:val="en-US"/>
-        </w:rPr>
-        <w:t>Outlet</w:t>
-      </w:r>
-      <w:r>
-        <w:rPr>
-          <w:szCs w:val="28"/>
-        </w:rPr>
-        <w:t xml:space="preserve"> </w:t>
-      </w:r>
-      <w:r>
-        <w:rPr>
-          <w:szCs w:val="28"/>
-          <w:lang w:val="en-US"/>
-        </w:rPr>
-        <w:sym w:font="Symbol" w:char="F02D"/>
-      </w:r>
-      <w:r>
-        <w:rPr>
-          <w:szCs w:val="28"/>
-        </w:rPr>
-        <w:t xml:space="preserve"> выход потока: статическое давление;</w:t>
-      </w:r>
-    </w:p>
-    <w:p>
-      <w:pPr>
-        <w:numPr>
-          <w:ilvl w:val="0"/>
-          <w:numId w:val="17"/>
-        </w:numPr>
-        <w:ind w:left="0" w:firstLine="709"/>
-        <w:rPr>
-          <w:rFonts w:eastAsia="Times New Roman"/>
-          <w:szCs w:val="28"/>
-        </w:rPr>
-      </w:pPr>
-      <w:r>
-        <w:rPr>
-          <w:rFonts w:eastAsia="Times New Roman"/>
-          <w:szCs w:val="28"/>
-          <w:lang w:val="en-US"/>
-        </w:rPr>
-        <w:t>Periodic</w:t>
-      </w:r>
-      <w:r>
-        <w:rPr>
-          <w:szCs w:val="28"/>
-        </w:rPr>
-        <w:t xml:space="preserve"> </w:t>
-      </w:r>
-      <w:r>
-        <w:rPr>
-          <w:szCs w:val="28"/>
-          <w:lang w:val="en-US"/>
-        </w:rPr>
-        <w:sym w:font="Symbol" w:char="F02D"/>
-      </w:r>
-      <w:r>
-        <w:rPr>
-          <w:szCs w:val="28"/>
-          <w:lang w:val="en-US"/>
-        </w:rPr>
-        <w:t xml:space="preserve"> </w:t>
-      </w:r>
-      <w:r>
-        <w:rPr>
-          <w:szCs w:val="28"/>
-        </w:rPr>
-        <w:t>условие периодичности;</w:t>
-      </w:r>
-    </w:p>
-    <w:p>
-      <w:pPr>
-        <w:numPr>
-          <w:ilvl w:val="0"/>
-          <w:numId w:val="17"/>
-        </w:numPr>
-        <w:ind w:left="0" w:firstLine="709"/>
-        <w:rPr>
-          <w:rFonts w:eastAsia="Times New Roman"/>
-          <w:szCs w:val="28"/>
-        </w:rPr>
-      </w:pPr>
-      <w:r>
-        <w:rPr>
-          <w:rFonts w:eastAsia="Times New Roman"/>
-          <w:szCs w:val="28"/>
-          <w:lang w:val="en-US"/>
-        </w:rPr>
-        <w:t>No</w:t>
-      </w:r>
-      <w:r>
-        <w:rPr>
-          <w:rFonts w:eastAsia="Times New Roman"/>
-          <w:szCs w:val="28"/>
-        </w:rPr>
-        <w:t xml:space="preserve"> </w:t>
-      </w:r>
-      <w:r>
-        <w:rPr>
-          <w:rFonts w:eastAsia="Times New Roman"/>
-          <w:szCs w:val="28"/>
-          <w:lang w:val="en-US"/>
-        </w:rPr>
-        <w:t>Slip</w:t>
-      </w:r>
-      <w:r>
-        <w:rPr>
-          <w:rFonts w:eastAsia="Times New Roman"/>
-          <w:szCs w:val="28"/>
-        </w:rPr>
-        <w:t xml:space="preserve"> </w:t>
-      </w:r>
-      <w:r>
-        <w:rPr>
-          <w:rFonts w:eastAsia="Times New Roman"/>
-          <w:szCs w:val="28"/>
-          <w:lang w:val="en-US"/>
-        </w:rPr>
-        <w:t>Wall</w:t>
-      </w:r>
-      <w:r>
-        <w:rPr>
-          <w:szCs w:val="28"/>
-        </w:rPr>
-        <w:t xml:space="preserve"> </w:t>
-      </w:r>
-      <w:r>
-        <w:rPr>
-          <w:szCs w:val="28"/>
-          <w:lang w:val="en-US"/>
-        </w:rPr>
-        <w:sym w:font="Symbol" w:char="F02D"/>
-      </w:r>
-      <w:r>
-        <w:rPr>
-          <w:szCs w:val="28"/>
-        </w:rPr>
-        <w:t xml:space="preserve"> условие «прилипания» на стенке;</w:t>
-      </w:r>
-    </w:p>
-    <w:p>
-      <w:pPr>
-        <w:numPr>
-          <w:ilvl w:val="0"/>
-          <w:numId w:val="17"/>
-        </w:numPr>
-        <w:ind w:left="0" w:firstLine="709"/>
-        <w:rPr>
-          <w:rFonts w:eastAsia="Times New Roman"/>
-          <w:szCs w:val="28"/>
-        </w:rPr>
-      </w:pPr>
-      <w:r>
-        <w:rPr>
-          <w:szCs w:val="28"/>
-          <w:lang w:val="en-US"/>
-        </w:rPr>
-        <w:t>Turbulence model</w:t>
-      </w:r>
-      <w:r>
-        <w:rPr>
-          <w:szCs w:val="28"/>
-        </w:rPr>
-        <w:t xml:space="preserve"> </w:t>
-      </w:r>
-      <w:r>
-        <w:rPr>
-          <w:szCs w:val="28"/>
-          <w:lang w:val="en-US"/>
-        </w:rPr>
-        <w:sym w:font="Symbol" w:char="F02D"/>
-      </w:r>
-      <w:r>
-        <w:rPr>
-          <w:szCs w:val="28"/>
-          <w:lang w:val="en-US"/>
-        </w:rPr>
-        <w:t xml:space="preserve"> </w:t>
-      </w:r>
-      <w:r>
-        <w:rPr>
-          <w:szCs w:val="28"/>
-        </w:rPr>
-        <w:t>модель турбулентности;</w:t>
-      </w:r>
-    </w:p>
-    <w:p>
-      <w:pPr>
-        <w:numPr>
-          <w:ilvl w:val="0"/>
-          <w:numId w:val="17"/>
-        </w:numPr>
-        <w:ind w:left="0" w:firstLine="709"/>
-        <w:rPr>
-          <w:rFonts w:eastAsia="Times New Roman"/>
-          <w:szCs w:val="28"/>
-        </w:rPr>
-      </w:pPr>
-      <w:r>
-        <w:rPr>
-          <w:rFonts w:eastAsia="Times New Roman"/>
-          <w:szCs w:val="28"/>
-          <w:lang w:val="en-US"/>
-        </w:rPr>
-        <w:t>Stage</w:t>
-      </w:r>
-      <w:r>
-        <w:rPr>
-          <w:szCs w:val="28"/>
-        </w:rPr>
-        <w:t xml:space="preserve"> </w:t>
-      </w:r>
-      <w:r>
-        <w:rPr>
-          <w:szCs w:val="28"/>
-          <w:lang w:val="en-US"/>
-        </w:rPr>
-        <w:sym w:font="Symbol" w:char="F02D"/>
-      </w:r>
-      <w:r>
-        <w:rPr>
-          <w:szCs w:val="28"/>
-        </w:rPr>
-        <w:t xml:space="preserve"> осреднение потока по окружности при передаче информации о </w:t>
-      </w:r>
-      <w:r>
-        <w:rPr>
-          <w:szCs w:val="28"/>
-        </w:rPr>
-        <w:t>потоке от области рабочего колеса к области направляющего аппарата;</w:t>
       </w:r>
     </w:p>
     <w:p>
@@ -5283,104 +3430,27 @@
     </w:p>
     <w:p>
       <w:pPr>
-        <w:jc w:val="center"/>
-        <w:rPr>
-          <w:szCs w:val="28"/>
-        </w:rPr>
-      </w:pPr>
-      <w:r>
-        <w:rPr>
-          <w:noProof/>
-          <w:szCs w:val="28"/>
-          <w:lang w:eastAsia="ru-RU"/>
-        </w:rPr>
-        <w:lastRenderedPageBreak/>
-        <w:drawing>
-          <wp:inline distT="0" distB="0" distL="0" distR="0" wp14:anchorId="3CAE5E2E" wp14:editId="085FDE09">
-            <wp:extent cx="5547418" cy="3038475"/>
-            <wp:effectExtent l="0" t="0" r="0" b="0"/>
-            <wp:docPr id="1393" name="Рисунок 1393" descr="C:\Users\Arutyun\YandexDisk\Ucheba\Диплом\СПЕЦЧАСТЬ\Картинки\гран_условия.PNG"/>
-            <wp:cNvGraphicFramePr>
-              <a:graphicFrameLocks xmlns:a="http://schemas.openxmlformats.org/drawingml/2006/main" noChangeAspect="1"/>
-            </wp:cNvGraphicFramePr>
-            <a:graphic xmlns:a="http://schemas.openxmlformats.org/drawingml/2006/main">
-              <a:graphicData uri="http://schemas.openxmlformats.org/drawingml/2006/picture">
-                <pic:pic xmlns:pic="http://schemas.openxmlformats.org/drawingml/2006/picture">
-                  <pic:nvPicPr>
-                    <pic:cNvPr id="0" name="Picture 293" descr="C:\Users\Arutyun\YandexDisk\Ucheba\Диплом\СПЕЦЧАСТЬ\Картинки\гран_условия.PNG"/>
-                    <pic:cNvPicPr>
-                      <a:picLocks noChangeAspect="1" noChangeArrowheads="1"/>
-                    </pic:cNvPicPr>
-                  </pic:nvPicPr>
-                  <pic:blipFill>
-                    <a:blip r:embed="rId13">
-                      <a:extLst>
-                        <a:ext uri="{28A0092B-C50C-407E-A947-70E740481C1C}">
-                          <a14:useLocalDpi xmlns:a14="http://schemas.microsoft.com/office/drawing/2010/main" val="0"/>
-                        </a:ext>
-                      </a:extLst>
-                    </a:blip>
-                    <a:srcRect/>
-                    <a:stretch>
-                      <a:fillRect/>
-                    </a:stretch>
-                  </pic:blipFill>
-                  <pic:spPr bwMode="auto">
-                    <a:xfrm>
-                      <a:off x="0" y="0"/>
-                      <a:ext cx="5546367" cy="3037900"/>
-                    </a:xfrm>
-                    <a:prstGeom prst="rect">
-                      <a:avLst/>
-                    </a:prstGeom>
-                    <a:noFill/>
-                    <a:ln>
-                      <a:noFill/>
-                    </a:ln>
-                  </pic:spPr>
-                </pic:pic>
-              </a:graphicData>
-            </a:graphic>
-          </wp:inline>
-        </w:drawing>
-      </w:r>
-      <w:r>
+        <w:keepNext/>
+        <w:keepLines/>
         <w:rPr>
           <w:rFonts w:eastAsia="Times New Roman"/>
-          <w:color w:val="000000"/>
-          <w:szCs w:val="28"/>
-          <w:lang w:eastAsia="ru-RU"/>
-        </w:rPr>
-        <w:t xml:space="preserve">Рисунок 5 – </w:t>
-      </w:r>
-      <w:r>
-        <w:rPr>
-          <w:szCs w:val="28"/>
-        </w:rPr>
-        <w:t>Расчетная область с граничными условиями</w:t>
+          <w:b/>
+          <w:bCs/>
+          <w:szCs w:val="28"/>
+        </w:rPr>
+      </w:pPr>
+      <w:r>
+        <w:rPr>
+          <w:rFonts w:eastAsia="Times New Roman"/>
+          <w:b/>
+          <w:bCs/>
+          <w:szCs w:val="28"/>
+        </w:rPr>
+        <w:t>Анализ полученных результатов</w:t>
       </w:r>
     </w:p>
     <w:p>
       <w:pPr>
-        <w:keepNext/>
-        <w:keepLines/>
-        <w:rPr>
-          <w:rFonts w:eastAsia="Times New Roman"/>
-          <w:bCs/>
-          <w:szCs w:val="28"/>
-        </w:rPr>
-      </w:pPr>
-      <w:r>
-        <w:rPr>
-          <w:rFonts w:eastAsia="Times New Roman"/>
-          <w:bCs/>
-          <w:szCs w:val="28"/>
-        </w:rPr>
-        <w:t>Анализ полученных результатов</w:t>
-      </w:r>
-    </w:p>
-    <w:p>
-      <w:pPr>
         <w:rPr>
           <w:szCs w:val="28"/>
         </w:rPr>
@@ -5391,197 +3461,6 @@
         </w:rPr>
         <w:t>В ходе расчета, помимо среднеквадратичного значения по остатку RMS (Root Mean Square), выводился  график изменения приведенного расхода, степени повышения полного давления и адиабатического коэффициента полезного действия (Рис. 6.). При слабом отклонении этих параметров в течение длительного времени расчет останавливался и анализировался в CFX-Pre.</w:t>
       </w:r>
-    </w:p>
-    <w:p>
-      <w:pPr>
-        <w:rPr>
-          <w:szCs w:val="28"/>
-        </w:rPr>
-      </w:pPr>
-    </w:p>
-    <w:p>
-      <w:pPr>
-        <w:rPr>
-          <w:szCs w:val="28"/>
-        </w:rPr>
-      </w:pPr>
-    </w:p>
-    <w:p>
-      <w:pPr>
-        <w:rPr>
-          <w:szCs w:val="28"/>
-        </w:rPr>
-      </w:pPr>
-    </w:p>
-    <w:p>
-      <w:pPr>
-        <w:rPr>
-          <w:szCs w:val="28"/>
-        </w:rPr>
-      </w:pPr>
-    </w:p>
-    <w:p>
-      <w:pPr>
-        <w:jc w:val="center"/>
-        <w:rPr>
-          <w:szCs w:val="28"/>
-        </w:rPr>
-      </w:pPr>
-      <w:r>
-        <w:rPr>
-          <w:noProof/>
-          <w:szCs w:val="28"/>
-          <w:lang w:eastAsia="ru-RU"/>
-        </w:rPr>
-        <w:lastRenderedPageBreak/>
-        <w:drawing>
-          <wp:inline distT="0" distB="0" distL="0" distR="0" wp14:anchorId="60D5B225" wp14:editId="01201C19">
-            <wp:extent cx="5213005" cy="4371975"/>
-            <wp:effectExtent l="0" t="0" r="6985" b="0"/>
-            <wp:docPr id="1389" name="Рисунок 1389"/>
-            <wp:cNvGraphicFramePr>
-              <a:graphicFrameLocks xmlns:a="http://schemas.openxmlformats.org/drawingml/2006/main" noChangeAspect="1"/>
-            </wp:cNvGraphicFramePr>
-            <a:graphic xmlns:a="http://schemas.openxmlformats.org/drawingml/2006/main">
-              <a:graphicData uri="http://schemas.openxmlformats.org/drawingml/2006/picture">
-                <pic:pic xmlns:pic="http://schemas.openxmlformats.org/drawingml/2006/picture">
-                  <pic:nvPicPr>
-                    <pic:cNvPr id="0" name="Picture 2"/>
-                    <pic:cNvPicPr>
-                      <a:picLocks noChangeAspect="1" noChangeArrowheads="1"/>
-                    </pic:cNvPicPr>
-                  </pic:nvPicPr>
-                  <pic:blipFill>
-                    <a:blip r:embed="rId14">
-                      <a:extLst>
-                        <a:ext uri="{28A0092B-C50C-407E-A947-70E740481C1C}">
-                          <a14:useLocalDpi xmlns:a14="http://schemas.microsoft.com/office/drawing/2010/main" val="0"/>
-                        </a:ext>
-                      </a:extLst>
-                    </a:blip>
-                    <a:srcRect/>
-                    <a:stretch>
-                      <a:fillRect/>
-                    </a:stretch>
-                  </pic:blipFill>
-                  <pic:spPr bwMode="auto">
-                    <a:xfrm>
-                      <a:off x="0" y="0"/>
-                      <a:ext cx="5222657" cy="4380070"/>
-                    </a:xfrm>
-                    <a:prstGeom prst="rect">
-                      <a:avLst/>
-                    </a:prstGeom>
-                    <a:noFill/>
-                  </pic:spPr>
-                </pic:pic>
-              </a:graphicData>
-            </a:graphic>
-          </wp:inline>
-        </w:drawing>
-      </w:r>
-    </w:p>
-    <w:p>
-      <w:pPr>
-        <w:jc w:val="center"/>
-        <w:rPr>
-          <w:szCs w:val="28"/>
-        </w:rPr>
-      </w:pPr>
-      <w:r>
-        <w:rPr>
-          <w:rFonts w:eastAsia="Times New Roman"/>
-          <w:color w:val="000000"/>
-          <w:szCs w:val="28"/>
-          <w:lang w:eastAsia="ru-RU"/>
-        </w:rPr>
-        <w:t xml:space="preserve">Рисунок 6 – </w:t>
-      </w:r>
-      <w:r>
-        <w:rPr>
-          <w:szCs w:val="28"/>
-        </w:rPr>
-        <w:t>График изменения адиабатического (нижняя кривая) и политропического (верхняя кривая) КПД</w:t>
-      </w:r>
-    </w:p>
-    <w:p>
-      <w:pPr>
-        <w:rPr>
-          <w:szCs w:val="28"/>
-        </w:rPr>
-      </w:pPr>
-      <w:r>
-        <w:rPr>
-          <w:szCs w:val="28"/>
-        </w:rPr>
-        <w:t>Для каждой модели турбулентности были построены графики изменения степени повышения полного давления π*</w:t>
-      </w:r>
-      <w:r>
-        <w:rPr>
-          <w:szCs w:val="28"/>
-          <w:vertAlign w:val="subscript"/>
-        </w:rPr>
-        <w:t>ст</w:t>
-      </w:r>
-      <w:r>
-        <w:rPr>
-          <w:szCs w:val="28"/>
-        </w:rPr>
-        <w:t xml:space="preserve"> (Рис. 7.)</w:t>
-      </w:r>
-      <w:r>
-        <w:rPr>
-          <w:szCs w:val="28"/>
-          <w:vertAlign w:val="subscript"/>
-        </w:rPr>
-        <w:t xml:space="preserve"> </w:t>
-      </w:r>
-      <w:r>
-        <w:rPr>
-          <w:szCs w:val="28"/>
-        </w:rPr>
-        <w:t xml:space="preserve"> и адиабатического коэффициента полезного действия (КПД) η*</w:t>
-      </w:r>
-      <w:r>
-        <w:rPr>
-          <w:szCs w:val="28"/>
-          <w:vertAlign w:val="subscript"/>
-        </w:rPr>
-        <w:t>ст</w:t>
-      </w:r>
-      <w:r>
-        <w:rPr>
-          <w:szCs w:val="28"/>
-        </w:rPr>
-        <w:t xml:space="preserve"> (Рис. 8.)</w:t>
-      </w:r>
-      <w:r>
-        <w:rPr>
-          <w:szCs w:val="28"/>
-          <w:vertAlign w:val="subscript"/>
-        </w:rPr>
-        <w:t xml:space="preserve"> </w:t>
-      </w:r>
-      <w:r>
-        <w:rPr>
-          <w:szCs w:val="28"/>
-        </w:rPr>
-        <w:t xml:space="preserve">  от приведенного расхода с определением границы устойчивых режимов (ГУР). Определение ГУР осуществлялось в начале с заданием большого шага изменения статического давления, затем в месте, где решение не сходилось, между двумя крайними точками шаг измельчался.</w:t>
-      </w:r>
-    </w:p>
-    <w:p>
-      <w:pPr>
-        <w:rPr>
-          <w:szCs w:val="28"/>
-        </w:rPr>
-      </w:pPr>
-    </w:p>
-    <w:p>
-      <w:pPr>
-        <w:rPr>
-          <w:szCs w:val="28"/>
-        </w:rPr>
-      </w:pPr>
     </w:p>
     <w:p>
       <w:pPr>
@@ -5606,9 +3485,8 @@
           <w:szCs w:val="28"/>
           <w:lang w:eastAsia="ru-RU"/>
         </w:rPr>
-        <w:lastRenderedPageBreak/>
         <w:drawing>
-          <wp:inline distT="0" distB="0" distL="0" distR="0" wp14:anchorId="47E298B7" wp14:editId="5B096FB5">
+          <wp:inline distT="0" distB="0" distL="0" distR="0" wp14:anchorId="7CA351CA" wp14:editId="2085A6C0">
             <wp:extent cx="5399144" cy="2539732"/>
             <wp:effectExtent l="0" t="0" r="0" b="0"/>
             <wp:docPr id="37" name="Рисунок 37"/>
@@ -5625,7 +3503,7 @@
                     </pic:cNvPicPr>
                   </pic:nvPicPr>
                   <pic:blipFill>
-                    <a:blip r:embed="rId15">
+                    <a:blip r:embed="rId9">
                       <a:extLst>
                         <a:ext uri="{28A0092B-C50C-407E-A947-70E740481C1C}">
                           <a14:useLocalDpi xmlns:a14="http://schemas.microsoft.com/office/drawing/2010/main" val="0"/>
@@ -5712,7 +3590,7 @@
           <w:lang w:eastAsia="ru-RU"/>
         </w:rPr>
         <w:drawing>
-          <wp:inline distT="0" distB="0" distL="0" distR="0" wp14:anchorId="140F6625" wp14:editId="2DCE68CB">
+          <wp:inline distT="0" distB="0" distL="0" distR="0" wp14:anchorId="425ACAAC" wp14:editId="301E07CB">
             <wp:extent cx="4774949" cy="2568153"/>
             <wp:effectExtent l="0" t="0" r="6985" b="3810"/>
             <wp:docPr id="6862" name="Рисунок 6862"/>
@@ -5729,7 +3607,7 @@
                     </pic:cNvPicPr>
                   </pic:nvPicPr>
                   <pic:blipFill>
-                    <a:blip r:embed="rId16">
+                    <a:blip r:embed="rId10">
                       <a:extLst>
                         <a:ext uri="{28A0092B-C50C-407E-A947-70E740481C1C}">
                           <a14:useLocalDpi xmlns:a14="http://schemas.microsoft.com/office/drawing/2010/main" val="0"/>
@@ -5981,7 +3859,7 @@
           <w:lang w:eastAsia="ru-RU"/>
         </w:rPr>
         <w:drawing>
-          <wp:inline distT="0" distB="0" distL="0" distR="0" wp14:anchorId="6296F4EF" wp14:editId="543F4FB6">
+          <wp:inline distT="0" distB="0" distL="0" distR="0" wp14:anchorId="0B1DD263" wp14:editId="121CD910">
             <wp:extent cx="1838325" cy="826630"/>
             <wp:effectExtent l="0" t="0" r="0" b="0"/>
             <wp:docPr id="6878" name="Рисунок 6878" descr="http://www.freepatent.ru/images/patents/111/2352913/2352913-4.gif"/>
@@ -5998,7 +3876,7 @@
                     </pic:cNvPicPr>
                   </pic:nvPicPr>
                   <pic:blipFill>
-                    <a:blip r:embed="rId17">
+                    <a:blip r:embed="rId11">
                       <a:extLst>
                         <a:ext uri="{28A0092B-C50C-407E-A947-70E740481C1C}">
                           <a14:useLocalDpi xmlns:a14="http://schemas.microsoft.com/office/drawing/2010/main" val="0"/>
@@ -6990,6 +4868,7 @@
           <w:szCs w:val="28"/>
         </w:rPr>
       </w:pPr>
+      <w:bookmarkStart w:id="6" w:name="_GoBack"/>
       <w:r>
         <w:rPr>
           <w:szCs w:val="28"/>
@@ -7051,25 +4930,91 @@
           <w:szCs w:val="28"/>
         </w:rPr>
         <w:t>низкие напорные характеристики.</w:t>
+      </w:r>
+    </w:p>
+    <w:bookmarkEnd w:id="6"/>
+    <w:p>
+      <w:pPr>
+        <w:keepNext/>
+        <w:keepLines/>
+        <w:rPr>
+          <w:rFonts w:eastAsia="Times New Roman"/>
+          <w:bCs/>
+          <w:szCs w:val="28"/>
+        </w:rPr>
+      </w:pPr>
+      <w:r>
+        <w:rPr>
+          <w:rFonts w:eastAsia="Times New Roman"/>
+          <w:bCs/>
+          <w:szCs w:val="28"/>
+        </w:rPr>
+        <w:t>Заключение</w:t>
       </w:r>
     </w:p>
     <w:p>
       <w:pPr>
-        <w:keepNext/>
-        <w:keepLines/>
-        <w:rPr>
-          <w:rFonts w:eastAsia="Times New Roman"/>
-          <w:bCs/>
-          <w:szCs w:val="28"/>
-        </w:rPr>
-      </w:pPr>
-      <w:r>
-        <w:rPr>
-          <w:rFonts w:eastAsia="Times New Roman"/>
-          <w:bCs/>
-          <w:szCs w:val="28"/>
-        </w:rPr>
-        <w:t>Заключение</w:t>
+        <w:rPr>
+          <w:szCs w:val="28"/>
+        </w:rPr>
+      </w:pPr>
+      <w:r>
+        <w:rPr>
+          <w:szCs w:val="28"/>
+        </w:rPr>
+        <w:t xml:space="preserve">При рассмотрении течения в первой ступени осевого компрессора высокого давления были рассмотрены различные варианты моделей турбулентности. Выяснено, что модели турбулентности k–ω и </w:t>
+      </w:r>
+      <w:r>
+        <w:rPr>
+          <w:szCs w:val="28"/>
+          <w:lang w:val="en-US"/>
+        </w:rPr>
+        <w:t>SST</w:t>
+      </w:r>
+      <w:r>
+        <w:rPr>
+          <w:szCs w:val="28"/>
+        </w:rPr>
+        <w:t xml:space="preserve"> хорошо описывают пограничный слой. Модели турбулентности k–ε, </w:t>
+      </w:r>
+      <w:r>
+        <w:rPr>
+          <w:szCs w:val="28"/>
+          <w:lang w:val="en-US"/>
+        </w:rPr>
+        <w:t>RNG</w:t>
+      </w:r>
+      <w:r>
+        <w:rPr>
+          <w:szCs w:val="28"/>
+        </w:rPr>
+        <w:t xml:space="preserve"> k–ε и </w:t>
+      </w:r>
+      <w:r>
+        <w:rPr>
+          <w:szCs w:val="28"/>
+          <w:lang w:val="en-US"/>
+        </w:rPr>
+        <w:t>EARSM</w:t>
+      </w:r>
+      <w:r>
+        <w:rPr>
+          <w:szCs w:val="28"/>
+        </w:rPr>
+        <w:t xml:space="preserve"> k–ε более точно описывают картину течения в ядре потока. Модель </w:t>
+      </w:r>
+      <w:r>
+        <w:rPr>
+          <w:szCs w:val="28"/>
+          <w:lang w:val="en-US"/>
+        </w:rPr>
+        <w:t>SST</w:t>
+      </w:r>
+      <w:r>
+        <w:rPr>
+          <w:szCs w:val="28"/>
+        </w:rPr>
+        <w:t xml:space="preserve"> является попыткой объединить эти два преимущества k–ω и k–ε моделей турбулентности.</w:t>
       </w:r>
     </w:p>
     <w:p>
@@ -7082,20 +5027,32 @@
         <w:rPr>
           <w:szCs w:val="28"/>
         </w:rPr>
-        <w:t xml:space="preserve">При рассмотрении течения в первой ступени осевого компрессора высокого давления были рассмотрены различные варианты моделей турбулентности. Выяснено, что модели турбулентности k–ω и </w:t>
+        <w:t xml:space="preserve">Модель турбулентности </w:t>
       </w:r>
       <w:r>
         <w:rPr>
           <w:szCs w:val="28"/>
           <w:lang w:val="en-US"/>
         </w:rPr>
-        <w:t>SST</w:t>
-      </w:r>
-      <w:r>
-        <w:rPr>
-          <w:szCs w:val="28"/>
-        </w:rPr>
-        <w:t xml:space="preserve"> хорошо описывают пограничный слой. Модели турбулентности k–ε, </w:t>
+        <w:t>EARSM</w:t>
+      </w:r>
+      <w:r>
+        <w:rPr>
+          <w:szCs w:val="28"/>
+        </w:rPr>
+        <w:t xml:space="preserve"> k–ε имеет наименьшие показатели на н</w:t>
+      </w:r>
+      <w:r>
+        <w:rPr>
+          <w:szCs w:val="28"/>
+        </w:rPr>
+        <w:t>апорной характеристике ступени.</w:t>
+      </w:r>
+      <w:r>
+        <w:rPr>
+          <w:szCs w:val="28"/>
+        </w:rPr>
+        <w:t xml:space="preserve">Наибольший КПД достигнут при использовании </w:t>
       </w:r>
       <w:r>
         <w:rPr>
@@ -7108,33 +5065,13 @@
         <w:rPr>
           <w:szCs w:val="28"/>
         </w:rPr>
-        <w:t xml:space="preserve"> k–ε и </w:t>
-      </w:r>
-      <w:r>
-        <w:rPr>
-          <w:szCs w:val="28"/>
-          <w:lang w:val="en-US"/>
-        </w:rPr>
-        <w:t>EARSM</w:t>
-      </w:r>
-      <w:r>
-        <w:rPr>
-          <w:szCs w:val="28"/>
-        </w:rPr>
-        <w:t xml:space="preserve"> k–ε более точно описывают картину течения в ядре потока. Модель </w:t>
-      </w:r>
-      <w:r>
-        <w:rPr>
-          <w:szCs w:val="28"/>
-          <w:lang w:val="en-US"/>
-        </w:rPr>
-        <w:t>SST</w:t>
-      </w:r>
-      <w:r>
-        <w:rPr>
-          <w:szCs w:val="28"/>
-        </w:rPr>
-        <w:t xml:space="preserve"> является попыткой объединить эти два преимущества k–ω и k–ε моделей турбулентности.</w:t>
+        <w:t xml:space="preserve"> </w:t>
+      </w:r>
+      <w:r>
+        <w:rPr>
+          <w:szCs w:val="28"/>
+        </w:rPr>
+        <w:t>k–ε модели турбулентности.</w:t>
       </w:r>
     </w:p>
     <w:p>
@@ -7147,51 +5084,7 @@
         <w:rPr>
           <w:szCs w:val="28"/>
         </w:rPr>
-        <w:t xml:space="preserve">Модель турбулентности </w:t>
-      </w:r>
-      <w:r>
-        <w:rPr>
-          <w:szCs w:val="28"/>
-          <w:lang w:val="en-US"/>
-        </w:rPr>
-        <w:t>EARSM</w:t>
-      </w:r>
-      <w:r>
-        <w:rPr>
-          <w:szCs w:val="28"/>
-        </w:rPr>
-        <w:t xml:space="preserve"> k–ε имеет наименьшие показатели на н</w:t>
-      </w:r>
-      <w:r>
-        <w:rPr>
-          <w:szCs w:val="28"/>
-        </w:rPr>
-        <w:t>апорной характеристике ступени.</w:t>
-      </w:r>
-      <w:r>
-        <w:rPr>
-          <w:szCs w:val="28"/>
-        </w:rPr>
-        <w:t xml:space="preserve">Наибольший КПД достигнут при использовании </w:t>
-      </w:r>
-      <w:r>
-        <w:rPr>
-          <w:szCs w:val="28"/>
-          <w:lang w:val="en-US"/>
-        </w:rPr>
-        <w:t>RNG</w:t>
-      </w:r>
-      <w:r>
-        <w:rPr>
-          <w:szCs w:val="28"/>
-        </w:rPr>
-        <w:t xml:space="preserve"> </w:t>
-      </w:r>
-      <w:r>
-        <w:rPr>
-          <w:szCs w:val="28"/>
-        </w:rPr>
-        <w:t>k–ε модели турбулентности.</w:t>
+        <w:t>Самые высокие показатели по степени повышения полного давления показала модель турбулентности k–ω.</w:t>
       </w:r>
     </w:p>
     <w:p>
@@ -7204,74 +5097,65 @@
         <w:rPr>
           <w:szCs w:val="28"/>
         </w:rPr>
-        <w:t>Самые высокие показатели по степени повышения полного давления показала модель турбулентности k–ω.</w:t>
+        <w:t xml:space="preserve">Относительно остальных моделей турбулентности средние показатели по степени повышения полного давления и КПД имеет </w:t>
+      </w:r>
+      <w:r>
+        <w:rPr>
+          <w:szCs w:val="28"/>
+          <w:lang w:val="en-US"/>
+        </w:rPr>
+        <w:t>SST</w:t>
+      </w:r>
+      <w:r>
+        <w:rPr>
+          <w:szCs w:val="28"/>
+        </w:rPr>
+        <w:t xml:space="preserve"> модель.</w:t>
       </w:r>
     </w:p>
     <w:p>
       <w:pPr>
         <w:rPr>
-          <w:szCs w:val="28"/>
-        </w:rPr>
-      </w:pPr>
-      <w:r>
-        <w:rPr>
-          <w:szCs w:val="28"/>
-        </w:rPr>
-        <w:t xml:space="preserve">Относительно остальных моделей турбулентности средние показатели по степени повышения полного давления и КПД имеет </w:t>
-      </w:r>
-      <w:r>
-        <w:rPr>
-          <w:szCs w:val="28"/>
-          <w:lang w:val="en-US"/>
-        </w:rPr>
-        <w:t>SST</w:t>
-      </w:r>
-      <w:r>
-        <w:rPr>
-          <w:szCs w:val="28"/>
-        </w:rPr>
-        <w:t xml:space="preserve"> модель.</w:t>
+          <w:sz w:val="32"/>
+          <w:szCs w:val="32"/>
+        </w:rPr>
+      </w:pPr>
+      <w:r>
+        <w:rPr>
+          <w:szCs w:val="28"/>
+        </w:rPr>
+        <w:t>Полученные результаты могут быть рекомендованы при верификации расчетов.</w:t>
+      </w:r>
+      <w:r>
+        <w:rPr>
+          <w:b/>
+        </w:rPr>
+        <w:br w:type="page"/>
       </w:r>
     </w:p>
     <w:p>
       <w:pPr>
-        <w:rPr>
-          <w:szCs w:val="28"/>
-        </w:rPr>
-      </w:pPr>
-      <w:r>
-        <w:rPr>
-          <w:szCs w:val="28"/>
-        </w:rPr>
-        <w:t>Полученные результаты могут быть рекомендованы при верификации расчетов.</w:t>
-      </w:r>
+        <w:pStyle w:val="22"/>
+      </w:pPr>
+      <w:bookmarkStart w:id="7" w:name="_Toc198892830"/>
+      <w:r>
+        <w:lastRenderedPageBreak/>
+        <w:t>Технологическая часть</w:t>
+      </w:r>
+      <w:bookmarkEnd w:id="7"/>
     </w:p>
     <w:p>
       <w:pPr>
-        <w:pStyle w:val="22"/>
-      </w:pPr>
-      <w:bookmarkStart w:id="6" w:name="_Toc198739629"/>
-      <w:r>
-        <w:lastRenderedPageBreak/>
-        <w:t>3</w:t>
-      </w:r>
-      <w:r>
-        <w:t xml:space="preserve"> Технологическая часть</w:t>
-      </w:r>
-      <w:bookmarkEnd w:id="6"/>
-    </w:p>
-    <w:p>
-      <w:pPr>
         <w:pStyle w:val="30"/>
       </w:pPr>
-      <w:bookmarkStart w:id="7" w:name="_Toc198739630"/>
+      <w:bookmarkStart w:id="8" w:name="_Toc198892831"/>
       <w:r>
         <w:t xml:space="preserve">3.1 </w:t>
       </w:r>
       <w:r>
         <w:t>Назначение детали в узле, анализ технических требований и выявление технологических задач, возникающих при ее изготовлении</w:t>
       </w:r>
-      <w:bookmarkEnd w:id="7"/>
+      <w:bookmarkEnd w:id="8"/>
     </w:p>
     <w:p>
       <w:pPr>
@@ -7550,7 +5434,7 @@
         </w:rPr>
         <w:lastRenderedPageBreak/>
         <w:drawing>
-          <wp:inline distT="0" distB="0" distL="0" distR="0" wp14:anchorId="1BE1DF9F" wp14:editId="434C9CD2">
+          <wp:inline distT="0" distB="0" distL="0" distR="0" wp14:anchorId="77BFFE05" wp14:editId="1B810366">
             <wp:extent cx="2981325" cy="4905375"/>
             <wp:effectExtent l="0" t="0" r="9525" b="9525"/>
             <wp:docPr id="8185" name="Рисунок 8185"/>
@@ -7563,7 +5447,7 @@
                     <pic:cNvPicPr/>
                   </pic:nvPicPr>
                   <pic:blipFill>
-                    <a:blip r:embed="rId18"/>
+                    <a:blip r:embed="rId12"/>
                     <a:stretch>
                       <a:fillRect/>
                     </a:stretch>
@@ -7775,7 +5659,7 @@
           <w:lang w:eastAsia="ru-RU"/>
         </w:rPr>
         <w:drawing>
-          <wp:inline distT="0" distB="0" distL="0" distR="0" wp14:anchorId="6D28F7C2" wp14:editId="57B5B4A7">
+          <wp:inline distT="0" distB="0" distL="0" distR="0" wp14:anchorId="3F6C2404" wp14:editId="32AE7DA1">
             <wp:extent cx="4203865" cy="6068291"/>
             <wp:effectExtent l="0" t="0" r="6350" b="8890"/>
             <wp:docPr id="2" name="Рисунок 2"/>
@@ -7788,7 +5672,7 @@
                     <pic:cNvPicPr/>
                   </pic:nvPicPr>
                   <pic:blipFill>
-                    <a:blip r:embed="rId19"/>
+                    <a:blip r:embed="rId13"/>
                     <a:stretch>
                       <a:fillRect/>
                     </a:stretch>
@@ -7947,7 +5831,7 @@
           <w:lang w:eastAsia="ru-RU"/>
         </w:rPr>
         <w:drawing>
-          <wp:inline distT="0" distB="0" distL="0" distR="0" wp14:anchorId="70E04926" wp14:editId="676338E1">
+          <wp:inline distT="0" distB="0" distL="0" distR="0" wp14:anchorId="6B164A99" wp14:editId="5138C9DD">
             <wp:extent cx="5059680" cy="4572000"/>
             <wp:effectExtent l="0" t="0" r="7620" b="0"/>
             <wp:docPr id="8186" name="Рисунок 8186"/>
@@ -7960,7 +5844,7 @@
                     <pic:cNvPicPr/>
                   </pic:nvPicPr>
                   <pic:blipFill>
-                    <a:blip r:embed="rId20">
+                    <a:blip r:embed="rId14">
                       <a:extLst>
                         <a:ext uri="{28A0092B-C50C-407E-A947-70E740481C1C}">
                           <a14:useLocalDpi xmlns:a14="http://schemas.microsoft.com/office/drawing/2010/main" val="0"/>
@@ -8042,7 +5926,7 @@
         </w:rPr>
         <w:lastRenderedPageBreak/>
         <w:drawing>
-          <wp:inline distT="0" distB="0" distL="0" distR="0" wp14:anchorId="6489F62A" wp14:editId="1BB58EB7">
+          <wp:inline distT="0" distB="0" distL="0" distR="0" wp14:anchorId="0AA50DE9" wp14:editId="79136953">
             <wp:extent cx="3063240" cy="4618355"/>
             <wp:effectExtent l="0" t="0" r="3810" b="0"/>
             <wp:docPr id="3" name="Рисунок 3"/>
@@ -8055,7 +5939,7 @@
                     <pic:cNvPicPr/>
                   </pic:nvPicPr>
                   <pic:blipFill>
-                    <a:blip r:embed="rId21">
+                    <a:blip r:embed="rId15">
                       <a:extLst>
                         <a:ext uri="{28A0092B-C50C-407E-A947-70E740481C1C}">
                           <a14:useLocalDpi xmlns:a14="http://schemas.microsoft.com/office/drawing/2010/main" val="0"/>
@@ -8145,7 +6029,7 @@
       <w:pPr>
         <w:pStyle w:val="4"/>
       </w:pPr>
-      <w:bookmarkStart w:id="8" w:name="_Toc198739631"/>
+      <w:bookmarkStart w:id="9" w:name="_Toc198892832"/>
       <w:r>
         <w:lastRenderedPageBreak/>
         <w:t xml:space="preserve">3.2 </w:t>
@@ -8153,7 +6037,7 @@
       <w:r>
         <w:t>Тип производства и метод работы</w:t>
       </w:r>
-      <w:bookmarkEnd w:id="8"/>
+      <w:bookmarkEnd w:id="9"/>
     </w:p>
     <w:p>
       <w:pPr>
@@ -8172,14 +6056,14 @@
       <w:pPr>
         <w:pStyle w:val="4"/>
       </w:pPr>
-      <w:bookmarkStart w:id="9" w:name="_Toc198739632"/>
+      <w:bookmarkStart w:id="10" w:name="_Toc198892833"/>
       <w:r>
         <w:t xml:space="preserve">3.3 </w:t>
       </w:r>
       <w:r>
         <w:t>Технологический анализ конструкции детали</w:t>
       </w:r>
-      <w:bookmarkEnd w:id="9"/>
+      <w:bookmarkEnd w:id="10"/>
     </w:p>
     <w:p>
       <w:pPr>
@@ -8374,14 +6258,14 @@
       <w:pPr>
         <w:pStyle w:val="4"/>
       </w:pPr>
-      <w:bookmarkStart w:id="10" w:name="_Toc198739633"/>
+      <w:bookmarkStart w:id="11" w:name="_Toc198892834"/>
       <w:r>
         <w:t>3.4</w:t>
       </w:r>
       <w:r>
         <w:t xml:space="preserve"> Выбор и обоснование метода изготовления заготовки</w:t>
       </w:r>
-      <w:bookmarkEnd w:id="10"/>
+      <w:bookmarkEnd w:id="11"/>
     </w:p>
     <w:p>
       <w:pPr>
@@ -9606,14 +7490,14 @@
       <w:pPr>
         <w:pStyle w:val="4"/>
       </w:pPr>
-      <w:bookmarkStart w:id="11" w:name="_Toc198739634"/>
+      <w:bookmarkStart w:id="12" w:name="_Toc198892835"/>
       <w:r>
         <w:t xml:space="preserve">3.5 </w:t>
       </w:r>
       <w:r>
         <w:t>Разработка маршрутов изготовления основных поверхностей    детали</w:t>
       </w:r>
-      <w:bookmarkEnd w:id="11"/>
+      <w:bookmarkEnd w:id="12"/>
     </w:p>
     <w:p>
       <w:pPr>
@@ -12174,7 +10058,7 @@
       <w:pPr>
         <w:pStyle w:val="4"/>
       </w:pPr>
-      <w:bookmarkStart w:id="12" w:name="_Toc198739635"/>
+      <w:bookmarkStart w:id="13" w:name="_Toc198892836"/>
       <w:r>
         <w:lastRenderedPageBreak/>
         <w:t xml:space="preserve">3.6 </w:t>
@@ -12182,7 +10066,7 @@
       <w:r>
         <w:t>Выбор технологических баз и разработка маршрутного процесса изготовления детали</w:t>
       </w:r>
-      <w:bookmarkEnd w:id="12"/>
+      <w:bookmarkEnd w:id="13"/>
     </w:p>
     <w:p>
       <w:pPr>
@@ -13087,12 +10971,12 @@
       <w:pPr>
         <w:pStyle w:val="22"/>
       </w:pPr>
-      <w:bookmarkStart w:id="13" w:name="_Toc198739636"/>
+      <w:bookmarkStart w:id="14" w:name="_Toc198892837"/>
       <w:r>
         <w:lastRenderedPageBreak/>
         <w:t>ЗАКЛЮЧЕНИЕ</w:t>
       </w:r>
-      <w:bookmarkEnd w:id="13"/>
+      <w:bookmarkEnd w:id="14"/>
     </w:p>
     <w:p>
       <w:pPr>
@@ -13621,11 +11505,11 @@
       <w:pPr>
         <w:pStyle w:val="af3"/>
       </w:pPr>
-      <w:bookmarkStart w:id="14" w:name="_Toc198739637"/>
+      <w:bookmarkStart w:id="15" w:name="_Toc198892838"/>
       <w:r>
         <w:t>СПИСОК ИСПОЛЬЗОВАННЫХ ИСТОЧНИКОВ</w:t>
       </w:r>
-      <w:bookmarkEnd w:id="14"/>
+      <w:bookmarkEnd w:id="15"/>
     </w:p>
     <w:p>
       <w:pPr>
@@ -14462,7 +12346,7 @@
           <w:szCs w:val="28"/>
         </w:rPr>
         <w:sectPr>
-          <w:footerReference w:type="default" r:id="rId22"/>
+          <w:footerReference w:type="default" r:id="rId16"/>
           <w:pgSz w:w="11906" w:h="16838"/>
           <w:pgMar w:top="1134" w:right="567" w:bottom="1134" w:left="1701" w:header="709" w:footer="709" w:gutter="0"/>
           <w:cols w:space="708"/>
@@ -14501,7 +12385,7 @@
           <w:lang w:eastAsia="ru-RU"/>
         </w:rPr>
       </w:pPr>
-      <w:bookmarkStart w:id="15" w:name="_Toc198739638"/>
+      <w:bookmarkStart w:id="16" w:name="_Toc198892839"/>
       <w:r>
         <w:rPr>
           <w:b/>
@@ -14511,7 +12395,7 @@
         </w:rPr>
         <w:t>ПРИЛОЖЕНИЕ А</w:t>
       </w:r>
-      <w:bookmarkEnd w:id="15"/>
+      <w:bookmarkEnd w:id="16"/>
     </w:p>
     <w:p>
       <w:pPr>
@@ -14673,8 +12557,8 @@
                 <w:lang w:eastAsia="ru-RU"/>
               </w:rPr>
             </w:pPr>
-            <w:bookmarkStart w:id="16" w:name="_Toc485317887"/>
-            <w:bookmarkStart w:id="17" w:name="_Toc198739639"/>
+            <w:bookmarkStart w:id="17" w:name="_Toc485317887"/>
+            <w:bookmarkStart w:id="18" w:name="_Toc198892840"/>
             <w:r>
               <w:rPr>
                 <w:rFonts w:eastAsia="Times New Roman"/>
@@ -14685,8 +12569,8 @@
               </w:rPr>
               <w:t>Маршрутная карта технологического процесса</w:t>
             </w:r>
-            <w:bookmarkEnd w:id="16"/>
             <w:bookmarkEnd w:id="17"/>
+            <w:bookmarkEnd w:id="18"/>
           </w:p>
         </w:tc>
         <w:tc>
@@ -27919,7 +25803,7 @@
           <w:lang w:eastAsia="ru-RU"/>
         </w:rPr>
       </w:pPr>
-      <w:bookmarkStart w:id="18" w:name="_Toc198739640"/>
+      <w:bookmarkStart w:id="19" w:name="_Toc198892841"/>
       <w:r>
         <w:rPr>
           <w:lang w:eastAsia="ru-RU"/>
@@ -27933,7 +25817,7 @@
         </w:rPr>
         <w:t>Д</w:t>
       </w:r>
-      <w:bookmarkEnd w:id="18"/>
+      <w:bookmarkEnd w:id="19"/>
     </w:p>
     <w:p>
       <w:pPr>
@@ -27965,7 +25849,7 @@
                     <pic:cNvPicPr/>
                   </pic:nvPicPr>
                   <pic:blipFill>
-                    <a:blip r:embed="rId23"/>
+                    <a:blip r:embed="rId17"/>
                     <a:stretch>
                       <a:fillRect/>
                     </a:stretch>
@@ -28027,7 +25911,7 @@
                     <pic:cNvPicPr/>
                   </pic:nvPicPr>
                   <pic:blipFill>
-                    <a:blip r:embed="rId24"/>
+                    <a:blip r:embed="rId18"/>
                     <a:stretch>
                       <a:fillRect/>
                     </a:stretch>
@@ -28092,7 +25976,7 @@
                     <pic:cNvPicPr/>
                   </pic:nvPicPr>
                   <pic:blipFill rotWithShape="1">
-                    <a:blip r:embed="rId25"/>
+                    <a:blip r:embed="rId19"/>
                     <a:srcRect/>
                     <a:stretch/>
                   </pic:blipFill>
@@ -28154,7 +26038,7 @@
                     <pic:cNvPicPr/>
                   </pic:nvPicPr>
                   <pic:blipFill>
-                    <a:blip r:embed="rId26"/>
+                    <a:blip r:embed="rId20"/>
                     <a:stretch>
                       <a:fillRect/>
                     </a:stretch>
@@ -28185,8 +26069,6 @@
           <w:lang w:eastAsia="ru-RU"/>
         </w:rPr>
       </w:pPr>
-      <w:bookmarkStart w:id="19" w:name="_GoBack"/>
-      <w:bookmarkEnd w:id="19"/>
     </w:p>
     <w:p>
       <w:pPr>
@@ -28220,7 +26102,7 @@
                     <pic:cNvPicPr/>
                   </pic:nvPicPr>
                   <pic:blipFill>
-                    <a:blip r:embed="rId27"/>
+                    <a:blip r:embed="rId21"/>
                     <a:stretch>
                       <a:fillRect/>
                     </a:stretch>
@@ -28306,7 +26188,7 @@
                     <pic:cNvPicPr/>
                   </pic:nvPicPr>
                   <pic:blipFill>
-                    <a:blip r:embed="rId28"/>
+                    <a:blip r:embed="rId22"/>
                     <a:stretch>
                       <a:fillRect/>
                     </a:stretch>
@@ -28390,7 +26272,7 @@
                     <pic:cNvPicPr/>
                   </pic:nvPicPr>
                   <pic:blipFill>
-                    <a:blip r:embed="rId29"/>
+                    <a:blip r:embed="rId23"/>
                     <a:stretch>
                       <a:fillRect/>
                     </a:stretch>
@@ -28443,7 +26325,7 @@
                     <pic:cNvPicPr/>
                   </pic:nvPicPr>
                   <pic:blipFill>
-                    <a:blip r:embed="rId30"/>
+                    <a:blip r:embed="rId24"/>
                     <a:stretch>
                       <a:fillRect/>
                     </a:stretch>
@@ -28493,7 +26375,7 @@
                     <pic:cNvPicPr/>
                   </pic:nvPicPr>
                   <pic:blipFill>
-                    <a:blip r:embed="rId31"/>
+                    <a:blip r:embed="rId25"/>
                     <a:stretch>
                       <a:fillRect/>
                     </a:stretch>
@@ -28546,7 +26428,7 @@
                     <pic:cNvPicPr/>
                   </pic:nvPicPr>
                   <pic:blipFill>
-                    <a:blip r:embed="rId32"/>
+                    <a:blip r:embed="rId26"/>
                     <a:stretch>
                       <a:fillRect/>
                     </a:stretch>
@@ -28617,7 +26499,6 @@
         <w:docPartUnique/>
       </w:docPartObj>
     </w:sdtPr>
-    <w:sdtEndPr/>
     <w:sdtContent>
       <w:p>
         <w:pPr>
@@ -28649,7 +26530,7 @@
             <w:sz w:val="22"/>
             <w:szCs w:val="28"/>
           </w:rPr>
-          <w:t>34</w:t>
+          <w:t>6</w:t>
         </w:r>
         <w:r>
           <w:rPr>
@@ -34147,6 +32028,7 @@
     <w:rsid w:val="0039415A"/>
     <w:rsid w:val="003E243C"/>
     <w:rsid w:val="003E41E3"/>
+    <w:rsid w:val="00442FE1"/>
     <w:rsid w:val="00457477"/>
     <w:rsid w:val="004768AC"/>
     <w:rsid w:val="00495C2A"/>
@@ -34944,7 +32826,7 @@
 </file>
 
 <file path=customXml/itemProps1.xml><?xml version="1.0" encoding="utf-8"?>
-<ds:datastoreItem xmlns:ds="http://schemas.openxmlformats.org/officeDocument/2006/customXml" ds:itemID="{B2874834-A632-4784-A0B1-6720E1AEE9AA}">
+<ds:datastoreItem xmlns:ds="http://schemas.openxmlformats.org/officeDocument/2006/customXml" ds:itemID="{EB7B3B12-36A8-44EC-BA53-24F13CD656B0}">
   <ds:schemaRefs>
     <ds:schemaRef ds:uri="http://schemas.openxmlformats.org/officeDocument/2006/bibliography"/>
   </ds:schemaRefs>
